--- a/assets/RyanRiccioResume.docx
+++ b/assets/RyanRiccioResume.docx
@@ -14,18 +14,271 @@
         <w:rPr>
           <w:rFonts w:ascii="Times New Roman" w:hAnsi="Times New Roman" w:cs="Times New Roman"/>
           <w:b/>
-          <w:bCs/>
-        </w:rPr>
-      </w:pPr>
+          <w:szCs w:val="21"/>
+        </w:rPr>
+      </w:pPr>
+    </w:p>
+    <w:p>
+      <w:pPr>
+        <w:spacing w:after="0" w:line="240" w:lineRule="auto"/>
+        <w:contextualSpacing/>
+        <w:rPr>
+          <w:rFonts w:ascii="Times New Roman" w:hAnsi="Times New Roman" w:cs="Times New Roman"/>
+          <w:b/>
+          <w:sz w:val="10"/>
+          <w:szCs w:val="8"/>
+        </w:rPr>
+      </w:pPr>
+    </w:p>
+    <w:p>
+      <w:pPr>
+        <w:spacing w:after="0" w:line="240" w:lineRule="auto"/>
+        <w:contextualSpacing/>
+        <w:rPr>
+          <w:rFonts w:ascii="Times New Roman" w:hAnsi="Times New Roman" w:cs="Times New Roman"/>
+          <w:b/>
+          <w:szCs w:val="21"/>
+        </w:rPr>
+      </w:pPr>
+      <w:r>
+        <w:rPr>
+          <w:rFonts w:ascii="Times New Roman" w:hAnsi="Times New Roman" w:cs="Times New Roman"/>
+          <w:b/>
+          <w:szCs w:val="21"/>
+        </w:rPr>
+        <w:t>EDUCATION</w:t>
+      </w:r>
+    </w:p>
+    <w:p>
+      <w:pPr>
+        <w:spacing w:after="0" w:line="240" w:lineRule="auto"/>
+        <w:contextualSpacing/>
+        <w:rPr>
+          <w:rFonts w:ascii="Times New Roman" w:hAnsi="Times New Roman" w:cs="Times New Roman"/>
+          <w:b/>
+          <w:sz w:val="12"/>
+          <w:szCs w:val="12"/>
+        </w:rPr>
+      </w:pPr>
+    </w:p>
+    <w:p>
+      <w:pPr>
+        <w:spacing w:after="0" w:line="240" w:lineRule="auto"/>
+        <w:contextualSpacing/>
+        <w:rPr>
+          <w:rFonts w:ascii="Times New Roman" w:hAnsi="Times New Roman" w:cs="Times New Roman"/>
+          <w:i/>
+          <w:szCs w:val="21"/>
+        </w:rPr>
+      </w:pPr>
+      <w:r>
+        <w:rPr>
+          <w:rFonts w:ascii="Times New Roman" w:hAnsi="Times New Roman" w:cs="Times New Roman"/>
+          <w:b/>
+          <w:szCs w:val="21"/>
+        </w:rPr>
+        <w:t xml:space="preserve">Villanova University – </w:t>
+      </w:r>
+      <w:r>
+        <w:rPr>
+          <w:rFonts w:ascii="Times New Roman" w:hAnsi="Times New Roman" w:cs="Times New Roman"/>
+          <w:bCs/>
+          <w:szCs w:val="21"/>
+        </w:rPr>
+        <w:t>B.S. Computer Science</w:t>
+      </w:r>
+      <w:r>
+        <w:rPr>
+          <w:rFonts w:ascii="Times New Roman" w:hAnsi="Times New Roman" w:cs="Times New Roman"/>
+          <w:szCs w:val="21"/>
+        </w:rPr>
+        <w:t>, Villanova, PA</w:t>
+      </w:r>
+      <w:r>
+        <w:rPr>
+          <w:rFonts w:ascii="Times New Roman" w:hAnsi="Times New Roman" w:cs="Times New Roman"/>
+          <w:b/>
+          <w:szCs w:val="21"/>
+        </w:rPr>
+        <w:t xml:space="preserve"> (</w:t>
+      </w:r>
+      <w:r>
+        <w:rPr>
+          <w:rFonts w:ascii="Times New Roman" w:hAnsi="Times New Roman" w:cs="Times New Roman"/>
+          <w:i/>
+          <w:szCs w:val="21"/>
+        </w:rPr>
+        <w:t>May 20</w:t>
+      </w:r>
+      <w:r>
+        <w:rPr>
+          <w:rFonts w:ascii="Times New Roman" w:hAnsi="Times New Roman" w:cs="Times New Roman"/>
+          <w:i/>
+          <w:szCs w:val="21"/>
+        </w:rPr>
+        <w:t>2</w:t>
+      </w:r>
+      <w:r>
+        <w:rPr>
+          <w:rFonts w:ascii="Times New Roman" w:hAnsi="Times New Roman" w:cs="Times New Roman"/>
+          <w:i/>
+          <w:szCs w:val="21"/>
+        </w:rPr>
+        <w:t>7</w:t>
+      </w:r>
+      <w:r>
+        <w:rPr>
+          <w:rFonts w:ascii="Times New Roman" w:hAnsi="Times New Roman" w:cs="Times New Roman"/>
+          <w:i/>
+          <w:szCs w:val="21"/>
+        </w:rPr>
+        <w:t>)</w:t>
+      </w:r>
+    </w:p>
+    <w:p>
+      <w:pPr>
+        <w:spacing w:after="0" w:line="240" w:lineRule="auto"/>
+        <w:contextualSpacing/>
+        <w:rPr>
+          <w:rFonts w:ascii="Times New Roman" w:hAnsi="Times New Roman" w:cs="Times New Roman"/>
+          <w:szCs w:val="21"/>
+        </w:rPr>
+      </w:pPr>
+      <w:r>
+        <w:rPr>
+          <w:rFonts w:ascii="Times New Roman" w:hAnsi="Times New Roman" w:cs="Times New Roman"/>
+          <w:szCs w:val="21"/>
+        </w:rPr>
+        <w:t>GPA: 3.</w:t>
+      </w:r>
+      <w:r>
+        <w:rPr>
+          <w:rFonts w:ascii="Times New Roman" w:hAnsi="Times New Roman" w:cs="Times New Roman"/>
+          <w:szCs w:val="21"/>
+        </w:rPr>
+        <w:t>8</w:t>
+      </w:r>
+    </w:p>
+    <w:p>
+      <w:pPr>
+        <w:spacing w:after="0" w:line="240" w:lineRule="auto"/>
+        <w:contextualSpacing/>
+        <w:rPr>
+          <w:rFonts w:ascii="Times New Roman" w:hAnsi="Times New Roman" w:cs="Times New Roman"/>
+          <w:sz w:val="20"/>
+          <w:szCs w:val="20"/>
+        </w:rPr>
+      </w:pPr>
+      <w:r>
+        <w:rPr>
+          <w:rFonts w:ascii="Times New Roman" w:hAnsi="Times New Roman" w:cs="Times New Roman"/>
+          <w:sz w:val="20"/>
+          <w:szCs w:val="20"/>
+        </w:rPr>
+        <w:t>Relevant Coursework</w:t>
+      </w:r>
+      <w:r>
+        <w:rPr>
+          <w:rFonts w:ascii="Times New Roman" w:hAnsi="Times New Roman" w:cs="Times New Roman"/>
+          <w:sz w:val="20"/>
+          <w:szCs w:val="20"/>
+        </w:rPr>
+        <w:t>: Algorithms &amp; Data Structures,</w:t>
+      </w:r>
+      <w:r>
+        <w:rPr>
+          <w:rFonts w:ascii="Times New Roman" w:hAnsi="Times New Roman" w:cs="Times New Roman"/>
+          <w:sz w:val="20"/>
+          <w:szCs w:val="20"/>
+        </w:rPr>
+        <w:t xml:space="preserve"> Computer Systems, </w:t>
+      </w:r>
+      <w:r>
+        <w:rPr>
+          <w:rFonts w:ascii="Times New Roman" w:hAnsi="Times New Roman" w:cs="Times New Roman"/>
+          <w:sz w:val="20"/>
+          <w:szCs w:val="20"/>
+        </w:rPr>
+        <w:t xml:space="preserve">Principles of Database </w:t>
+      </w:r>
+      <w:r>
+        <w:rPr>
+          <w:rFonts w:ascii="Times New Roman" w:hAnsi="Times New Roman" w:cs="Times New Roman"/>
+          <w:sz w:val="20"/>
+          <w:szCs w:val="20"/>
+        </w:rPr>
+        <w:t>Systems</w:t>
+      </w:r>
+      <w:r>
+        <w:rPr>
+          <w:rFonts w:ascii="Times New Roman" w:hAnsi="Times New Roman" w:cs="Times New Roman"/>
+          <w:sz w:val="20"/>
+          <w:szCs w:val="20"/>
+        </w:rPr>
+        <w:t xml:space="preserve"> (SQL)</w:t>
+      </w:r>
+      <w:r>
+        <w:rPr>
+          <w:rFonts w:ascii="Times New Roman" w:hAnsi="Times New Roman" w:cs="Times New Roman"/>
+          <w:sz w:val="20"/>
+          <w:szCs w:val="20"/>
+        </w:rPr>
+        <w:t xml:space="preserve">, </w:t>
+      </w:r>
+      <w:r>
+        <w:rPr>
+          <w:rFonts w:ascii="Times New Roman" w:hAnsi="Times New Roman" w:cs="Times New Roman"/>
+          <w:sz w:val="20"/>
+          <w:szCs w:val="20"/>
+        </w:rPr>
+        <w:t>Platform-Based Computing</w:t>
+      </w:r>
+      <w:r>
+        <w:rPr>
+          <w:rFonts w:ascii="Times New Roman" w:hAnsi="Times New Roman" w:cs="Times New Roman"/>
+          <w:sz w:val="20"/>
+          <w:szCs w:val="20"/>
+        </w:rPr>
+        <w:t>, Organization of Programming Languages</w:t>
+      </w:r>
+      <w:r>
+        <w:rPr>
+          <w:rFonts w:ascii="Times New Roman" w:hAnsi="Times New Roman" w:cs="Times New Roman"/>
+          <w:sz w:val="20"/>
+          <w:szCs w:val="20"/>
+        </w:rPr>
+        <w:t xml:space="preserve">, </w:t>
+      </w:r>
+      <w:r>
+        <w:rPr>
+          <w:rFonts w:ascii="Times New Roman" w:hAnsi="Times New Roman" w:cs="Times New Roman"/>
+          <w:sz w:val="20"/>
+          <w:szCs w:val="20"/>
+        </w:rPr>
+        <w:t>Theory of Computation</w:t>
+      </w:r>
+      <w:r>
+        <w:rPr>
+          <w:rFonts w:ascii="Times New Roman" w:hAnsi="Times New Roman" w:cs="Times New Roman"/>
+          <w:sz w:val="20"/>
+          <w:szCs w:val="20"/>
+        </w:rPr>
+        <w:t>, Overview of Cybersecurity</w:t>
+      </w:r>
+      <w:r>
+        <w:rPr>
+          <w:rFonts w:ascii="Times New Roman" w:hAnsi="Times New Roman" w:cs="Times New Roman"/>
+          <w:sz w:val="20"/>
+          <w:szCs w:val="20"/>
+        </w:rPr>
+        <w:t>, Computer Ethics</w:t>
+      </w:r>
     </w:p>
     <w:p>
       <w:pPr>
         <w:pBdr>
           <w:bottom w:val="single" w:sz="4" w:space="1" w:color="auto"/>
         </w:pBdr>
-        <w:tabs>
-          <w:tab w:val="left" w:pos="345"/>
-        </w:tabs>
         <w:spacing w:after="0" w:line="240" w:lineRule="auto"/>
         <w:rPr>
           <w:rFonts w:ascii="Times New Roman" w:hAnsi="Times New Roman" w:cs="Times New Roman"/>
@@ -33,22 +286,14 @@
           <w:szCs w:val="21"/>
         </w:rPr>
       </w:pPr>
-      <w:r>
-        <w:rPr>
-          <w:rFonts w:ascii="Times New Roman" w:hAnsi="Times New Roman" w:cs="Times New Roman"/>
-          <w:b/>
-          <w:szCs w:val="21"/>
-        </w:rPr>
-        <w:t>EDUCATION</w:t>
-      </w:r>
     </w:p>
     <w:p>
       <w:pPr>
         <w:spacing w:after="0" w:line="240" w:lineRule="auto"/>
-        <w:contextualSpacing/>
         <w:rPr>
           <w:rFonts w:ascii="Times New Roman" w:hAnsi="Times New Roman" w:cs="Times New Roman"/>
           <w:b/>
+          <w:bCs/>
           <w:sz w:val="10"/>
           <w:szCs w:val="8"/>
         </w:rPr>
@@ -60,88 +305,17 @@
         <w:contextualSpacing/>
         <w:rPr>
           <w:rFonts w:ascii="Times New Roman" w:hAnsi="Times New Roman" w:cs="Times New Roman"/>
-          <w:i/>
-          <w:szCs w:val="21"/>
-        </w:rPr>
-      </w:pPr>
-      <w:r>
-        <w:rPr>
-          <w:rFonts w:ascii="Times New Roman" w:hAnsi="Times New Roman" w:cs="Times New Roman"/>
           <w:b/>
           <w:szCs w:val="21"/>
         </w:rPr>
-        <w:t xml:space="preserve">Villanova University – College of </w:t>
-      </w:r>
+      </w:pPr>
       <w:r>
         <w:rPr>
           <w:rFonts w:ascii="Times New Roman" w:hAnsi="Times New Roman" w:cs="Times New Roman"/>
           <w:b/>
           <w:szCs w:val="21"/>
         </w:rPr>
-        <w:t>Liberal Arts and Sciences</w:t>
-      </w:r>
-      <w:r>
-        <w:rPr>
-          <w:rFonts w:ascii="Times New Roman" w:hAnsi="Times New Roman" w:cs="Times New Roman"/>
-          <w:szCs w:val="21"/>
-        </w:rPr>
-        <w:t>, Villanova, PA</w:t>
-      </w:r>
-      <w:r>
-        <w:rPr>
-          <w:rFonts w:ascii="Times New Roman" w:hAnsi="Times New Roman" w:cs="Times New Roman"/>
-          <w:b/>
-          <w:szCs w:val="21"/>
-        </w:rPr>
-        <w:t xml:space="preserve">                                     </w:t>
-      </w:r>
-      <w:r>
-        <w:rPr>
-          <w:rFonts w:ascii="Times New Roman" w:hAnsi="Times New Roman" w:cs="Times New Roman"/>
-          <w:b/>
-          <w:szCs w:val="21"/>
-        </w:rPr>
-        <w:t xml:space="preserve"> </w:t>
-      </w:r>
-      <w:r>
-        <w:rPr>
-          <w:rFonts w:ascii="Times New Roman" w:hAnsi="Times New Roman" w:cs="Times New Roman"/>
-          <w:b/>
-          <w:szCs w:val="21"/>
-        </w:rPr>
-        <w:t xml:space="preserve">            </w:t>
-      </w:r>
-      <w:r>
-        <w:rPr>
-          <w:rFonts w:ascii="Times New Roman" w:hAnsi="Times New Roman" w:cs="Times New Roman"/>
-          <w:i/>
-          <w:szCs w:val="21"/>
-        </w:rPr>
-        <w:t xml:space="preserve">  </w:t>
-      </w:r>
-      <w:r>
-        <w:rPr>
-          <w:rFonts w:ascii="Times New Roman" w:hAnsi="Times New Roman" w:cs="Times New Roman"/>
-          <w:i/>
-          <w:szCs w:val="21"/>
-        </w:rPr>
-        <w:t>May 20</w:t>
-      </w:r>
-      <w:r>
-        <w:rPr>
-          <w:rFonts w:ascii="Times New Roman" w:hAnsi="Times New Roman" w:cs="Times New Roman"/>
-          <w:i/>
-          <w:szCs w:val="21"/>
-        </w:rPr>
-        <w:t>2</w:t>
-      </w:r>
-      <w:r>
-        <w:rPr>
-          <w:rFonts w:ascii="Times New Roman" w:hAnsi="Times New Roman" w:cs="Times New Roman"/>
-          <w:i/>
-          <w:szCs w:val="21"/>
-        </w:rPr>
-        <w:t>7</w:t>
+        <w:t>SKILLS</w:t>
       </w:r>
     </w:p>
     <w:p>
@@ -150,324 +324,29 @@
         <w:contextualSpacing/>
         <w:rPr>
           <w:rFonts w:ascii="Times New Roman" w:hAnsi="Times New Roman" w:cs="Times New Roman"/>
-          <w:szCs w:val="21"/>
-        </w:rPr>
-      </w:pPr>
-      <w:r>
-        <w:rPr>
-          <w:rFonts w:ascii="Times New Roman" w:hAnsi="Times New Roman" w:cs="Times New Roman"/>
-          <w:szCs w:val="21"/>
-        </w:rPr>
-        <w:t xml:space="preserve">Bachelor of </w:t>
-      </w:r>
-      <w:r>
-        <w:rPr>
-          <w:rFonts w:ascii="Times New Roman" w:hAnsi="Times New Roman" w:cs="Times New Roman"/>
-          <w:szCs w:val="21"/>
-        </w:rPr>
-        <w:t>Computer Science</w:t>
-      </w:r>
-      <w:r>
-        <w:rPr>
-          <w:rFonts w:ascii="Times New Roman" w:hAnsi="Times New Roman" w:cs="Times New Roman"/>
-          <w:szCs w:val="21"/>
-        </w:rPr>
-        <w:t xml:space="preserve"> | GPA: 3.</w:t>
-      </w:r>
-      <w:r>
-        <w:rPr>
-          <w:rFonts w:ascii="Times New Roman" w:hAnsi="Times New Roman" w:cs="Times New Roman"/>
-          <w:szCs w:val="21"/>
-        </w:rPr>
-        <w:t>8</w:t>
-      </w:r>
+          <w:b/>
+          <w:sz w:val="12"/>
+          <w:szCs w:val="12"/>
+        </w:rPr>
+      </w:pPr>
     </w:p>
     <w:p>
       <w:pPr>
         <w:spacing w:after="0" w:line="240" w:lineRule="auto"/>
-        <w:contextualSpacing/>
-        <w:rPr>
-          <w:rFonts w:ascii="Times New Roman" w:hAnsi="Times New Roman" w:cs="Times New Roman"/>
-          <w:i/>
-          <w:iCs/>
-          <w:sz w:val="20"/>
-          <w:szCs w:val="20"/>
-        </w:rPr>
-      </w:pPr>
-      <w:r>
-        <w:rPr>
-          <w:rFonts w:ascii="Times New Roman" w:hAnsi="Times New Roman" w:cs="Times New Roman"/>
-          <w:i/>
-          <w:iCs/>
-          <w:sz w:val="20"/>
-          <w:szCs w:val="20"/>
-        </w:rPr>
-        <w:t>Course</w:t>
-      </w:r>
-      <w:r>
-        <w:rPr>
-          <w:rFonts w:ascii="Times New Roman" w:hAnsi="Times New Roman" w:cs="Times New Roman"/>
-          <w:i/>
-          <w:iCs/>
-          <w:sz w:val="20"/>
-          <w:szCs w:val="20"/>
-        </w:rPr>
-        <w:t>s</w:t>
-      </w:r>
-      <w:r>
-        <w:rPr>
-          <w:rFonts w:ascii="Times New Roman" w:hAnsi="Times New Roman" w:cs="Times New Roman"/>
-          <w:i/>
-          <w:iCs/>
-          <w:sz w:val="20"/>
-          <w:szCs w:val="20"/>
-        </w:rPr>
-        <w:t>: Algorithms &amp; Data Structures,</w:t>
-      </w:r>
-      <w:r>
-        <w:rPr>
-          <w:rFonts w:ascii="Times New Roman" w:hAnsi="Times New Roman" w:cs="Times New Roman"/>
-          <w:i/>
-          <w:iCs/>
-          <w:sz w:val="20"/>
-          <w:szCs w:val="20"/>
-        </w:rPr>
-        <w:t xml:space="preserve"> Computer Systems, </w:t>
-      </w:r>
-      <w:r>
-        <w:rPr>
-          <w:rFonts w:ascii="Times New Roman" w:hAnsi="Times New Roman" w:cs="Times New Roman"/>
-          <w:i/>
-          <w:iCs/>
-          <w:sz w:val="20"/>
-          <w:szCs w:val="20"/>
-        </w:rPr>
-        <w:t xml:space="preserve">Principles of Database Structures, </w:t>
-      </w:r>
-      <w:r>
-        <w:rPr>
-          <w:rFonts w:ascii="Times New Roman" w:hAnsi="Times New Roman" w:cs="Times New Roman"/>
-          <w:i/>
-          <w:iCs/>
-          <w:sz w:val="20"/>
-          <w:szCs w:val="20"/>
-        </w:rPr>
-        <w:t>Platform-Based Computing</w:t>
-      </w:r>
-      <w:r>
-        <w:rPr>
-          <w:rFonts w:ascii="Times New Roman" w:hAnsi="Times New Roman" w:cs="Times New Roman"/>
-          <w:i/>
-          <w:iCs/>
-          <w:sz w:val="20"/>
-          <w:szCs w:val="20"/>
-        </w:rPr>
-        <w:t>, Organization of Programming Languages</w:t>
-      </w:r>
-      <w:r>
-        <w:rPr>
-          <w:rFonts w:ascii="Times New Roman" w:hAnsi="Times New Roman" w:cs="Times New Roman"/>
-          <w:i/>
-          <w:iCs/>
-          <w:sz w:val="20"/>
-          <w:szCs w:val="20"/>
-        </w:rPr>
-        <w:t xml:space="preserve">, </w:t>
-      </w:r>
-      <w:r>
-        <w:rPr>
-          <w:rFonts w:ascii="Times New Roman" w:hAnsi="Times New Roman" w:cs="Times New Roman"/>
-          <w:i/>
-          <w:iCs/>
-          <w:sz w:val="20"/>
-          <w:szCs w:val="20"/>
-        </w:rPr>
-        <w:t>Theory of Computation</w:t>
-      </w:r>
-      <w:r>
-        <w:rPr>
-          <w:rFonts w:ascii="Times New Roman" w:hAnsi="Times New Roman" w:cs="Times New Roman"/>
-          <w:i/>
-          <w:iCs/>
-          <w:sz w:val="20"/>
-          <w:szCs w:val="20"/>
-        </w:rPr>
-        <w:t>, Overview of Cybersecurity</w:t>
-      </w:r>
-    </w:p>
-    <w:p>
-      <w:pPr>
-        <w:spacing w:after="0" w:line="240" w:lineRule="auto"/>
-        <w:contextualSpacing/>
         <w:rPr>
           <w:rFonts w:ascii="Times New Roman" w:hAnsi="Times New Roman" w:cs="Times New Roman"/>
           <w:b/>
           <w:bCs/>
           <w:szCs w:val="21"/>
         </w:rPr>
-      </w:pPr>
-      <w:r>
-        <w:rPr>
-          <w:rFonts w:ascii="Times New Roman" w:hAnsi="Times New Roman" w:cs="Times New Roman"/>
-          <w:b/>
-          <w:bCs/>
-          <w:szCs w:val="21"/>
-        </w:rPr>
-        <w:t xml:space="preserve">Fairfield College Preparatory School                                            </w:t>
-      </w:r>
-      <w:r>
-        <w:rPr>
-          <w:rFonts w:ascii="Times New Roman" w:hAnsi="Times New Roman" w:cs="Times New Roman"/>
-          <w:b/>
-          <w:bCs/>
-          <w:szCs w:val="21"/>
-        </w:rPr>
-        <w:tab/>
-      </w:r>
-      <w:r>
-        <w:rPr>
-          <w:rFonts w:ascii="Times New Roman" w:hAnsi="Times New Roman" w:cs="Times New Roman"/>
-          <w:b/>
-          <w:bCs/>
-          <w:szCs w:val="21"/>
-        </w:rPr>
-        <w:tab/>
-      </w:r>
-      <w:r>
-        <w:rPr>
-          <w:rFonts w:ascii="Times New Roman" w:hAnsi="Times New Roman" w:cs="Times New Roman"/>
-          <w:b/>
-          <w:bCs/>
-          <w:szCs w:val="21"/>
-        </w:rPr>
-        <w:tab/>
-      </w:r>
-      <w:r>
-        <w:rPr>
-          <w:rFonts w:ascii="Times New Roman" w:hAnsi="Times New Roman" w:cs="Times New Roman"/>
-          <w:b/>
-          <w:bCs/>
-          <w:szCs w:val="21"/>
-        </w:rPr>
-        <w:tab/>
-      </w:r>
-      <w:r>
-        <w:rPr>
-          <w:rFonts w:ascii="Times New Roman" w:hAnsi="Times New Roman" w:cs="Times New Roman"/>
-          <w:b/>
-          <w:bCs/>
-          <w:szCs w:val="21"/>
-        </w:rPr>
-        <w:tab/>
-        <w:t xml:space="preserve">       </w:t>
-      </w:r>
-      <w:r>
-        <w:rPr>
-          <w:rFonts w:ascii="Times New Roman" w:hAnsi="Times New Roman" w:cs="Times New Roman"/>
-          <w:b/>
-          <w:bCs/>
-          <w:szCs w:val="21"/>
-        </w:rPr>
-        <w:t xml:space="preserve"> </w:t>
-      </w:r>
-      <w:r>
-        <w:rPr>
-          <w:rFonts w:ascii="Times New Roman" w:hAnsi="Times New Roman" w:cs="Times New Roman"/>
-          <w:i/>
-          <w:szCs w:val="21"/>
-        </w:rPr>
-        <w:t>May</w:t>
-      </w:r>
-      <w:r>
-        <w:rPr>
-          <w:rFonts w:ascii="Times New Roman" w:hAnsi="Times New Roman" w:cs="Times New Roman"/>
-          <w:i/>
-          <w:szCs w:val="21"/>
-        </w:rPr>
-        <w:t xml:space="preserve"> 20</w:t>
-      </w:r>
-      <w:r>
-        <w:rPr>
-          <w:rFonts w:ascii="Times New Roman" w:hAnsi="Times New Roman" w:cs="Times New Roman"/>
-          <w:i/>
-          <w:szCs w:val="21"/>
-        </w:rPr>
-        <w:t>23</w:t>
-      </w:r>
-    </w:p>
-    <w:p>
-      <w:pPr>
-        <w:spacing w:after="0" w:line="240" w:lineRule="auto"/>
-        <w:contextualSpacing/>
-        <w:rPr>
-          <w:rFonts w:ascii="Times New Roman" w:hAnsi="Times New Roman" w:cs="Times New Roman"/>
-          <w:szCs w:val="21"/>
-        </w:rPr>
-      </w:pPr>
-      <w:r>
-        <w:rPr>
-          <w:rFonts w:ascii="Times New Roman" w:hAnsi="Times New Roman" w:cs="Times New Roman"/>
-          <w:szCs w:val="21"/>
-        </w:rPr>
-        <w:t xml:space="preserve">Graduated </w:t>
-      </w:r>
-      <w:r>
-        <w:rPr>
-          <w:rFonts w:ascii="Times New Roman" w:hAnsi="Times New Roman" w:cs="Times New Roman"/>
-          <w:szCs w:val="21"/>
-        </w:rPr>
-        <w:t>S</w:t>
-      </w:r>
-      <w:r>
-        <w:rPr>
-          <w:rFonts w:ascii="Times New Roman" w:hAnsi="Times New Roman" w:cs="Times New Roman"/>
-          <w:szCs w:val="21"/>
-        </w:rPr>
-        <w:t xml:space="preserve">umma </w:t>
-      </w:r>
-      <w:r>
-        <w:rPr>
-          <w:rFonts w:ascii="Times New Roman" w:hAnsi="Times New Roman" w:cs="Times New Roman"/>
-          <w:szCs w:val="21"/>
-        </w:rPr>
-        <w:t>C</w:t>
-      </w:r>
-      <w:r>
-        <w:rPr>
-          <w:rFonts w:ascii="Times New Roman" w:hAnsi="Times New Roman" w:cs="Times New Roman"/>
-          <w:szCs w:val="21"/>
-        </w:rPr>
-        <w:t xml:space="preserve">um </w:t>
-      </w:r>
-      <w:r>
-        <w:rPr>
-          <w:rFonts w:ascii="Times New Roman" w:hAnsi="Times New Roman" w:cs="Times New Roman"/>
-          <w:szCs w:val="21"/>
-        </w:rPr>
-        <w:t>L</w:t>
-      </w:r>
-      <w:r>
-        <w:rPr>
-          <w:rFonts w:ascii="Times New Roman" w:hAnsi="Times New Roman" w:cs="Times New Roman"/>
-          <w:szCs w:val="21"/>
-        </w:rPr>
-        <w:t>aude</w:t>
-      </w:r>
-      <w:r>
-        <w:rPr>
-          <w:rFonts w:ascii="Times New Roman" w:hAnsi="Times New Roman" w:cs="Times New Roman"/>
-          <w:szCs w:val="21"/>
-        </w:rPr>
-        <w:t xml:space="preserve"> | GPA: 3.9</w:t>
-      </w:r>
-    </w:p>
-    <w:p>
-      <w:pPr>
-        <w:spacing w:after="0" w:line="240" w:lineRule="auto"/>
-        <w:contextualSpacing/>
-        <w:rPr>
-          <w:rFonts w:ascii="Times New Roman" w:hAnsi="Times New Roman" w:cs="Times New Roman"/>
-        </w:rPr>
+        <w:sectPr>
+          <w:headerReference w:type="default" r:id="rId11"/>
+          <w:type w:val="continuous"/>
+          <w:pgSz w:w="12240" w:h="15840"/>
+          <w:pgMar w:top="1260" w:right="720" w:bottom="720" w:left="720" w:header="810" w:footer="720" w:gutter="0"/>
+          <w:cols w:space="720"/>
+          <w:docGrid w:linePitch="299"/>
+        </w:sectPr>
       </w:pPr>
     </w:p>
     <w:p>
@@ -479,120 +358,726 @@
         <w:contextualSpacing/>
         <w:rPr>
           <w:rFonts w:ascii="Times New Roman" w:hAnsi="Times New Roman" w:cs="Times New Roman"/>
+          <w:szCs w:val="21"/>
+        </w:rPr>
+      </w:pPr>
+      <w:r>
+        <w:rPr>
+          <w:rFonts w:ascii="Times New Roman" w:hAnsi="Times New Roman" w:cs="Times New Roman"/>
           <w:b/>
-          <w:szCs w:val="21"/>
-        </w:rPr>
-      </w:pPr>
+          <w:bCs/>
+          <w:szCs w:val="21"/>
+        </w:rPr>
+        <w:t>Languages:</w:t>
+      </w:r>
       <w:r>
         <w:rPr>
           <w:rFonts w:ascii="Times New Roman" w:hAnsi="Times New Roman" w:cs="Times New Roman"/>
           <w:b/>
-          <w:szCs w:val="21"/>
-        </w:rPr>
-        <w:t>PROJECTS</w:t>
+          <w:bCs/>
+          <w:szCs w:val="21"/>
+        </w:rPr>
+        <w:t xml:space="preserve"> </w:t>
+      </w:r>
+      <w:r>
+        <w:rPr>
+          <w:rFonts w:ascii="Times New Roman" w:hAnsi="Times New Roman" w:cs="Times New Roman"/>
+          <w:szCs w:val="21"/>
+        </w:rPr>
+        <w:t>Python, Java,</w:t>
+      </w:r>
+      <w:r>
+        <w:rPr>
+          <w:rFonts w:ascii="Times New Roman" w:hAnsi="Times New Roman" w:cs="Times New Roman"/>
+          <w:szCs w:val="21"/>
+        </w:rPr>
+        <w:t xml:space="preserve"> C,</w:t>
+      </w:r>
+      <w:r>
+        <w:rPr>
+          <w:rFonts w:ascii="Times New Roman" w:hAnsi="Times New Roman" w:cs="Times New Roman"/>
+          <w:szCs w:val="21"/>
+        </w:rPr>
+        <w:t xml:space="preserve"> JavaScript, </w:t>
+      </w:r>
+      <w:r>
+        <w:rPr>
+          <w:rFonts w:ascii="Times New Roman" w:hAnsi="Times New Roman" w:cs="Times New Roman"/>
+          <w:szCs w:val="21"/>
+        </w:rPr>
+        <w:t>HTML/CSS</w:t>
       </w:r>
     </w:p>
     <w:p>
       <w:pPr>
-        <w:pStyle w:val="NoSpacing"/>
+        <w:pBdr>
+          <w:bottom w:val="single" w:sz="4" w:space="1" w:color="auto"/>
+        </w:pBdr>
+        <w:spacing w:after="0" w:line="240" w:lineRule="auto"/>
+        <w:contextualSpacing/>
+        <w:rPr>
+          <w:rFonts w:ascii="Times New Roman" w:hAnsi="Times New Roman" w:cs="Times New Roman"/>
+          <w:szCs w:val="21"/>
+        </w:rPr>
+      </w:pPr>
+      <w:r>
         <w:rPr>
           <w:rFonts w:ascii="Times New Roman" w:hAnsi="Times New Roman" w:cs="Times New Roman"/>
           <w:b/>
           <w:bCs/>
-          <w:sz w:val="8"/>
-          <w:szCs w:val="6"/>
-        </w:rPr>
-      </w:pPr>
+          <w:szCs w:val="21"/>
+        </w:rPr>
+        <w:t>Frameworks:</w:t>
+      </w:r>
+      <w:r>
+        <w:rPr>
+          <w:rFonts w:ascii="Times New Roman" w:hAnsi="Times New Roman" w:cs="Times New Roman"/>
+          <w:b/>
+          <w:bCs/>
+          <w:szCs w:val="21"/>
+        </w:rPr>
+        <w:t xml:space="preserve"> </w:t>
+      </w:r>
+      <w:r>
+        <w:rPr>
+          <w:rFonts w:ascii="Times New Roman" w:hAnsi="Times New Roman" w:cs="Times New Roman"/>
+          <w:szCs w:val="21"/>
+        </w:rPr>
+        <w:t xml:space="preserve">React, </w:t>
+      </w:r>
+      <w:r>
+        <w:rPr>
+          <w:rFonts w:ascii="Times New Roman" w:hAnsi="Times New Roman" w:cs="Times New Roman"/>
+          <w:szCs w:val="21"/>
+        </w:rPr>
+        <w:t>Bootstrap</w:t>
+      </w:r>
+      <w:r>
+        <w:rPr>
+          <w:rFonts w:ascii="Times New Roman" w:hAnsi="Times New Roman" w:cs="Times New Roman"/>
+          <w:szCs w:val="21"/>
+        </w:rPr>
+        <w:t xml:space="preserve">, </w:t>
+      </w:r>
+      <w:r>
+        <w:rPr>
+          <w:rFonts w:ascii="Times New Roman" w:hAnsi="Times New Roman" w:cs="Times New Roman"/>
+          <w:szCs w:val="21"/>
+        </w:rPr>
+        <w:t>Flask</w:t>
+      </w:r>
     </w:p>
     <w:p>
       <w:pPr>
+        <w:pBdr>
+          <w:bottom w:val="single" w:sz="4" w:space="1" w:color="auto"/>
+        </w:pBdr>
+        <w:spacing w:after="0" w:line="240" w:lineRule="auto"/>
+        <w:contextualSpacing/>
+        <w:rPr>
+          <w:rFonts w:ascii="Times New Roman" w:hAnsi="Times New Roman" w:cs="Times New Roman"/>
+          <w:szCs w:val="21"/>
+        </w:rPr>
+      </w:pPr>
+      <w:r>
+        <w:rPr>
+          <w:rFonts w:ascii="Times New Roman" w:hAnsi="Times New Roman" w:cs="Times New Roman"/>
+          <w:b/>
+          <w:bCs/>
+          <w:szCs w:val="21"/>
+        </w:rPr>
+        <w:t xml:space="preserve">Tools: </w:t>
+      </w:r>
+      <w:r>
+        <w:rPr>
+          <w:rFonts w:ascii="Times New Roman" w:hAnsi="Times New Roman" w:cs="Times New Roman"/>
+          <w:szCs w:val="21"/>
+        </w:rPr>
+        <w:t>Netlify, Render</w:t>
+      </w:r>
+      <w:r>
+        <w:rPr>
+          <w:rFonts w:ascii="Times New Roman" w:hAnsi="Times New Roman" w:cs="Times New Roman"/>
+          <w:szCs w:val="21"/>
+        </w:rPr>
+        <w:t>, GitHub</w:t>
+      </w:r>
+      <w:r>
+        <w:rPr>
+          <w:rFonts w:ascii="Times New Roman" w:hAnsi="Times New Roman" w:cs="Times New Roman"/>
+          <w:szCs w:val="21"/>
+        </w:rPr>
+        <w:t>, Git</w:t>
+      </w:r>
+    </w:p>
+    <w:p>
+      <w:pPr>
+        <w:pBdr>
+          <w:bottom w:val="single" w:sz="4" w:space="1" w:color="auto"/>
+        </w:pBdr>
+        <w:spacing w:after="0" w:line="240" w:lineRule="auto"/>
+        <w:contextualSpacing/>
+        <w:rPr>
+          <w:rFonts w:ascii="Times New Roman" w:hAnsi="Times New Roman" w:cs="Times New Roman"/>
+          <w:szCs w:val="21"/>
+        </w:rPr>
+      </w:pPr>
+      <w:r>
+        <w:rPr>
+          <w:rFonts w:ascii="Times New Roman" w:hAnsi="Times New Roman" w:cs="Times New Roman"/>
+          <w:b/>
+          <w:bCs/>
+          <w:szCs w:val="21"/>
+        </w:rPr>
+        <w:t>Databases:</w:t>
+      </w:r>
+      <w:r>
+        <w:rPr>
+          <w:rFonts w:ascii="Times New Roman" w:hAnsi="Times New Roman" w:cs="Times New Roman"/>
+          <w:b/>
+          <w:bCs/>
+          <w:szCs w:val="21"/>
+        </w:rPr>
+        <w:t xml:space="preserve"> </w:t>
+      </w:r>
+      <w:r>
+        <w:rPr>
+          <w:rFonts w:ascii="Times New Roman" w:hAnsi="Times New Roman" w:cs="Times New Roman"/>
+          <w:szCs w:val="21"/>
+        </w:rPr>
+        <w:t>Relational Database</w:t>
+      </w:r>
+      <w:r>
+        <w:rPr>
+          <w:rFonts w:ascii="Times New Roman" w:hAnsi="Times New Roman" w:cs="Times New Roman"/>
+          <w:szCs w:val="21"/>
+        </w:rPr>
+        <w:t xml:space="preserve"> Design</w:t>
+      </w:r>
+      <w:r>
+        <w:rPr>
+          <w:rFonts w:ascii="Times New Roman" w:hAnsi="Times New Roman" w:cs="Times New Roman"/>
+          <w:szCs w:val="21"/>
+        </w:rPr>
+        <w:t>,</w:t>
+      </w:r>
+      <w:r>
+        <w:rPr>
+          <w:rFonts w:ascii="Times New Roman" w:hAnsi="Times New Roman" w:cs="Times New Roman"/>
+          <w:szCs w:val="21"/>
+        </w:rPr>
+        <w:t xml:space="preserve"> PostgreSQL,</w:t>
+      </w:r>
+      <w:r>
+        <w:rPr>
+          <w:rFonts w:ascii="Times New Roman" w:hAnsi="Times New Roman" w:cs="Times New Roman"/>
+          <w:szCs w:val="21"/>
+        </w:rPr>
+        <w:t xml:space="preserve"> SQL</w:t>
+      </w:r>
+    </w:p>
+    <w:p>
+      <w:pPr>
+        <w:pBdr>
+          <w:bottom w:val="single" w:sz="4" w:space="1" w:color="auto"/>
+        </w:pBdr>
+        <w:spacing w:after="0" w:line="240" w:lineRule="auto"/>
+        <w:contextualSpacing/>
+        <w:rPr>
+          <w:rFonts w:ascii="Times New Roman" w:hAnsi="Times New Roman" w:cs="Times New Roman"/>
+          <w:szCs w:val="21"/>
+        </w:rPr>
+      </w:pPr>
+      <w:r>
+        <w:rPr>
+          <w:rFonts w:ascii="Times New Roman" w:hAnsi="Times New Roman" w:cs="Times New Roman"/>
+          <w:b/>
+          <w:bCs/>
+          <w:szCs w:val="21"/>
+        </w:rPr>
+        <w:t>Systems:</w:t>
+      </w:r>
+      <w:r>
+        <w:rPr>
+          <w:rFonts w:ascii="Times New Roman" w:hAnsi="Times New Roman" w:cs="Times New Roman"/>
+          <w:b/>
+          <w:bCs/>
+          <w:szCs w:val="21"/>
+        </w:rPr>
+        <w:t xml:space="preserve"> </w:t>
+      </w:r>
+      <w:r>
+        <w:rPr>
+          <w:rFonts w:ascii="Times New Roman" w:hAnsi="Times New Roman" w:cs="Times New Roman"/>
+          <w:szCs w:val="21"/>
+        </w:rPr>
+        <w:t>Windows, Unix</w:t>
+      </w:r>
+    </w:p>
+    <w:p>
+      <w:pPr>
+        <w:pBdr>
+          <w:bottom w:val="single" w:sz="4" w:space="1" w:color="auto"/>
+        </w:pBdr>
+        <w:spacing w:after="0" w:line="240" w:lineRule="auto"/>
+        <w:contextualSpacing/>
+        <w:rPr>
+          <w:rFonts w:ascii="Times New Roman" w:hAnsi="Times New Roman" w:cs="Times New Roman"/>
+          <w:sz w:val="12"/>
+          <w:szCs w:val="12"/>
+        </w:rPr>
+      </w:pPr>
+    </w:p>
+    <w:p>
+      <w:pPr>
         <w:pStyle w:val="NoSpacing"/>
         <w:rPr>
           <w:rFonts w:ascii="Times New Roman" w:hAnsi="Times New Roman" w:cs="Times New Roman"/>
+          <w:b/>
+          <w:bCs/>
+          <w:sz w:val="10"/>
+          <w:szCs w:val="10"/>
+        </w:rPr>
+      </w:pPr>
+    </w:p>
+    <w:p>
+      <w:pPr>
+        <w:spacing w:after="0" w:line="240" w:lineRule="auto"/>
+        <w:contextualSpacing/>
+        <w:rPr>
+          <w:rFonts w:ascii="Times New Roman" w:hAnsi="Times New Roman" w:cs="Times New Roman"/>
+          <w:b/>
+          <w:szCs w:val="21"/>
+        </w:rPr>
+      </w:pPr>
+      <w:r>
+        <w:rPr>
+          <w:rFonts w:ascii="Times New Roman" w:hAnsi="Times New Roman" w:cs="Times New Roman"/>
+          <w:b/>
+          <w:szCs w:val="21"/>
+        </w:rPr>
+        <w:t>PROJECTS</w:t>
+      </w:r>
+    </w:p>
+    <w:p>
+      <w:pPr>
+        <w:pStyle w:val="NoSpacing"/>
+        <w:rPr>
+          <w:sz w:val="16"/>
+          <w:szCs w:val="16"/>
+        </w:rPr>
+      </w:pPr>
+    </w:p>
+    <w:p>
+      <w:pPr>
+        <w:pStyle w:val="NoSpacing"/>
+        <w:rPr>
+          <w:rFonts w:ascii="Times New Roman" w:hAnsi="Times New Roman" w:cs="Times New Roman"/>
+          <w:bCs/>
           <w:i/>
           <w:iCs/>
-          <w:szCs w:val="21"/>
         </w:rPr>
       </w:pPr>
       <w:r>
         <w:rPr>
           <w:rFonts w:ascii="Times New Roman" w:hAnsi="Times New Roman" w:cs="Times New Roman"/>
           <w:b/>
-          <w:bCs/>
-          <w:szCs w:val="21"/>
-        </w:rPr>
-        <w:t>Idea Challenge 2023</w:t>
-      </w:r>
-      <w:r>
-        <w:rPr>
-          <w:rFonts w:ascii="Times New Roman" w:hAnsi="Times New Roman" w:cs="Times New Roman"/>
-          <w:b/>
-          <w:bCs/>
-          <w:szCs w:val="21"/>
-        </w:rPr>
-        <w:t xml:space="preserve"> – </w:t>
-      </w:r>
-      <w:r>
-        <w:rPr>
-          <w:rFonts w:ascii="Times New Roman" w:hAnsi="Times New Roman" w:cs="Times New Roman"/>
-          <w:szCs w:val="21"/>
-        </w:rPr>
-        <w:t>V</w:t>
-      </w:r>
-      <w:r>
-        <w:rPr>
-          <w:rFonts w:ascii="Times New Roman" w:hAnsi="Times New Roman" w:cs="Times New Roman"/>
-          <w:szCs w:val="21"/>
-        </w:rPr>
-        <w:t xml:space="preserve">illanova University              </w:t>
-      </w:r>
-      <w:r>
-        <w:rPr>
-          <w:rFonts w:ascii="Times New Roman" w:hAnsi="Times New Roman" w:cs="Times New Roman"/>
-          <w:szCs w:val="21"/>
-        </w:rPr>
-        <w:t xml:space="preserve">                                                                                         </w:t>
-      </w:r>
-      <w:r>
-        <w:rPr>
-          <w:rFonts w:ascii="Times New Roman" w:hAnsi="Times New Roman" w:cs="Times New Roman"/>
-          <w:szCs w:val="21"/>
-        </w:rPr>
-        <w:t xml:space="preserve"> </w:t>
-      </w:r>
-      <w:r>
-        <w:rPr>
-          <w:rFonts w:ascii="Times New Roman" w:hAnsi="Times New Roman" w:cs="Times New Roman"/>
-          <w:szCs w:val="21"/>
-        </w:rPr>
-        <w:t xml:space="preserve">    </w:t>
-      </w:r>
-      <w:r>
-        <w:rPr>
-          <w:rFonts w:ascii="Times New Roman" w:hAnsi="Times New Roman" w:cs="Times New Roman"/>
+        </w:rPr>
+        <w:t xml:space="preserve">SmartGPA </w:t>
+      </w:r>
+      <w:r>
+        <w:rPr>
+          <w:rFonts w:ascii="Times New Roman" w:hAnsi="Times New Roman" w:cs="Times New Roman"/>
+          <w:bCs/>
+        </w:rPr>
+        <w:t xml:space="preserve">| Co-Creator </w:t>
+      </w:r>
+      <w:r>
+        <w:rPr>
+          <w:rFonts w:ascii="Times New Roman" w:hAnsi="Times New Roman" w:cs="Times New Roman"/>
+          <w:bCs/>
           <w:i/>
           <w:iCs/>
-          <w:szCs w:val="21"/>
-        </w:rPr>
-        <w:t>Fall</w:t>
-      </w:r>
-      <w:r>
-        <w:rPr>
-          <w:rFonts w:ascii="Times New Roman" w:hAnsi="Times New Roman" w:cs="Times New Roman"/>
+        </w:rPr>
+        <w:t>(2026)</w:t>
+      </w:r>
+    </w:p>
+    <w:p>
+      <w:pPr>
+        <w:pStyle w:val="NoSpacing"/>
+        <w:numPr>
+          <w:ilvl w:val="0"/>
+          <w:numId w:val="31"/>
+        </w:numPr>
+        <w:rPr>
+          <w:rFonts w:ascii="Times New Roman" w:hAnsi="Times New Roman" w:cs="Times New Roman"/>
+          <w:bCs/>
+        </w:rPr>
+      </w:pPr>
+      <w:r>
+        <w:rPr>
+          <w:rFonts w:ascii="Times New Roman" w:hAnsi="Times New Roman" w:cs="Times New Roman"/>
+          <w:bCs/>
+        </w:rPr>
+        <w:t>Developed a full‑stack GPA tracking platform using Flask, PostgreSQL, JavaScript, and HTML/CSS, enabling users to calculate and store academic performance data</w:t>
+      </w:r>
+    </w:p>
+    <w:p>
+      <w:pPr>
+        <w:pStyle w:val="NoSpacing"/>
+        <w:numPr>
+          <w:ilvl w:val="0"/>
+          <w:numId w:val="31"/>
+        </w:numPr>
+        <w:rPr>
+          <w:rFonts w:ascii="Times New Roman" w:hAnsi="Times New Roman" w:cs="Times New Roman"/>
+          <w:bCs/>
+        </w:rPr>
+      </w:pPr>
+      <w:r>
+        <w:rPr>
+          <w:rFonts w:ascii="Times New Roman" w:hAnsi="Times New Roman" w:cs="Times New Roman"/>
+          <w:bCs/>
+        </w:rPr>
+        <w:t>Designed relational database schema</w:t>
+      </w:r>
+      <w:r>
+        <w:rPr>
+          <w:rFonts w:ascii="Times New Roman" w:hAnsi="Times New Roman" w:cs="Times New Roman"/>
+          <w:bCs/>
+        </w:rPr>
+        <w:t xml:space="preserve"> supporting multi-semester queries and secure, user-specific data retrieval</w:t>
+      </w:r>
+    </w:p>
+    <w:p>
+      <w:pPr>
+        <w:pStyle w:val="NoSpacing"/>
+        <w:numPr>
+          <w:ilvl w:val="0"/>
+          <w:numId w:val="31"/>
+        </w:numPr>
+        <w:rPr>
+          <w:rFonts w:ascii="Times New Roman" w:hAnsi="Times New Roman" w:cs="Times New Roman"/>
+          <w:bCs/>
+        </w:rPr>
+      </w:pPr>
+      <w:r>
+        <w:rPr>
+          <w:rFonts w:ascii="Times New Roman" w:hAnsi="Times New Roman" w:cs="Times New Roman"/>
+          <w:bCs/>
+        </w:rPr>
+        <w:t xml:space="preserve">Implemented secure authentication </w:t>
+      </w:r>
+      <w:r>
+        <w:rPr>
+          <w:rFonts w:ascii="Times New Roman" w:hAnsi="Times New Roman" w:cs="Times New Roman"/>
+          <w:bCs/>
+        </w:rPr>
+        <w:t>and session management system</w:t>
+      </w:r>
+      <w:r>
+        <w:rPr>
+          <w:rFonts w:ascii="Times New Roman" w:hAnsi="Times New Roman" w:cs="Times New Roman"/>
+          <w:bCs/>
+        </w:rPr>
+        <w:t xml:space="preserve"> </w:t>
+      </w:r>
+      <w:r>
+        <w:rPr>
+          <w:rFonts w:ascii="Times New Roman" w:hAnsi="Times New Roman" w:cs="Times New Roman"/>
+          <w:bCs/>
+        </w:rPr>
+        <w:t>to protect user data</w:t>
+      </w:r>
+    </w:p>
+    <w:p>
+      <w:pPr>
+        <w:pStyle w:val="NoSpacing"/>
+        <w:numPr>
+          <w:ilvl w:val="0"/>
+          <w:numId w:val="31"/>
+        </w:numPr>
+        <w:rPr>
+          <w:rFonts w:ascii="Times New Roman" w:hAnsi="Times New Roman" w:cs="Times New Roman"/>
+          <w:bCs/>
+        </w:rPr>
+      </w:pPr>
+      <w:r>
+        <w:rPr>
+          <w:rFonts w:ascii="Times New Roman" w:hAnsi="Times New Roman" w:cs="Times New Roman"/>
+          <w:bCs/>
+        </w:rPr>
+        <w:t xml:space="preserve">Deployed </w:t>
+      </w:r>
+      <w:r>
+        <w:rPr>
+          <w:rFonts w:ascii="Times New Roman" w:hAnsi="Times New Roman" w:cs="Times New Roman"/>
+          <w:bCs/>
+        </w:rPr>
+        <w:t xml:space="preserve">the application </w:t>
+      </w:r>
+      <w:r>
+        <w:rPr>
+          <w:rFonts w:ascii="Times New Roman" w:hAnsi="Times New Roman" w:cs="Times New Roman"/>
+          <w:bCs/>
+        </w:rPr>
+        <w:t>and database on Render</w:t>
+      </w:r>
+      <w:r>
+        <w:rPr>
+          <w:rFonts w:ascii="Times New Roman" w:hAnsi="Times New Roman" w:cs="Times New Roman"/>
+          <w:bCs/>
+        </w:rPr>
+        <w:t xml:space="preserve"> for automated </w:t>
+      </w:r>
+      <w:r>
+        <w:rPr>
+          <w:rFonts w:ascii="Times New Roman" w:hAnsi="Times New Roman" w:cs="Times New Roman"/>
+          <w:bCs/>
+        </w:rPr>
+        <w:t>builds and environment variable</w:t>
+      </w:r>
+      <w:r>
+        <w:rPr>
+          <w:rFonts w:ascii="Times New Roman" w:hAnsi="Times New Roman" w:cs="Times New Roman"/>
+          <w:bCs/>
+        </w:rPr>
+        <w:t xml:space="preserve"> handling</w:t>
+      </w:r>
+    </w:p>
+    <w:p>
+      <w:pPr>
+        <w:spacing w:line="240" w:lineRule="auto"/>
+        <w:rPr>
+          <w:rFonts w:ascii="Times New Roman" w:hAnsi="Times New Roman" w:cs="Times New Roman"/>
+          <w:b/>
+          <w:sz w:val="12"/>
+          <w:szCs w:val="12"/>
+        </w:rPr>
+      </w:pPr>
+    </w:p>
+    <w:p>
+      <w:pPr>
+        <w:pStyle w:val="NoSpacing"/>
+        <w:rPr>
+          <w:rFonts w:ascii="Times New Roman" w:hAnsi="Times New Roman" w:cs="Times New Roman"/>
+          <w:szCs w:val="21"/>
+        </w:rPr>
+      </w:pPr>
+      <w:r>
+        <w:rPr>
+          <w:rFonts w:ascii="Times New Roman" w:hAnsi="Times New Roman" w:cs="Times New Roman"/>
+          <w:b/>
+        </w:rPr>
+        <w:t xml:space="preserve">Web Portfolio </w:t>
+      </w:r>
+      <w:r>
+        <w:rPr>
+          <w:rFonts w:ascii="Times New Roman" w:hAnsi="Times New Roman" w:cs="Times New Roman"/>
+          <w:bCs/>
+        </w:rPr>
+        <w:t xml:space="preserve">| Creator </w:t>
+      </w:r>
+      <w:r>
+        <w:rPr>
+          <w:rFonts w:ascii="Times New Roman" w:hAnsi="Times New Roman" w:cs="Times New Roman"/>
+          <w:bCs/>
           <w:i/>
           <w:iCs/>
-          <w:szCs w:val="21"/>
-        </w:rPr>
-        <w:t xml:space="preserve"> 20</w:t>
-      </w:r>
-      <w:r>
+        </w:rPr>
+        <w:t>(2024)</w:t>
+      </w:r>
+      <w:r>
+        <w:rPr>
+          <w:rFonts w:ascii="Times New Roman" w:hAnsi="Times New Roman" w:cs="Times New Roman"/>
+          <w:b/>
+        </w:rPr>
+        <w:t xml:space="preserve"> </w:t>
+      </w:r>
+    </w:p>
+    <w:p>
+      <w:pPr>
+        <w:pStyle w:val="NoSpacing"/>
+        <w:numPr>
+          <w:ilvl w:val="0"/>
+          <w:numId w:val="31"/>
+        </w:numPr>
+        <w:rPr>
+          <w:bCs/>
+        </w:rPr>
+      </w:pPr>
+      <w:r>
+        <w:rPr>
+          <w:rFonts w:ascii="Times New Roman" w:hAnsi="Times New Roman" w:cs="Times New Roman"/>
+          <w:bCs/>
+        </w:rPr>
+        <w:t>Developed responsive personal website using HTML, CSS, JavaScript</w:t>
+      </w:r>
+    </w:p>
+    <w:p>
+      <w:pPr>
+        <w:pStyle w:val="NoSpacing"/>
+        <w:numPr>
+          <w:ilvl w:val="0"/>
+          <w:numId w:val="31"/>
+        </w:numPr>
+        <w:rPr>
+          <w:rFonts w:ascii="Times New Roman" w:hAnsi="Times New Roman" w:cs="Times New Roman"/>
+          <w:bCs/>
+        </w:rPr>
+      </w:pPr>
+      <w:r>
+        <w:rPr>
+          <w:rFonts w:ascii="Times New Roman" w:hAnsi="Times New Roman" w:cs="Times New Roman"/>
+          <w:bCs/>
+        </w:rPr>
+        <w:t xml:space="preserve">Integrated dynamic </w:t>
+      </w:r>
+      <w:r>
+        <w:rPr>
+          <w:rFonts w:ascii="Times New Roman" w:hAnsi="Times New Roman" w:cs="Times New Roman"/>
+          <w:bCs/>
+        </w:rPr>
+        <w:t xml:space="preserve">coding </w:t>
+      </w:r>
+      <w:r>
+        <w:rPr>
+          <w:rFonts w:ascii="Times New Roman" w:hAnsi="Times New Roman" w:cs="Times New Roman"/>
+          <w:bCs/>
+        </w:rPr>
+        <w:t xml:space="preserve">project showcases and </w:t>
+      </w:r>
+      <w:r>
+        <w:rPr>
+          <w:rFonts w:ascii="Times New Roman" w:hAnsi="Times New Roman" w:cs="Times New Roman"/>
+          <w:bCs/>
+        </w:rPr>
+        <w:t xml:space="preserve">live </w:t>
+      </w:r>
+      <w:r>
+        <w:rPr>
+          <w:rFonts w:ascii="Times New Roman" w:hAnsi="Times New Roman" w:cs="Times New Roman"/>
+          <w:bCs/>
+        </w:rPr>
+        <w:t>scheduling tools</w:t>
+      </w:r>
+    </w:p>
+    <w:p>
+      <w:pPr>
+        <w:pStyle w:val="NoSpacing"/>
+        <w:numPr>
+          <w:ilvl w:val="0"/>
+          <w:numId w:val="31"/>
+        </w:numPr>
+        <w:rPr>
+          <w:rFonts w:ascii="Times New Roman" w:hAnsi="Times New Roman" w:cs="Times New Roman"/>
+          <w:bCs/>
+        </w:rPr>
+      </w:pPr>
+      <w:r>
+        <w:rPr>
+          <w:rFonts w:ascii="Times New Roman" w:hAnsi="Times New Roman" w:cs="Times New Roman"/>
+          <w:bCs/>
+        </w:rPr>
+        <w:t xml:space="preserve">Deployed </w:t>
+      </w:r>
+      <w:r>
+        <w:rPr>
+          <w:rFonts w:ascii="Times New Roman" w:hAnsi="Times New Roman" w:cs="Times New Roman"/>
+          <w:bCs/>
+        </w:rPr>
+        <w:t>from Netlify</w:t>
+      </w:r>
+      <w:r>
+        <w:rPr>
+          <w:rFonts w:ascii="Times New Roman" w:hAnsi="Times New Roman" w:cs="Times New Roman"/>
+          <w:bCs/>
+        </w:rPr>
+        <w:t xml:space="preserve">, connected to GitHub </w:t>
+      </w:r>
+      <w:r>
+        <w:rPr>
+          <w:rFonts w:ascii="Times New Roman" w:hAnsi="Times New Roman" w:cs="Times New Roman"/>
+          <w:bCs/>
+        </w:rPr>
+        <w:t xml:space="preserve">for continuous </w:t>
+      </w:r>
+      <w:r>
+        <w:rPr>
+          <w:rFonts w:ascii="Times New Roman" w:hAnsi="Times New Roman" w:cs="Times New Roman"/>
+          <w:bCs/>
+        </w:rPr>
+        <w:t>updates</w:t>
+      </w:r>
+      <w:r>
+        <w:rPr>
+          <w:rFonts w:ascii="Times New Roman" w:hAnsi="Times New Roman" w:cs="Times New Roman"/>
+          <w:bCs/>
+        </w:rPr>
+        <w:t xml:space="preserve"> </w:t>
+      </w:r>
+    </w:p>
+    <w:p>
+      <w:pPr>
+        <w:rPr>
+          <w:sz w:val="12"/>
+          <w:szCs w:val="12"/>
+        </w:rPr>
+      </w:pPr>
+    </w:p>
+    <w:p>
+      <w:pPr>
+        <w:pStyle w:val="NoSpacing"/>
         <w:rPr>
           <w:rFonts w:ascii="Times New Roman" w:hAnsi="Times New Roman" w:cs="Times New Roman"/>
           <w:i/>
           <w:iCs/>
           <w:szCs w:val="21"/>
         </w:rPr>
-        <w:t>2</w:t>
+      </w:pPr>
+      <w:r>
+        <w:rPr>
+          <w:rFonts w:ascii="Times New Roman" w:hAnsi="Times New Roman" w:cs="Times New Roman"/>
+          <w:b/>
+          <w:bCs/>
+          <w:szCs w:val="21"/>
+        </w:rPr>
+        <w:t>AI Legal Document Summarizer (Idea Challenge – 1</w:t>
+      </w:r>
+      <w:r>
+        <w:rPr>
+          <w:rFonts w:ascii="Times New Roman" w:hAnsi="Times New Roman" w:cs="Times New Roman"/>
+          <w:b/>
+          <w:bCs/>
+          <w:szCs w:val="21"/>
+          <w:vertAlign w:val="superscript"/>
+        </w:rPr>
+        <w:t>st</w:t>
+      </w:r>
+      <w:r>
+        <w:rPr>
+          <w:rFonts w:ascii="Times New Roman" w:hAnsi="Times New Roman" w:cs="Times New Roman"/>
+          <w:b/>
+          <w:bCs/>
+          <w:szCs w:val="21"/>
+        </w:rPr>
+        <w:t xml:space="preserve"> Place) | </w:t>
+      </w:r>
+      <w:r>
+        <w:rPr>
+          <w:rFonts w:ascii="Times New Roman" w:hAnsi="Times New Roman" w:cs="Times New Roman"/>
+          <w:szCs w:val="21"/>
+        </w:rPr>
+        <w:t>Co-Creator</w:t>
+      </w:r>
+      <w:r>
+        <w:rPr>
+          <w:rFonts w:ascii="Times New Roman" w:hAnsi="Times New Roman" w:cs="Times New Roman"/>
+          <w:b/>
+          <w:bCs/>
+          <w:szCs w:val="21"/>
+        </w:rPr>
+        <w:t xml:space="preserve"> </w:t>
       </w:r>
       <w:r>
         <w:rPr>
@@ -601,23 +1086,25 @@
           <w:iCs/>
           <w:szCs w:val="21"/>
         </w:rPr>
-        <w:t>3</w:t>
-      </w:r>
-    </w:p>
-    <w:p>
-      <w:pPr>
-        <w:pStyle w:val="NoSpacing"/>
-        <w:rPr>
-          <w:rFonts w:ascii="Times New Roman" w:hAnsi="Times New Roman" w:cs="Times New Roman"/>
-          <w:szCs w:val="21"/>
-        </w:rPr>
-      </w:pPr>
-      <w:r>
-        <w:rPr>
-          <w:rFonts w:ascii="Times New Roman" w:hAnsi="Times New Roman" w:cs="Times New Roman"/>
-          <w:szCs w:val="21"/>
-        </w:rPr>
-        <w:t>Co-Creator</w:t>
+        <w:t>(</w:t>
+      </w:r>
+      <w:r>
+        <w:rPr>
+          <w:rFonts w:ascii="Times New Roman" w:hAnsi="Times New Roman" w:cs="Times New Roman"/>
+          <w:i/>
+          <w:iCs/>
+          <w:szCs w:val="21"/>
+        </w:rPr>
+        <w:t>202</w:t>
+      </w:r>
+      <w:r>
+        <w:rPr>
+          <w:rFonts w:ascii="Times New Roman" w:hAnsi="Times New Roman" w:cs="Times New Roman"/>
+          <w:i/>
+          <w:iCs/>
+          <w:szCs w:val="21"/>
+        </w:rPr>
+        <w:t>3)</w:t>
       </w:r>
     </w:p>
     <w:p>
@@ -637,7 +1124,21 @@
           <w:rFonts w:ascii="Times New Roman" w:hAnsi="Times New Roman" w:cs="Times New Roman"/>
           <w:szCs w:val="21"/>
         </w:rPr>
-        <w:t>Planned the creation of a website to summarize legal documents to make them more understandable and simpler</w:t>
+        <w:t xml:space="preserve">Collaborated with a team of </w:t>
+      </w:r>
+      <w:r>
+        <w:rPr>
+          <w:rFonts w:ascii="Times New Roman" w:hAnsi="Times New Roman" w:cs="Times New Roman"/>
+          <w:szCs w:val="21"/>
+        </w:rPr>
+        <w:t xml:space="preserve">3 other </w:t>
+      </w:r>
+      <w:r>
+        <w:rPr>
+          <w:rFonts w:ascii="Times New Roman" w:hAnsi="Times New Roman" w:cs="Times New Roman"/>
+          <w:szCs w:val="21"/>
+        </w:rPr>
+        <w:t>students to plan, present, and build an award-winning project</w:t>
       </w:r>
     </w:p>
     <w:p>
@@ -672,21 +1173,7 @@
           <w:rFonts w:ascii="Times New Roman" w:hAnsi="Times New Roman" w:cs="Times New Roman"/>
           <w:szCs w:val="21"/>
         </w:rPr>
-        <w:t xml:space="preserve"> Place &amp; Crowd Choice Award</w:t>
-      </w:r>
-      <w:r>
-        <w:rPr>
-          <w:rFonts w:ascii="Times New Roman" w:hAnsi="Times New Roman" w:cs="Times New Roman"/>
-          <w:szCs w:val="21"/>
-        </w:rPr>
-        <w:t>s</w:t>
-      </w:r>
-      <w:r>
-        <w:rPr>
-          <w:rFonts w:ascii="Times New Roman" w:hAnsi="Times New Roman" w:cs="Times New Roman"/>
-          <w:szCs w:val="21"/>
-        </w:rPr>
-        <w:t xml:space="preserve"> at the event</w:t>
+        <w:t xml:space="preserve"> Place &amp; Crowd Choice Awards at Villanova’s 2023 Idea Challenge</w:t>
       </w:r>
     </w:p>
     <w:p>
@@ -701,13 +1188,34 @@
           <w:szCs w:val="21"/>
         </w:rPr>
       </w:pPr>
+      <w:r>
+        <w:rPr>
+          <w:rFonts w:ascii="Times New Roman" w:hAnsi="Times New Roman" w:cs="Times New Roman"/>
+          <w:szCs w:val="21"/>
+        </w:rPr>
+        <w:t>Built</w:t>
+      </w:r>
+      <w:r>
+        <w:rPr>
+          <w:rFonts w:ascii="Times New Roman" w:hAnsi="Times New Roman" w:cs="Times New Roman"/>
+          <w:szCs w:val="21"/>
+        </w:rPr>
+        <w:t xml:space="preserve"> functional</w:t>
+      </w:r>
+      <w:r>
+        <w:rPr>
+          <w:rFonts w:ascii="Times New Roman" w:hAnsi="Times New Roman" w:cs="Times New Roman"/>
+          <w:szCs w:val="21"/>
+        </w:rPr>
+        <w:t xml:space="preserve"> </w:t>
+      </w:r>
       <w:proofErr w:type="gramStart"/>
       <w:r>
         <w:rPr>
           <w:rFonts w:ascii="Times New Roman" w:hAnsi="Times New Roman" w:cs="Times New Roman"/>
           <w:szCs w:val="21"/>
         </w:rPr>
-        <w:t>Recently</w:t>
+        <w:t>prototype</w:t>
       </w:r>
       <w:proofErr w:type="gramEnd"/>
       <w:r>
@@ -715,670 +1223,24 @@
           <w:rFonts w:ascii="Times New Roman" w:hAnsi="Times New Roman" w:cs="Times New Roman"/>
           <w:szCs w:val="21"/>
         </w:rPr>
-        <w:t xml:space="preserve"> created the project</w:t>
-      </w:r>
-      <w:r>
-        <w:rPr>
-          <w:rFonts w:ascii="Times New Roman" w:hAnsi="Times New Roman" w:cs="Times New Roman"/>
-          <w:szCs w:val="21"/>
-        </w:rPr>
-        <w:t xml:space="preserve"> with</w:t>
-      </w:r>
-      <w:r>
-        <w:rPr>
-          <w:rFonts w:ascii="Times New Roman" w:hAnsi="Times New Roman" w:cs="Times New Roman"/>
-          <w:szCs w:val="21"/>
-        </w:rPr>
-        <w:t xml:space="preserve"> Bootstrap CSS,</w:t>
-      </w:r>
-      <w:r>
-        <w:rPr>
-          <w:rFonts w:ascii="Times New Roman" w:hAnsi="Times New Roman" w:cs="Times New Roman"/>
-          <w:szCs w:val="21"/>
-        </w:rPr>
-        <w:t xml:space="preserve"> JavaScript</w:t>
-      </w:r>
-      <w:r>
-        <w:rPr>
-          <w:rFonts w:ascii="Times New Roman" w:hAnsi="Times New Roman" w:cs="Times New Roman"/>
-          <w:szCs w:val="21"/>
-        </w:rPr>
-        <w:t>,</w:t>
-      </w:r>
-      <w:r>
-        <w:rPr>
-          <w:rFonts w:ascii="Times New Roman" w:hAnsi="Times New Roman" w:cs="Times New Roman"/>
-          <w:szCs w:val="21"/>
-        </w:rPr>
-        <w:t xml:space="preserve"> </w:t>
-      </w:r>
-      <w:r>
-        <w:rPr>
-          <w:rFonts w:ascii="Times New Roman" w:hAnsi="Times New Roman" w:cs="Times New Roman"/>
-          <w:szCs w:val="21"/>
-        </w:rPr>
-        <w:t xml:space="preserve">React, </w:t>
-      </w:r>
-      <w:proofErr w:type="spellStart"/>
-      <w:r>
-        <w:rPr>
-          <w:rFonts w:ascii="Times New Roman" w:hAnsi="Times New Roman" w:cs="Times New Roman"/>
-          <w:szCs w:val="21"/>
-        </w:rPr>
-        <w:t>HuggingFace</w:t>
-      </w:r>
-      <w:proofErr w:type="spellEnd"/>
-      <w:r>
-        <w:rPr>
-          <w:rFonts w:ascii="Times New Roman" w:hAnsi="Times New Roman" w:cs="Times New Roman"/>
-          <w:szCs w:val="21"/>
-        </w:rPr>
-        <w:t xml:space="preserve"> AI</w:t>
-      </w:r>
-      <w:r>
-        <w:rPr>
-          <w:rFonts w:ascii="Times New Roman" w:hAnsi="Times New Roman" w:cs="Times New Roman"/>
-          <w:szCs w:val="21"/>
-        </w:rPr>
-        <w:t>, and Netlify</w:t>
+        <w:t xml:space="preserve"> using React and HuggingFace APIs to </w:t>
+      </w:r>
+      <w:r>
+        <w:rPr>
+          <w:rFonts w:ascii="Times New Roman" w:hAnsi="Times New Roman" w:cs="Times New Roman"/>
+          <w:szCs w:val="21"/>
+        </w:rPr>
+        <w:t>generate concise, accurate summaries</w:t>
       </w:r>
     </w:p>
     <w:p>
       <w:pPr>
-        <w:spacing w:line="240" w:lineRule="auto"/>
-        <w:rPr>
-          <w:rFonts w:ascii="Times New Roman" w:hAnsi="Times New Roman" w:cs="Times New Roman"/>
-          <w:b/>
-        </w:rPr>
-      </w:pPr>
-    </w:p>
-    <w:p>
-      <w:pPr>
-        <w:pStyle w:val="NoSpacing"/>
-        <w:rPr>
-          <w:rFonts w:ascii="Times New Roman" w:hAnsi="Times New Roman" w:cs="Times New Roman"/>
-          <w:szCs w:val="21"/>
-        </w:rPr>
-      </w:pPr>
-      <w:r>
-        <w:rPr>
-          <w:rFonts w:ascii="Times New Roman" w:hAnsi="Times New Roman" w:cs="Times New Roman"/>
-          <w:b/>
-        </w:rPr>
-        <w:t xml:space="preserve">Web Portfolio – </w:t>
-      </w:r>
-      <w:hyperlink r:id="rId11" w:history="1">
-        <w:r>
-          <w:rPr>
-            <w:rStyle w:val="Hyperlink"/>
-            <w:rFonts w:ascii="Times New Roman" w:hAnsi="Times New Roman" w:cs="Times New Roman"/>
-            <w:b/>
-          </w:rPr>
-          <w:t>https://rriccio.netlify.app</w:t>
-        </w:r>
-      </w:hyperlink>
-      <w:r>
-        <w:rPr>
-          <w:rFonts w:ascii="Times New Roman" w:hAnsi="Times New Roman" w:cs="Times New Roman"/>
-          <w:b/>
-        </w:rPr>
-        <w:t xml:space="preserve"> </w:t>
-      </w:r>
-      <w:r>
-        <w:rPr>
-          <w:rFonts w:ascii="Times New Roman" w:hAnsi="Times New Roman" w:cs="Times New Roman"/>
-          <w:b/>
-        </w:rPr>
-        <w:t xml:space="preserve">   </w:t>
-      </w:r>
-      <w:r>
-        <w:rPr>
-          <w:rFonts w:ascii="Times New Roman" w:hAnsi="Times New Roman" w:cs="Times New Roman"/>
-          <w:szCs w:val="21"/>
-        </w:rPr>
-        <w:t xml:space="preserve">                                                          </w:t>
-      </w:r>
-      <w:r>
-        <w:rPr>
-          <w:rFonts w:ascii="Times New Roman" w:hAnsi="Times New Roman" w:cs="Times New Roman"/>
-          <w:szCs w:val="21"/>
-        </w:rPr>
-        <w:t xml:space="preserve">                                       </w:t>
-      </w:r>
-      <w:r>
-        <w:rPr>
-          <w:rFonts w:ascii="Times New Roman" w:hAnsi="Times New Roman" w:cs="Times New Roman"/>
-          <w:szCs w:val="21"/>
-        </w:rPr>
-        <w:t xml:space="preserve"> </w:t>
-      </w:r>
-      <w:r>
-        <w:rPr>
-          <w:rFonts w:ascii="Times New Roman" w:hAnsi="Times New Roman" w:cs="Times New Roman"/>
-          <w:szCs w:val="21"/>
-        </w:rPr>
-        <w:t xml:space="preserve">    </w:t>
-      </w:r>
-      <w:r>
-        <w:rPr>
-          <w:rFonts w:ascii="Times New Roman" w:hAnsi="Times New Roman" w:cs="Times New Roman"/>
-          <w:szCs w:val="21"/>
-        </w:rPr>
-        <w:t xml:space="preserve">  </w:t>
-      </w:r>
-      <w:r>
-        <w:rPr>
-          <w:rFonts w:ascii="Times New Roman" w:hAnsi="Times New Roman" w:cs="Times New Roman"/>
-          <w:szCs w:val="21"/>
-        </w:rPr>
-        <w:t xml:space="preserve"> </w:t>
-      </w:r>
-      <w:r>
-        <w:rPr>
-          <w:rFonts w:ascii="Times New Roman" w:hAnsi="Times New Roman" w:cs="Times New Roman"/>
-          <w:i/>
-          <w:iCs/>
-          <w:szCs w:val="21"/>
-        </w:rPr>
-        <w:t>Fall 2024</w:t>
-      </w:r>
-    </w:p>
-    <w:p>
-      <w:pPr>
-        <w:pStyle w:val="NoSpacing"/>
-        <w:rPr>
-          <w:rFonts w:ascii="Times New Roman" w:hAnsi="Times New Roman" w:cs="Times New Roman"/>
-          <w:szCs w:val="21"/>
-        </w:rPr>
-      </w:pPr>
-      <w:r>
-        <w:rPr>
-          <w:rFonts w:ascii="Times New Roman" w:hAnsi="Times New Roman" w:cs="Times New Roman"/>
-          <w:szCs w:val="21"/>
-        </w:rPr>
-        <w:t>Creator</w:t>
-      </w:r>
-    </w:p>
-    <w:p>
-      <w:pPr>
-        <w:pStyle w:val="NoSpacing"/>
-        <w:numPr>
-          <w:ilvl w:val="0"/>
-          <w:numId w:val="31"/>
-        </w:numPr>
-        <w:rPr>
-          <w:rFonts w:ascii="Times New Roman" w:hAnsi="Times New Roman" w:cs="Times New Roman"/>
-          <w:bCs/>
-        </w:rPr>
-      </w:pPr>
-      <w:r>
-        <w:rPr>
-          <w:rFonts w:ascii="Times New Roman" w:hAnsi="Times New Roman" w:cs="Times New Roman"/>
-          <w:bCs/>
-        </w:rPr>
-        <w:t xml:space="preserve">Online </w:t>
-      </w:r>
-      <w:r>
-        <w:rPr>
-          <w:rFonts w:ascii="Times New Roman" w:hAnsi="Times New Roman" w:cs="Times New Roman"/>
-          <w:bCs/>
-        </w:rPr>
-        <w:t>portfolio</w:t>
-      </w:r>
-      <w:r>
-        <w:rPr>
-          <w:rFonts w:ascii="Times New Roman" w:hAnsi="Times New Roman" w:cs="Times New Roman"/>
-          <w:bCs/>
-        </w:rPr>
-        <w:t xml:space="preserve"> to keep track of </w:t>
-      </w:r>
-      <w:r>
-        <w:rPr>
-          <w:rFonts w:ascii="Times New Roman" w:hAnsi="Times New Roman" w:cs="Times New Roman"/>
-          <w:bCs/>
-        </w:rPr>
-        <w:t xml:space="preserve">college career, complete with calendars, schedules, and </w:t>
-      </w:r>
-      <w:r>
-        <w:rPr>
-          <w:rFonts w:ascii="Times New Roman" w:hAnsi="Times New Roman" w:cs="Times New Roman"/>
-          <w:bCs/>
-        </w:rPr>
-        <w:t>several miscellaneous coding projects</w:t>
-      </w:r>
-    </w:p>
-    <w:p>
-      <w:pPr>
-        <w:pStyle w:val="NoSpacing"/>
-        <w:rPr>
-          <w:bCs/>
-        </w:rPr>
-      </w:pPr>
-    </w:p>
-    <w:p>
-      <w:pPr>
-        <w:pStyle w:val="NoSpacing"/>
-        <w:rPr>
-          <w:rFonts w:ascii="Times New Roman" w:hAnsi="Times New Roman" w:cs="Times New Roman"/>
-          <w:bCs/>
-          <w:i/>
-          <w:iCs/>
-        </w:rPr>
-      </w:pPr>
-      <w:proofErr w:type="spellStart"/>
-      <w:r>
-        <w:rPr>
-          <w:rFonts w:ascii="Times New Roman" w:hAnsi="Times New Roman" w:cs="Times New Roman"/>
-          <w:b/>
-        </w:rPr>
-        <w:t>SmartGPA</w:t>
-      </w:r>
-      <w:proofErr w:type="spellEnd"/>
-      <w:r>
-        <w:rPr>
-          <w:rFonts w:ascii="Times New Roman" w:hAnsi="Times New Roman" w:cs="Times New Roman"/>
-          <w:b/>
-        </w:rPr>
-        <w:t xml:space="preserve"> – </w:t>
-      </w:r>
-      <w:hyperlink r:id="rId12" w:history="1">
-        <w:r>
-          <w:rPr>
-            <w:rStyle w:val="Hyperlink"/>
-            <w:rFonts w:ascii="Times New Roman" w:hAnsi="Times New Roman" w:cs="Times New Roman"/>
-            <w:b/>
-          </w:rPr>
-          <w:t>https://smartgpa.onrender.com</w:t>
-        </w:r>
-      </w:hyperlink>
-      <w:r>
-        <w:rPr>
-          <w:rFonts w:ascii="Times New Roman" w:hAnsi="Times New Roman" w:cs="Times New Roman"/>
-          <w:b/>
-        </w:rPr>
-        <w:t xml:space="preserve"> </w:t>
-      </w:r>
-      <w:r>
-        <w:rPr>
-          <w:rFonts w:ascii="Times New Roman" w:hAnsi="Times New Roman" w:cs="Times New Roman"/>
-          <w:b/>
-        </w:rPr>
-        <w:tab/>
-      </w:r>
-      <w:r>
-        <w:rPr>
-          <w:rFonts w:ascii="Times New Roman" w:hAnsi="Times New Roman" w:cs="Times New Roman"/>
-          <w:b/>
-        </w:rPr>
-        <w:tab/>
-      </w:r>
-      <w:r>
-        <w:rPr>
-          <w:rFonts w:ascii="Times New Roman" w:hAnsi="Times New Roman" w:cs="Times New Roman"/>
-          <w:b/>
-        </w:rPr>
-        <w:tab/>
-      </w:r>
-      <w:r>
-        <w:rPr>
-          <w:rFonts w:ascii="Times New Roman" w:hAnsi="Times New Roman" w:cs="Times New Roman"/>
-          <w:b/>
-        </w:rPr>
-        <w:tab/>
-      </w:r>
-      <w:r>
-        <w:rPr>
-          <w:rFonts w:ascii="Times New Roman" w:hAnsi="Times New Roman" w:cs="Times New Roman"/>
-          <w:b/>
-        </w:rPr>
-        <w:tab/>
-      </w:r>
-      <w:r>
-        <w:rPr>
-          <w:rFonts w:ascii="Times New Roman" w:hAnsi="Times New Roman" w:cs="Times New Roman"/>
-          <w:b/>
-        </w:rPr>
-        <w:tab/>
-      </w:r>
-      <w:r>
-        <w:rPr>
-          <w:rFonts w:ascii="Times New Roman" w:hAnsi="Times New Roman" w:cs="Times New Roman"/>
-          <w:b/>
-        </w:rPr>
-        <w:tab/>
-      </w:r>
-      <w:r>
-        <w:rPr>
-          <w:rFonts w:ascii="Times New Roman" w:hAnsi="Times New Roman" w:cs="Times New Roman"/>
-          <w:b/>
-        </w:rPr>
-        <w:tab/>
-        <w:t xml:space="preserve">      </w:t>
-      </w:r>
-      <w:r>
-        <w:rPr>
-          <w:rFonts w:ascii="Times New Roman" w:hAnsi="Times New Roman" w:cs="Times New Roman"/>
-          <w:bCs/>
-          <w:i/>
-          <w:iCs/>
-        </w:rPr>
-        <w:t>Spring 2026</w:t>
-      </w:r>
-    </w:p>
-    <w:p>
-      <w:pPr>
-        <w:pStyle w:val="NoSpacing"/>
-        <w:rPr>
-          <w:rFonts w:ascii="Times New Roman" w:hAnsi="Times New Roman" w:cs="Times New Roman"/>
-          <w:bCs/>
-        </w:rPr>
-      </w:pPr>
-      <w:r>
-        <w:rPr>
-          <w:rFonts w:ascii="Times New Roman" w:hAnsi="Times New Roman" w:cs="Times New Roman"/>
-          <w:bCs/>
-        </w:rPr>
-        <w:t>Co-Creator</w:t>
-      </w:r>
-    </w:p>
-    <w:p>
-      <w:pPr>
-        <w:pStyle w:val="NoSpacing"/>
-        <w:numPr>
-          <w:ilvl w:val="0"/>
-          <w:numId w:val="31"/>
-        </w:numPr>
-        <w:rPr>
-          <w:rFonts w:ascii="Times New Roman" w:hAnsi="Times New Roman" w:cs="Times New Roman"/>
-          <w:bCs/>
-        </w:rPr>
-      </w:pPr>
-      <w:r>
-        <w:rPr>
-          <w:rFonts w:ascii="Times New Roman" w:hAnsi="Times New Roman" w:cs="Times New Roman"/>
-          <w:bCs/>
-        </w:rPr>
-        <w:t xml:space="preserve">Current project. </w:t>
-      </w:r>
-      <w:r>
-        <w:rPr>
-          <w:rFonts w:ascii="Times New Roman" w:hAnsi="Times New Roman" w:cs="Times New Roman"/>
-          <w:bCs/>
-        </w:rPr>
-        <w:t>Utilizes a</w:t>
-      </w:r>
-      <w:r>
-        <w:rPr>
-          <w:rFonts w:ascii="Times New Roman" w:hAnsi="Times New Roman" w:cs="Times New Roman"/>
-          <w:bCs/>
-        </w:rPr>
-        <w:t>n</w:t>
-      </w:r>
-      <w:r>
-        <w:rPr>
-          <w:rFonts w:ascii="Times New Roman" w:hAnsi="Times New Roman" w:cs="Times New Roman"/>
-          <w:bCs/>
-        </w:rPr>
-        <w:t xml:space="preserve"> HTML and JavaScript frontend </w:t>
-      </w:r>
-      <w:r>
-        <w:rPr>
-          <w:rFonts w:ascii="Times New Roman" w:hAnsi="Times New Roman" w:cs="Times New Roman"/>
-          <w:bCs/>
-        </w:rPr>
-        <w:t>with</w:t>
-      </w:r>
-      <w:r>
-        <w:rPr>
-          <w:rFonts w:ascii="Times New Roman" w:hAnsi="Times New Roman" w:cs="Times New Roman"/>
-          <w:bCs/>
-        </w:rPr>
-        <w:t xml:space="preserve"> </w:t>
-      </w:r>
-      <w:r>
-        <w:rPr>
-          <w:rFonts w:ascii="Times New Roman" w:hAnsi="Times New Roman" w:cs="Times New Roman"/>
-          <w:bCs/>
-        </w:rPr>
-        <w:t>an SQL</w:t>
-      </w:r>
-      <w:r>
-        <w:rPr>
-          <w:rFonts w:ascii="Times New Roman" w:hAnsi="Times New Roman" w:cs="Times New Roman"/>
-          <w:bCs/>
-        </w:rPr>
-        <w:t xml:space="preserve"> </w:t>
-      </w:r>
-      <w:r>
-        <w:rPr>
-          <w:rFonts w:ascii="Times New Roman" w:hAnsi="Times New Roman" w:cs="Times New Roman"/>
-          <w:bCs/>
-        </w:rPr>
-        <w:t>database backend</w:t>
-      </w:r>
-      <w:r>
-        <w:rPr>
-          <w:rFonts w:ascii="Times New Roman" w:hAnsi="Times New Roman" w:cs="Times New Roman"/>
-          <w:bCs/>
-        </w:rPr>
-        <w:t xml:space="preserve"> to calculate course </w:t>
-      </w:r>
-      <w:r>
-        <w:rPr>
-          <w:rFonts w:ascii="Times New Roman" w:hAnsi="Times New Roman" w:cs="Times New Roman"/>
-          <w:bCs/>
-        </w:rPr>
-        <w:t>g</w:t>
-      </w:r>
-      <w:r>
-        <w:rPr>
-          <w:rFonts w:ascii="Times New Roman" w:hAnsi="Times New Roman" w:cs="Times New Roman"/>
-          <w:bCs/>
-        </w:rPr>
-        <w:t xml:space="preserve">rades and GPAs, saving </w:t>
-      </w:r>
-      <w:r>
-        <w:rPr>
-          <w:rFonts w:ascii="Times New Roman" w:hAnsi="Times New Roman" w:cs="Times New Roman"/>
-          <w:bCs/>
-        </w:rPr>
-        <w:t>all data</w:t>
-      </w:r>
-      <w:r>
-        <w:rPr>
-          <w:rFonts w:ascii="Times New Roman" w:hAnsi="Times New Roman" w:cs="Times New Roman"/>
-          <w:bCs/>
-        </w:rPr>
-        <w:t xml:space="preserve"> </w:t>
-      </w:r>
-      <w:r>
-        <w:rPr>
-          <w:rFonts w:ascii="Times New Roman" w:hAnsi="Times New Roman" w:cs="Times New Roman"/>
-          <w:bCs/>
-        </w:rPr>
-        <w:t>in a password-protected database for security and ease of access</w:t>
-      </w:r>
-    </w:p>
-    <w:p>
-      <w:pPr>
         <w:spacing w:after="0" w:line="240" w:lineRule="auto"/>
         <w:rPr>
           <w:rFonts w:ascii="Times New Roman" w:hAnsi="Times New Roman" w:cs="Times New Roman"/>
-          <w:b/>
-          <w:szCs w:val="21"/>
-        </w:rPr>
-      </w:pPr>
-    </w:p>
-    <w:p>
-      <w:pPr>
-        <w:pBdr>
-          <w:bottom w:val="single" w:sz="4" w:space="1" w:color="auto"/>
-        </w:pBdr>
-        <w:spacing w:after="0" w:line="240" w:lineRule="auto"/>
-        <w:rPr>
-          <w:rFonts w:ascii="Times New Roman" w:hAnsi="Times New Roman" w:cs="Times New Roman"/>
-          <w:b/>
-          <w:szCs w:val="21"/>
-        </w:rPr>
-      </w:pPr>
-      <w:r>
-        <w:rPr>
-          <w:rFonts w:ascii="Times New Roman" w:hAnsi="Times New Roman" w:cs="Times New Roman"/>
-          <w:b/>
-          <w:szCs w:val="21"/>
-        </w:rPr>
-        <w:t>SKILLS</w:t>
-      </w:r>
-    </w:p>
-    <w:p>
-      <w:pPr>
-        <w:spacing w:after="0" w:line="240" w:lineRule="auto"/>
-        <w:rPr>
-          <w:rFonts w:ascii="Times New Roman" w:hAnsi="Times New Roman" w:cs="Times New Roman"/>
-          <w:b/>
-          <w:bCs/>
-          <w:sz w:val="10"/>
-          <w:szCs w:val="8"/>
-        </w:rPr>
-      </w:pPr>
-    </w:p>
-    <w:p>
-      <w:pPr>
-        <w:spacing w:after="0" w:line="240" w:lineRule="auto"/>
-        <w:rPr>
-          <w:rFonts w:ascii="Times New Roman" w:hAnsi="Times New Roman" w:cs="Times New Roman"/>
-          <w:b/>
-          <w:bCs/>
-          <w:szCs w:val="21"/>
         </w:rPr>
         <w:sectPr>
-          <w:headerReference w:type="default" r:id="rId13"/>
-          <w:pgSz w:w="12240" w:h="15840"/>
-          <w:pgMar w:top="1260" w:right="720" w:bottom="720" w:left="720" w:header="810" w:footer="720" w:gutter="0"/>
-          <w:cols w:space="720"/>
-          <w:docGrid w:linePitch="299"/>
-        </w:sectPr>
-      </w:pPr>
-    </w:p>
-    <w:p>
-      <w:pPr>
-        <w:spacing w:after="0" w:line="240" w:lineRule="auto"/>
-        <w:rPr>
-          <w:rFonts w:ascii="Times New Roman" w:hAnsi="Times New Roman" w:cs="Times New Roman"/>
-          <w:szCs w:val="21"/>
-        </w:rPr>
-      </w:pPr>
-      <w:r>
-        <w:rPr>
-          <w:rFonts w:ascii="Times New Roman" w:hAnsi="Times New Roman" w:cs="Times New Roman"/>
-          <w:b/>
-          <w:bCs/>
-          <w:szCs w:val="21"/>
-        </w:rPr>
-        <w:t>Operating Systems</w:t>
-      </w:r>
-      <w:r>
-        <w:rPr>
-          <w:rFonts w:ascii="Times New Roman" w:hAnsi="Times New Roman" w:cs="Times New Roman"/>
-          <w:b/>
-          <w:bCs/>
-          <w:szCs w:val="21"/>
-        </w:rPr>
-        <w:t>:</w:t>
-      </w:r>
-      <w:r>
-        <w:rPr>
-          <w:rFonts w:ascii="Times New Roman" w:hAnsi="Times New Roman" w:cs="Times New Roman"/>
-          <w:szCs w:val="21"/>
-        </w:rPr>
-        <w:t xml:space="preserve"> </w:t>
-      </w:r>
-      <w:r>
-        <w:rPr>
-          <w:rFonts w:ascii="Times New Roman" w:hAnsi="Times New Roman" w:cs="Times New Roman"/>
-          <w:szCs w:val="21"/>
-        </w:rPr>
-        <w:t>Windows</w:t>
-      </w:r>
-      <w:r>
-        <w:rPr>
-          <w:rFonts w:ascii="Times New Roman" w:hAnsi="Times New Roman" w:cs="Times New Roman"/>
-          <w:szCs w:val="21"/>
-        </w:rPr>
-        <w:t>, Unix</w:t>
-      </w:r>
-    </w:p>
-    <w:p>
-      <w:pPr>
-        <w:spacing w:after="0" w:line="240" w:lineRule="auto"/>
-        <w:ind w:right="-480"/>
-        <w:rPr>
-          <w:rFonts w:ascii="Times New Roman" w:hAnsi="Times New Roman" w:cs="Times New Roman"/>
-          <w:szCs w:val="21"/>
-        </w:rPr>
-      </w:pPr>
-      <w:r>
-        <w:rPr>
-          <w:rFonts w:ascii="Times New Roman" w:hAnsi="Times New Roman" w:cs="Times New Roman"/>
-          <w:b/>
-          <w:bCs/>
-          <w:szCs w:val="21"/>
-        </w:rPr>
-        <w:t>Programming Languages:</w:t>
-      </w:r>
-      <w:r>
-        <w:rPr>
-          <w:rFonts w:ascii="Times New Roman" w:hAnsi="Times New Roman" w:cs="Times New Roman"/>
-          <w:b/>
-          <w:bCs/>
-          <w:szCs w:val="21"/>
-        </w:rPr>
-        <w:t xml:space="preserve"> </w:t>
-      </w:r>
-      <w:r>
-        <w:rPr>
-          <w:rFonts w:ascii="Times New Roman" w:hAnsi="Times New Roman" w:cs="Times New Roman"/>
-          <w:szCs w:val="21"/>
-        </w:rPr>
-        <w:t>Python, J</w:t>
-      </w:r>
-      <w:r>
-        <w:rPr>
-          <w:rFonts w:ascii="Times New Roman" w:hAnsi="Times New Roman" w:cs="Times New Roman"/>
-          <w:szCs w:val="21"/>
-        </w:rPr>
-        <w:t>ava</w:t>
-      </w:r>
-      <w:r>
-        <w:rPr>
-          <w:rFonts w:ascii="Times New Roman" w:hAnsi="Times New Roman" w:cs="Times New Roman"/>
-          <w:szCs w:val="21"/>
-        </w:rPr>
-        <w:t xml:space="preserve">, C, </w:t>
-      </w:r>
-      <w:r>
-        <w:rPr>
-          <w:rFonts w:ascii="Times New Roman" w:hAnsi="Times New Roman" w:cs="Times New Roman"/>
-          <w:szCs w:val="21"/>
-        </w:rPr>
-        <w:t>HTML, CSS, JavaScript</w:t>
-      </w:r>
-      <w:r>
-        <w:rPr>
-          <w:rFonts w:ascii="Times New Roman" w:hAnsi="Times New Roman" w:cs="Times New Roman"/>
-          <w:szCs w:val="21"/>
-        </w:rPr>
-        <w:t>, SQL</w:t>
-      </w:r>
-    </w:p>
-    <w:p>
-      <w:pPr>
-        <w:spacing w:after="0" w:line="240" w:lineRule="auto"/>
-        <w:rPr>
-          <w:rFonts w:ascii="Times New Roman" w:hAnsi="Times New Roman" w:cs="Times New Roman"/>
-          <w:szCs w:val="21"/>
-        </w:rPr>
-        <w:sectPr>
+          <w:headerReference w:type="default" r:id="rId12"/>
           <w:type w:val="continuous"/>
           <w:pgSz w:w="12240" w:h="15840"/>
           <w:pgMar w:top="990" w:right="720" w:bottom="720" w:left="720" w:header="720" w:footer="720" w:gutter="0"/>
@@ -1389,54 +1251,23 @@
     </w:p>
     <w:p>
       <w:pPr>
-        <w:spacing w:after="0" w:line="240" w:lineRule="auto"/>
-        <w:rPr>
-          <w:rFonts w:ascii="Times New Roman" w:hAnsi="Times New Roman" w:cs="Times New Roman"/>
-        </w:rPr>
-        <w:sectPr>
-          <w:type w:val="continuous"/>
-          <w:pgSz w:w="12240" w:h="15840"/>
-          <w:pgMar w:top="990" w:right="720" w:bottom="720" w:left="720" w:header="720" w:footer="720" w:gutter="0"/>
-          <w:cols w:space="720"/>
-          <w:docGrid w:linePitch="299"/>
-        </w:sectPr>
-      </w:pPr>
-    </w:p>
-    <w:p>
-      <w:pPr>
         <w:pBdr>
           <w:bottom w:val="single" w:sz="4" w:space="1" w:color="auto"/>
         </w:pBdr>
         <w:spacing w:after="0" w:line="240" w:lineRule="auto"/>
         <w:rPr>
           <w:rFonts w:ascii="Times New Roman" w:hAnsi="Times New Roman" w:cs="Times New Roman"/>
-          <w:b/>
-          <w:szCs w:val="21"/>
-        </w:rPr>
-      </w:pPr>
-      <w:r>
-        <w:rPr>
-          <w:rFonts w:ascii="Times New Roman" w:hAnsi="Times New Roman" w:cs="Times New Roman"/>
-          <w:b/>
-          <w:szCs w:val="21"/>
-        </w:rPr>
-        <w:t xml:space="preserve">LEADERSHIP </w:t>
-      </w:r>
-      <w:r>
-        <w:rPr>
-          <w:rFonts w:ascii="Times New Roman" w:hAnsi="Times New Roman" w:cs="Times New Roman"/>
-          <w:b/>
-          <w:szCs w:val="21"/>
-        </w:rPr>
-        <w:t xml:space="preserve">&amp; </w:t>
-      </w:r>
-      <w:r>
-        <w:rPr>
-          <w:rFonts w:ascii="Times New Roman" w:hAnsi="Times New Roman" w:cs="Times New Roman"/>
-          <w:b/>
-          <w:szCs w:val="21"/>
-        </w:rPr>
-        <w:t xml:space="preserve">ACTIVITIES </w:t>
+          <w:sz w:val="12"/>
+          <w:szCs w:val="12"/>
+        </w:rPr>
+      </w:pPr>
+      <w:r>
+        <w:rPr>
+          <w:rFonts w:ascii="Times New Roman" w:hAnsi="Times New Roman" w:cs="Times New Roman"/>
+          <w:sz w:val="10"/>
+          <w:szCs w:val="8"/>
+        </w:rPr>
+        <w:t xml:space="preserve"> </w:t>
       </w:r>
     </w:p>
     <w:p>
@@ -1452,6 +1283,7 @@
     <w:p>
       <w:pPr>
         <w:spacing w:after="0" w:line="240" w:lineRule="auto"/>
+        <w:contextualSpacing/>
         <w:rPr>
           <w:rFonts w:ascii="Times New Roman" w:hAnsi="Times New Roman" w:cs="Times New Roman"/>
           <w:b/>
@@ -1464,89 +1296,55 @@
           <w:b/>
           <w:szCs w:val="21"/>
         </w:rPr>
-        <w:t xml:space="preserve">Villanova University </w:t>
-      </w:r>
-      <w:r>
-        <w:rPr>
-          <w:rFonts w:ascii="Times New Roman" w:hAnsi="Times New Roman" w:cs="Times New Roman"/>
-          <w:b/>
-          <w:szCs w:val="21"/>
-        </w:rPr>
-        <w:t>A Cappella</w:t>
-      </w:r>
-      <w:r>
-        <w:rPr>
-          <w:rFonts w:ascii="Times New Roman" w:hAnsi="Times New Roman" w:cs="Times New Roman"/>
-          <w:b/>
-          <w:szCs w:val="21"/>
-        </w:rPr>
-        <w:t xml:space="preserve">                                                                                                    </w:t>
-      </w:r>
-      <w:r>
-        <w:rPr>
-          <w:rFonts w:ascii="Times New Roman" w:hAnsi="Times New Roman" w:cs="Times New Roman"/>
-          <w:b/>
-          <w:szCs w:val="21"/>
-        </w:rPr>
-        <w:t xml:space="preserve"> </w:t>
-      </w:r>
-      <w:r>
-        <w:rPr>
-          <w:rFonts w:ascii="Times New Roman" w:hAnsi="Times New Roman" w:cs="Times New Roman"/>
-          <w:i/>
-          <w:szCs w:val="21"/>
-        </w:rPr>
-        <w:t>September</w:t>
-      </w:r>
-      <w:r>
-        <w:rPr>
-          <w:rFonts w:ascii="Times New Roman" w:hAnsi="Times New Roman" w:cs="Times New Roman"/>
-          <w:i/>
-          <w:szCs w:val="21"/>
-        </w:rPr>
-        <w:t xml:space="preserve"> 20</w:t>
-      </w:r>
-      <w:r>
-        <w:rPr>
-          <w:rFonts w:ascii="Times New Roman" w:hAnsi="Times New Roman" w:cs="Times New Roman"/>
-          <w:i/>
-          <w:szCs w:val="21"/>
-        </w:rPr>
-        <w:t>23</w:t>
-      </w:r>
-      <w:r>
-        <w:rPr>
-          <w:rFonts w:ascii="Times New Roman" w:hAnsi="Times New Roman" w:cs="Times New Roman"/>
-          <w:i/>
-          <w:szCs w:val="21"/>
-        </w:rPr>
-        <w:t>-Present</w:t>
+        <w:t>EXPERIENCE &amp; LEADERSHIP</w:t>
       </w:r>
     </w:p>
     <w:p>
       <w:pPr>
         <w:spacing w:after="0" w:line="240" w:lineRule="auto"/>
-        <w:rPr>
-          <w:rFonts w:ascii="Times New Roman" w:hAnsi="Times New Roman" w:cs="Times New Roman"/>
+        <w:contextualSpacing/>
+        <w:rPr>
+          <w:rFonts w:ascii="Times New Roman" w:hAnsi="Times New Roman" w:cs="Times New Roman"/>
+          <w:b/>
+          <w:sz w:val="12"/>
+          <w:szCs w:val="12"/>
+        </w:rPr>
+      </w:pPr>
+    </w:p>
+    <w:p>
+      <w:pPr>
+        <w:spacing w:after="0" w:line="240" w:lineRule="auto"/>
+        <w:rPr>
+          <w:rFonts w:ascii="Times New Roman" w:hAnsi="Times New Roman" w:cs="Times New Roman"/>
+          <w:bCs/>
+          <w:szCs w:val="21"/>
+        </w:rPr>
+      </w:pPr>
+      <w:r>
+        <w:rPr>
+          <w:rFonts w:ascii="Times New Roman" w:hAnsi="Times New Roman" w:cs="Times New Roman"/>
+          <w:b/>
+          <w:szCs w:val="21"/>
+        </w:rPr>
+        <w:t>Lambda Chi Alpha</w:t>
+      </w:r>
+      <w:r>
+        <w:rPr>
+          <w:rFonts w:ascii="Times New Roman" w:hAnsi="Times New Roman" w:cs="Times New Roman"/>
+          <w:bCs/>
+          <w:szCs w:val="21"/>
+        </w:rPr>
+        <w:t xml:space="preserve"> | Member, High Kappa Chair </w:t>
+      </w:r>
+      <w:r>
+        <w:rPr>
+          <w:rFonts w:ascii="Times New Roman" w:hAnsi="Times New Roman" w:cs="Times New Roman"/>
+          <w:bCs/>
+          <w:i/>
           <w:iCs/>
           <w:szCs w:val="21"/>
         </w:rPr>
-      </w:pPr>
-      <w:r>
-        <w:rPr>
-          <w:rFonts w:ascii="Times New Roman" w:hAnsi="Times New Roman" w:cs="Times New Roman"/>
-          <w:iCs/>
-          <w:szCs w:val="21"/>
-        </w:rPr>
-        <w:t>Member</w:t>
-      </w:r>
-      <w:r>
-        <w:rPr>
-          <w:rFonts w:ascii="Times New Roman" w:hAnsi="Times New Roman" w:cs="Times New Roman"/>
-          <w:iCs/>
-          <w:szCs w:val="21"/>
-        </w:rPr>
-        <w:t>, Vocal Percussionist</w:t>
+        <w:t>(2023-Present)</w:t>
       </w:r>
     </w:p>
     <w:p>
@@ -1554,49 +1352,22 @@
         <w:pStyle w:val="ListParagraph"/>
         <w:numPr>
           <w:ilvl w:val="0"/>
-          <w:numId w:val="2"/>
+          <w:numId w:val="32"/>
         </w:numPr>
         <w:spacing w:line="240" w:lineRule="auto"/>
         <w:jc w:val="left"/>
         <w:rPr>
+          <w:b/>
+          <w:szCs w:val="21"/>
+        </w:rPr>
+      </w:pPr>
+      <w:r>
+        <w:rPr>
+          <w:bCs/>
           <w:sz w:val="22"/>
-          <w:szCs w:val="21"/>
-        </w:rPr>
-      </w:pPr>
-      <w:r>
-        <w:rPr>
-          <w:sz w:val="22"/>
-          <w:szCs w:val="21"/>
-        </w:rPr>
-        <w:t>Coordinat</w:t>
-      </w:r>
-      <w:r>
-        <w:rPr>
-          <w:sz w:val="22"/>
-          <w:szCs w:val="21"/>
-        </w:rPr>
-        <w:t xml:space="preserve">ed </w:t>
-      </w:r>
-      <w:r>
-        <w:rPr>
-          <w:sz w:val="22"/>
-          <w:szCs w:val="21"/>
-        </w:rPr>
-        <w:t>rehearsals, soundchecks</w:t>
-      </w:r>
-      <w:r>
-        <w:rPr>
-          <w:sz w:val="22"/>
-          <w:szCs w:val="21"/>
-        </w:rPr>
-        <w:t>,</w:t>
-      </w:r>
-      <w:r>
-        <w:rPr>
-          <w:sz w:val="22"/>
-          <w:szCs w:val="21"/>
-        </w:rPr>
-        <w:t xml:space="preserve"> and performances as a group</w:t>
+          <w:szCs w:val="22"/>
+        </w:rPr>
+        <w:t>Led member onboarding program and coordinated weekly development sessions</w:t>
       </w:r>
     </w:p>
     <w:p>
@@ -1604,31 +1375,32 @@
         <w:pStyle w:val="ListParagraph"/>
         <w:numPr>
           <w:ilvl w:val="0"/>
-          <w:numId w:val="2"/>
+          <w:numId w:val="32"/>
         </w:numPr>
         <w:spacing w:line="240" w:lineRule="auto"/>
         <w:jc w:val="left"/>
         <w:rPr>
+          <w:b/>
+          <w:szCs w:val="21"/>
+        </w:rPr>
+      </w:pPr>
+      <w:r>
+        <w:rPr>
+          <w:bCs/>
           <w:sz w:val="22"/>
-          <w:szCs w:val="21"/>
-        </w:rPr>
-      </w:pPr>
-      <w:r>
-        <w:rPr>
-          <w:sz w:val="22"/>
-          <w:szCs w:val="21"/>
-        </w:rPr>
-        <w:t>Worked as a team to ensure quality and consistency</w:t>
+          <w:szCs w:val="22"/>
+        </w:rPr>
+        <w:t>Organized and attended philanthropic events supporting national charities</w:t>
       </w:r>
     </w:p>
     <w:p>
       <w:pPr>
-        <w:spacing w:after="0" w:line="240" w:lineRule="auto"/>
-        <w:rPr>
-          <w:rFonts w:ascii="Times New Roman" w:hAnsi="Times New Roman" w:cs="Times New Roman"/>
+        <w:pStyle w:val="ListParagraph"/>
+        <w:spacing w:line="240" w:lineRule="auto"/>
+        <w:jc w:val="left"/>
+        <w:rPr>
           <w:b/>
-          <w:sz w:val="10"/>
-          <w:szCs w:val="10"/>
+          <w:szCs w:val="21"/>
         </w:rPr>
       </w:pPr>
     </w:p>
@@ -1637,107 +1409,71 @@
         <w:spacing w:after="0" w:line="240" w:lineRule="auto"/>
         <w:rPr>
           <w:rFonts w:ascii="Times New Roman" w:hAnsi="Times New Roman" w:cs="Times New Roman"/>
+          <w:bCs/>
+          <w:szCs w:val="21"/>
+        </w:rPr>
+      </w:pPr>
+      <w:r>
+        <w:rPr>
+          <w:rFonts w:ascii="Times New Roman" w:hAnsi="Times New Roman" w:cs="Times New Roman"/>
           <w:b/>
           <w:szCs w:val="21"/>
         </w:rPr>
-      </w:pPr>
-      <w:r>
-        <w:rPr>
-          <w:rFonts w:ascii="Times New Roman" w:hAnsi="Times New Roman" w:cs="Times New Roman"/>
-          <w:b/>
-          <w:szCs w:val="21"/>
-        </w:rPr>
-        <w:t xml:space="preserve">Lambda Chi Alpha </w:t>
-      </w:r>
-      <w:r>
-        <w:rPr>
-          <w:rFonts w:ascii="Times New Roman" w:hAnsi="Times New Roman" w:cs="Times New Roman"/>
-          <w:b/>
-          <w:szCs w:val="21"/>
-        </w:rPr>
-        <w:t xml:space="preserve">   </w:t>
-      </w:r>
-    </w:p>
-    <w:p>
-      <w:pPr>
-        <w:spacing w:after="0" w:line="240" w:lineRule="auto"/>
-        <w:rPr>
-          <w:rFonts w:ascii="Times New Roman" w:hAnsi="Times New Roman" w:cs="Times New Roman"/>
+        <w:t>Misquamicut Fire District</w:t>
+      </w:r>
+      <w:r>
+        <w:rPr>
+          <w:rFonts w:ascii="Times New Roman" w:hAnsi="Times New Roman" w:cs="Times New Roman"/>
+          <w:bCs/>
+          <w:szCs w:val="21"/>
+        </w:rPr>
+        <w:t xml:space="preserve"> | </w:t>
+      </w:r>
+      <w:r>
+        <w:rPr>
+          <w:rFonts w:ascii="Times New Roman" w:hAnsi="Times New Roman" w:cs="Times New Roman"/>
+          <w:bCs/>
+          <w:szCs w:val="21"/>
+        </w:rPr>
+        <w:t>Senior Lifeguard, Captain</w:t>
+      </w:r>
+      <w:r>
+        <w:rPr>
+          <w:rFonts w:ascii="Times New Roman" w:hAnsi="Times New Roman" w:cs="Times New Roman"/>
+          <w:bCs/>
+          <w:szCs w:val="21"/>
+        </w:rPr>
+        <w:t xml:space="preserve"> </w:t>
+      </w:r>
+      <w:r>
+        <w:rPr>
+          <w:rFonts w:ascii="Times New Roman" w:hAnsi="Times New Roman" w:cs="Times New Roman"/>
+          <w:bCs/>
           <w:i/>
-          <w:szCs w:val="21"/>
-        </w:rPr>
-      </w:pPr>
-      <w:r>
-        <w:rPr>
-          <w:rFonts w:ascii="Times New Roman" w:hAnsi="Times New Roman" w:cs="Times New Roman"/>
-          <w:bCs/>
-          <w:szCs w:val="21"/>
-        </w:rPr>
-        <w:t>Member</w:t>
-      </w:r>
-      <w:r>
-        <w:rPr>
-          <w:rFonts w:ascii="Times New Roman" w:hAnsi="Times New Roman" w:cs="Times New Roman"/>
-          <w:bCs/>
-          <w:szCs w:val="21"/>
-        </w:rPr>
-        <w:t>, High Kappa</w:t>
-      </w:r>
-      <w:r>
-        <w:rPr>
-          <w:rFonts w:ascii="Times New Roman" w:hAnsi="Times New Roman" w:cs="Times New Roman"/>
-          <w:b/>
-          <w:szCs w:val="21"/>
-        </w:rPr>
-        <w:t xml:space="preserve"> </w:t>
-      </w:r>
-      <w:r>
-        <w:rPr>
-          <w:rFonts w:ascii="Times New Roman" w:hAnsi="Times New Roman" w:cs="Times New Roman"/>
-          <w:bCs/>
-          <w:szCs w:val="21"/>
-        </w:rPr>
-        <w:t>Chair</w:t>
-      </w:r>
-      <w:r>
-        <w:rPr>
-          <w:rFonts w:ascii="Times New Roman" w:hAnsi="Times New Roman" w:cs="Times New Roman"/>
-          <w:b/>
-          <w:szCs w:val="21"/>
-        </w:rPr>
-        <w:t xml:space="preserve">                                                           </w:t>
-      </w:r>
-      <w:r>
-        <w:rPr>
-          <w:rFonts w:ascii="Times New Roman" w:hAnsi="Times New Roman" w:cs="Times New Roman"/>
+          <w:iCs/>
+          <w:szCs w:val="21"/>
+        </w:rPr>
+        <w:t>(</w:t>
+      </w:r>
+      <w:r>
+        <w:rPr>
+          <w:rFonts w:ascii="Times New Roman" w:hAnsi="Times New Roman" w:cs="Times New Roman"/>
+          <w:bCs/>
           <w:i/>
-          <w:szCs w:val="21"/>
-        </w:rPr>
-        <w:t xml:space="preserve">                           </w:t>
-      </w:r>
-      <w:r>
-        <w:rPr>
-          <w:rFonts w:ascii="Times New Roman" w:hAnsi="Times New Roman" w:cs="Times New Roman"/>
+          <w:iCs/>
+          <w:szCs w:val="21"/>
+        </w:rPr>
+        <w:t>2021-2025</w:t>
+      </w:r>
+      <w:r>
+        <w:rPr>
+          <w:rFonts w:ascii="Times New Roman" w:hAnsi="Times New Roman" w:cs="Times New Roman"/>
+          <w:bCs/>
           <w:i/>
-          <w:szCs w:val="21"/>
-        </w:rPr>
-        <w:t xml:space="preserve">                 </w:t>
-      </w:r>
-      <w:r>
-        <w:rPr>
-          <w:rFonts w:ascii="Times New Roman" w:hAnsi="Times New Roman" w:cs="Times New Roman"/>
-          <w:i/>
-          <w:szCs w:val="21"/>
-        </w:rPr>
-        <w:t xml:space="preserve"> </w:t>
-      </w:r>
-      <w:r>
-        <w:rPr>
-          <w:rFonts w:ascii="Times New Roman" w:hAnsi="Times New Roman" w:cs="Times New Roman"/>
-          <w:i/>
-          <w:szCs w:val="21"/>
-        </w:rPr>
-        <w:t xml:space="preserve">        September 2023-Present</w:t>
+          <w:iCs/>
+          <w:szCs w:val="21"/>
+        </w:rPr>
+        <w:t>)</w:t>
       </w:r>
     </w:p>
     <w:p>
@@ -1745,45 +1481,30 @@
         <w:pStyle w:val="ListParagraph"/>
         <w:numPr>
           <w:ilvl w:val="0"/>
-          <w:numId w:val="2"/>
+          <w:numId w:val="32"/>
         </w:numPr>
         <w:spacing w:line="240" w:lineRule="auto"/>
         <w:jc w:val="left"/>
         <w:rPr>
-          <w:i/>
+          <w:b/>
+          <w:szCs w:val="21"/>
+        </w:rPr>
+      </w:pPr>
+      <w:r>
+        <w:rPr>
+          <w:bCs/>
           <w:sz w:val="22"/>
-          <w:szCs w:val="21"/>
-        </w:rPr>
-      </w:pPr>
-      <w:r>
-        <w:rPr>
+          <w:szCs w:val="22"/>
+        </w:rPr>
+        <w:t xml:space="preserve">Supervised a team of 15-20 </w:t>
+      </w:r>
+      <w:r>
+        <w:rPr>
+          <w:bCs/>
           <w:sz w:val="22"/>
-          <w:szCs w:val="21"/>
-        </w:rPr>
-        <w:t xml:space="preserve">Frequently </w:t>
-      </w:r>
-      <w:r>
-        <w:rPr>
-          <w:sz w:val="22"/>
-          <w:szCs w:val="21"/>
-        </w:rPr>
-        <w:t xml:space="preserve">collaborated with others to organize and work philanthropic events to raise money for charities such as </w:t>
-      </w:r>
-      <w:proofErr w:type="spellStart"/>
-      <w:r>
-        <w:rPr>
-          <w:sz w:val="22"/>
-          <w:szCs w:val="21"/>
-        </w:rPr>
-        <w:t>Movember</w:t>
-      </w:r>
-      <w:proofErr w:type="spellEnd"/>
-      <w:r>
-        <w:rPr>
-          <w:sz w:val="22"/>
-          <w:szCs w:val="21"/>
-        </w:rPr>
-        <w:t xml:space="preserve"> and Feeding America</w:t>
+          <w:szCs w:val="22"/>
+        </w:rPr>
+        <w:t>beach lifeguards, managing scheduling, training, and daily operations</w:t>
       </w:r>
     </w:p>
     <w:p>
@@ -1791,219 +1512,30 @@
         <w:pStyle w:val="ListParagraph"/>
         <w:numPr>
           <w:ilvl w:val="0"/>
-          <w:numId w:val="2"/>
+          <w:numId w:val="32"/>
         </w:numPr>
         <w:spacing w:line="240" w:lineRule="auto"/>
         <w:jc w:val="left"/>
         <w:rPr>
-          <w:iCs/>
+          <w:b/>
+          <w:szCs w:val="21"/>
+        </w:rPr>
+      </w:pPr>
+      <w:r>
+        <w:rPr>
+          <w:bCs/>
           <w:sz w:val="22"/>
-          <w:szCs w:val="21"/>
-        </w:rPr>
-      </w:pPr>
-      <w:r>
-        <w:rPr>
-          <w:iCs/>
+          <w:szCs w:val="22"/>
+        </w:rPr>
+        <w:t xml:space="preserve">Led emergency responses and executed </w:t>
+      </w:r>
+      <w:r>
+        <w:rPr>
+          <w:bCs/>
           <w:sz w:val="22"/>
-          <w:szCs w:val="21"/>
-        </w:rPr>
-        <w:t>Led new‑member education</w:t>
-      </w:r>
-      <w:r>
-        <w:rPr>
-          <w:iCs/>
-          <w:sz w:val="22"/>
-          <w:szCs w:val="21"/>
-        </w:rPr>
-        <w:t xml:space="preserve"> and experiences</w:t>
-      </w:r>
-      <w:r>
-        <w:rPr>
-          <w:iCs/>
-          <w:sz w:val="22"/>
-          <w:szCs w:val="21"/>
-        </w:rPr>
-        <w:t xml:space="preserve"> by </w:t>
-      </w:r>
-      <w:r>
-        <w:rPr>
-          <w:iCs/>
-          <w:sz w:val="22"/>
-          <w:szCs w:val="21"/>
-        </w:rPr>
-        <w:t>scheduling, designing</w:t>
-      </w:r>
-      <w:r>
-        <w:rPr>
-          <w:iCs/>
-          <w:sz w:val="22"/>
-          <w:szCs w:val="21"/>
-        </w:rPr>
-        <w:t xml:space="preserve"> and </w:t>
-      </w:r>
-      <w:r>
-        <w:rPr>
-          <w:iCs/>
-          <w:sz w:val="22"/>
-          <w:szCs w:val="21"/>
-        </w:rPr>
-        <w:t>hosting</w:t>
-      </w:r>
-      <w:r>
-        <w:rPr>
-          <w:iCs/>
-          <w:sz w:val="22"/>
-          <w:szCs w:val="21"/>
-        </w:rPr>
-        <w:t xml:space="preserve"> weekly development </w:t>
-      </w:r>
-      <w:r>
-        <w:rPr>
-          <w:iCs/>
-          <w:sz w:val="22"/>
-          <w:szCs w:val="21"/>
-        </w:rPr>
-        <w:t>meetings</w:t>
-      </w:r>
-      <w:r>
-        <w:rPr>
-          <w:iCs/>
-          <w:sz w:val="22"/>
-          <w:szCs w:val="21"/>
-        </w:rPr>
-        <w:t xml:space="preserve">, coordinating chapter operations, and ensuring alignment with national </w:t>
-      </w:r>
-      <w:r>
-        <w:rPr>
-          <w:iCs/>
-          <w:sz w:val="22"/>
-          <w:szCs w:val="21"/>
-        </w:rPr>
-        <w:t>guidelines</w:t>
-      </w:r>
-      <w:r>
-        <w:rPr>
-          <w:iCs/>
-          <w:sz w:val="22"/>
-          <w:szCs w:val="21"/>
-        </w:rPr>
-        <w:t>.</w:t>
-      </w:r>
-    </w:p>
-    <w:p>
-      <w:pPr>
-        <w:spacing w:after="0" w:line="240" w:lineRule="auto"/>
-        <w:rPr>
-          <w:rFonts w:ascii="Times New Roman" w:hAnsi="Times New Roman" w:cs="Times New Roman"/>
-          <w:i/>
-          <w:szCs w:val="21"/>
-        </w:rPr>
-      </w:pPr>
-      <w:r>
-        <w:rPr>
-          <w:rFonts w:ascii="Times New Roman" w:hAnsi="Times New Roman" w:cs="Times New Roman"/>
-          <w:b/>
-          <w:szCs w:val="21"/>
-        </w:rPr>
-        <w:t xml:space="preserve">Misquamicut Fire District </w:t>
-      </w:r>
-      <w:r>
-        <w:rPr>
-          <w:rFonts w:ascii="Times New Roman" w:hAnsi="Times New Roman" w:cs="Times New Roman"/>
-          <w:b/>
-          <w:szCs w:val="21"/>
-        </w:rPr>
-        <w:t xml:space="preserve">                                                                                                                 </w:t>
-      </w:r>
-      <w:r>
-        <w:rPr>
-          <w:rFonts w:ascii="Times New Roman" w:hAnsi="Times New Roman" w:cs="Times New Roman"/>
-          <w:i/>
-          <w:szCs w:val="21"/>
-        </w:rPr>
-        <w:t>May</w:t>
-      </w:r>
-      <w:r>
-        <w:rPr>
-          <w:rFonts w:ascii="Times New Roman" w:hAnsi="Times New Roman" w:cs="Times New Roman"/>
-          <w:i/>
-          <w:szCs w:val="21"/>
-        </w:rPr>
-        <w:t xml:space="preserve"> 20</w:t>
-      </w:r>
-      <w:r>
-        <w:rPr>
-          <w:rFonts w:ascii="Times New Roman" w:hAnsi="Times New Roman" w:cs="Times New Roman"/>
-          <w:i/>
-          <w:szCs w:val="21"/>
-        </w:rPr>
-        <w:t>21</w:t>
-      </w:r>
-      <w:r>
-        <w:rPr>
-          <w:rFonts w:ascii="Times New Roman" w:hAnsi="Times New Roman" w:cs="Times New Roman"/>
-          <w:i/>
-          <w:szCs w:val="21"/>
-        </w:rPr>
-        <w:t>-</w:t>
-      </w:r>
-      <w:r>
-        <w:rPr>
-          <w:rFonts w:ascii="Times New Roman" w:hAnsi="Times New Roman" w:cs="Times New Roman"/>
-          <w:i/>
-          <w:szCs w:val="21"/>
-        </w:rPr>
-        <w:t>August 2025</w:t>
-      </w:r>
-    </w:p>
-    <w:p>
-      <w:pPr>
-        <w:spacing w:line="240" w:lineRule="auto"/>
-        <w:rPr>
-          <w:rFonts w:ascii="Times New Roman" w:hAnsi="Times New Roman" w:cs="Times New Roman"/>
-          <w:iCs/>
-          <w:szCs w:val="21"/>
-        </w:rPr>
-      </w:pPr>
-      <w:r>
-        <w:rPr>
-          <w:rFonts w:ascii="Times New Roman" w:hAnsi="Times New Roman" w:cs="Times New Roman"/>
-          <w:iCs/>
-          <w:szCs w:val="21"/>
-        </w:rPr>
-        <w:t xml:space="preserve">Senior </w:t>
-      </w:r>
-      <w:r>
-        <w:rPr>
-          <w:rFonts w:ascii="Times New Roman" w:hAnsi="Times New Roman" w:cs="Times New Roman"/>
-          <w:iCs/>
-          <w:szCs w:val="21"/>
-        </w:rPr>
-        <w:t>Lifeguard</w:t>
-      </w:r>
-      <w:r>
-        <w:rPr>
-          <w:rFonts w:ascii="Times New Roman" w:hAnsi="Times New Roman" w:cs="Times New Roman"/>
-          <w:iCs/>
-          <w:szCs w:val="21"/>
-        </w:rPr>
-        <w:t xml:space="preserve">, </w:t>
-      </w:r>
-      <w:r>
-        <w:rPr>
-          <w:rFonts w:ascii="Times New Roman" w:hAnsi="Times New Roman" w:cs="Times New Roman"/>
-          <w:iCs/>
-          <w:szCs w:val="21"/>
-        </w:rPr>
-        <w:t xml:space="preserve">Lifeguard </w:t>
-      </w:r>
-      <w:r>
-        <w:rPr>
-          <w:rFonts w:ascii="Times New Roman" w:hAnsi="Times New Roman" w:cs="Times New Roman"/>
-          <w:iCs/>
-          <w:szCs w:val="21"/>
-        </w:rPr>
-        <w:t>Captain</w:t>
+          <w:szCs w:val="22"/>
+        </w:rPr>
+        <w:t>many high-pressure rescue protocols</w:t>
       </w:r>
     </w:p>
     <w:p>
@@ -2011,39 +1543,138 @@
         <w:pStyle w:val="ListParagraph"/>
         <w:numPr>
           <w:ilvl w:val="0"/>
-          <w:numId w:val="30"/>
+          <w:numId w:val="32"/>
         </w:numPr>
         <w:spacing w:line="240" w:lineRule="auto"/>
         <w:jc w:val="left"/>
         <w:rPr>
-          <w:iCs/>
+          <w:b/>
+          <w:szCs w:val="21"/>
+        </w:rPr>
+      </w:pPr>
+      <w:r>
+        <w:rPr>
+          <w:bCs/>
           <w:sz w:val="22"/>
           <w:szCs w:val="22"/>
         </w:rPr>
-      </w:pPr>
-      <w:r>
-        <w:rPr>
-          <w:iCs/>
+        <w:t xml:space="preserve">Trained new staff in CPR, water rescue, </w:t>
+      </w:r>
+      <w:r>
+        <w:rPr>
+          <w:bCs/>
           <w:sz w:val="22"/>
           <w:szCs w:val="22"/>
         </w:rPr>
-        <w:t>A</w:t>
-      </w:r>
-      <w:r>
-        <w:rPr>
-          <w:iCs/>
+        <w:t>risk assessment</w:t>
+      </w:r>
+      <w:r>
+        <w:rPr>
+          <w:bCs/>
           <w:sz w:val="22"/>
           <w:szCs w:val="22"/>
         </w:rPr>
-        <w:t>ssisted</w:t>
-      </w:r>
-      <w:r>
-        <w:rPr>
-          <w:iCs/>
+        <w:t>/</w:t>
+      </w:r>
+      <w:r>
+        <w:rPr>
+          <w:bCs/>
           <w:sz w:val="22"/>
           <w:szCs w:val="22"/>
         </w:rPr>
-        <w:t xml:space="preserve"> with the creation of lifeguard work &amp; training schedules</w:t>
+        <w:t>prevention, and beach safety procedures</w:t>
+      </w:r>
+    </w:p>
+    <w:p>
+      <w:pPr>
+        <w:spacing w:after="0" w:line="240" w:lineRule="auto"/>
+        <w:rPr>
+          <w:rFonts w:ascii="Times New Roman" w:hAnsi="Times New Roman" w:cs="Times New Roman"/>
+          <w:b/>
+          <w:szCs w:val="21"/>
+        </w:rPr>
+      </w:pPr>
+    </w:p>
+    <w:p>
+      <w:pPr>
+        <w:spacing w:after="0" w:line="240" w:lineRule="auto"/>
+        <w:rPr>
+          <w:rFonts w:ascii="Times New Roman" w:hAnsi="Times New Roman" w:cs="Times New Roman"/>
+          <w:bCs/>
+          <w:szCs w:val="21"/>
+        </w:rPr>
+      </w:pPr>
+      <w:r>
+        <w:rPr>
+          <w:rFonts w:ascii="Times New Roman" w:hAnsi="Times New Roman" w:cs="Times New Roman"/>
+          <w:b/>
+          <w:szCs w:val="21"/>
+        </w:rPr>
+        <w:t xml:space="preserve">Villanova University </w:t>
+      </w:r>
+      <w:r>
+        <w:rPr>
+          <w:rFonts w:ascii="Times New Roman" w:hAnsi="Times New Roman" w:cs="Times New Roman"/>
+          <w:b/>
+          <w:szCs w:val="21"/>
+        </w:rPr>
+        <w:t>A Cappella</w:t>
+      </w:r>
+      <w:r>
+        <w:rPr>
+          <w:rFonts w:ascii="Times New Roman" w:hAnsi="Times New Roman" w:cs="Times New Roman"/>
+          <w:b/>
+          <w:szCs w:val="21"/>
+        </w:rPr>
+        <w:t xml:space="preserve"> </w:t>
+      </w:r>
+      <w:r>
+        <w:rPr>
+          <w:rFonts w:ascii="Times New Roman" w:hAnsi="Times New Roman" w:cs="Times New Roman"/>
+          <w:b/>
+          <w:szCs w:val="21"/>
+        </w:rPr>
+        <w:t xml:space="preserve">| </w:t>
+      </w:r>
+      <w:r>
+        <w:rPr>
+          <w:rFonts w:ascii="Times New Roman" w:hAnsi="Times New Roman" w:cs="Times New Roman"/>
+          <w:bCs/>
+          <w:szCs w:val="21"/>
+        </w:rPr>
+        <w:t>Web Developer, V</w:t>
+      </w:r>
+      <w:r>
+        <w:rPr>
+          <w:rFonts w:ascii="Times New Roman" w:hAnsi="Times New Roman" w:cs="Times New Roman"/>
+          <w:bCs/>
+          <w:szCs w:val="21"/>
+        </w:rPr>
+        <w:t xml:space="preserve">ocal Percussionist </w:t>
+      </w:r>
+      <w:r>
+        <w:rPr>
+          <w:rFonts w:ascii="Times New Roman" w:hAnsi="Times New Roman" w:cs="Times New Roman"/>
+          <w:bCs/>
+          <w:i/>
+          <w:iCs/>
+          <w:szCs w:val="21"/>
+        </w:rPr>
+        <w:t>(2023-Present)</w:t>
+      </w:r>
+      <w:r>
+        <w:rPr>
+          <w:rFonts w:ascii="Times New Roman" w:hAnsi="Times New Roman" w:cs="Times New Roman"/>
+          <w:bCs/>
+          <w:szCs w:val="21"/>
+        </w:rPr>
+        <w:t xml:space="preserve"> </w:t>
+      </w:r>
+      <w:r>
+        <w:rPr>
+          <w:szCs w:val="21"/>
+        </w:rPr>
+        <w:t xml:space="preserve"> </w:t>
       </w:r>
     </w:p>
     <w:p>
@@ -2051,39 +1682,30 @@
         <w:pStyle w:val="ListParagraph"/>
         <w:numPr>
           <w:ilvl w:val="0"/>
-          <w:numId w:val="30"/>
+          <w:numId w:val="32"/>
         </w:numPr>
         <w:spacing w:line="240" w:lineRule="auto"/>
         <w:jc w:val="left"/>
         <w:rPr>
-          <w:iCs/>
+          <w:b/>
+          <w:szCs w:val="21"/>
+        </w:rPr>
+      </w:pPr>
+      <w:r>
+        <w:rPr>
+          <w:bCs/>
           <w:sz w:val="22"/>
           <w:szCs w:val="22"/>
         </w:rPr>
-      </w:pPr>
-      <w:r>
-        <w:rPr>
-          <w:iCs/>
+        <w:t>Developed and maintained an interactive website for the group including set lists, events, and ticket pages</w:t>
+      </w:r>
+      <w:r>
+        <w:rPr>
+          <w:bCs/>
           <w:sz w:val="22"/>
           <w:szCs w:val="22"/>
         </w:rPr>
-        <w:t xml:space="preserve">Executed many major and minor rescues </w:t>
-      </w:r>
-      <w:r>
-        <w:rPr>
-          <w:iCs/>
-          <w:sz w:val="22"/>
-          <w:szCs w:val="22"/>
-        </w:rPr>
-        <w:t xml:space="preserve">in varying conditions </w:t>
-      </w:r>
-      <w:r>
-        <w:rPr>
-          <w:iCs/>
-          <w:sz w:val="22"/>
-          <w:szCs w:val="22"/>
-        </w:rPr>
-        <w:t xml:space="preserve">to ensure beach safety </w:t>
+        <w:t xml:space="preserve"> </w:t>
       </w:r>
     </w:p>
     <w:p>
@@ -2091,55 +1713,69 @@
         <w:pStyle w:val="ListParagraph"/>
         <w:numPr>
           <w:ilvl w:val="0"/>
-          <w:numId w:val="30"/>
+          <w:numId w:val="32"/>
         </w:numPr>
         <w:spacing w:line="240" w:lineRule="auto"/>
         <w:jc w:val="left"/>
         <w:rPr>
-          <w:iCs/>
+          <w:b/>
+          <w:szCs w:val="21"/>
+        </w:rPr>
+      </w:pPr>
+      <w:r>
+        <w:rPr>
+          <w:bCs/>
           <w:sz w:val="22"/>
           <w:szCs w:val="22"/>
         </w:rPr>
-      </w:pPr>
-      <w:r>
-        <w:rPr>
-          <w:iCs/>
+        <w:t>Coordinated rehearsals, soundchecks, and performances as a group</w:t>
+      </w:r>
+      <w:r>
+        <w:rPr>
+          <w:bCs/>
           <w:sz w:val="22"/>
           <w:szCs w:val="22"/>
         </w:rPr>
-        <w:t xml:space="preserve">Utilized </w:t>
-      </w:r>
-      <w:r>
-        <w:rPr>
-          <w:iCs/>
+        <w:t xml:space="preserve"> of </w:t>
+      </w:r>
+      <w:r>
+        <w:rPr>
+          <w:bCs/>
           <w:sz w:val="22"/>
           <w:szCs w:val="22"/>
         </w:rPr>
-        <w:t>effective communication, vigilance, and familiarity with safety protocols to</w:t>
-      </w:r>
-      <w:r>
-        <w:rPr>
-          <w:iCs/>
+        <w:t>10+ students</w:t>
+      </w:r>
+    </w:p>
+    <w:p>
+      <w:pPr>
+        <w:pStyle w:val="ListParagraph"/>
+        <w:numPr>
+          <w:ilvl w:val="0"/>
+          <w:numId w:val="32"/>
+        </w:numPr>
+        <w:spacing w:line="240" w:lineRule="auto"/>
+        <w:jc w:val="left"/>
+        <w:rPr>
+          <w:b/>
+          <w:szCs w:val="21"/>
+        </w:rPr>
+      </w:pPr>
+      <w:r>
+        <w:rPr>
+          <w:bCs/>
           <w:sz w:val="22"/>
           <w:szCs w:val="22"/>
         </w:rPr>
-        <w:t xml:space="preserve"> </w:t>
-      </w:r>
-      <w:r>
-        <w:rPr>
-          <w:iCs/>
+        <w:t>Worked as a team to ens</w:t>
+      </w:r>
+      <w:r>
+        <w:rPr>
+          <w:bCs/>
           <w:sz w:val="22"/>
           <w:szCs w:val="22"/>
         </w:rPr>
-        <w:t>run a town beach facility</w:t>
-      </w:r>
-      <w:r>
-        <w:rPr>
-          <w:iCs/>
-          <w:sz w:val="22"/>
-          <w:szCs w:val="22"/>
-        </w:rPr>
-        <w:t xml:space="preserve"> as a team</w:t>
+        <w:t>ure quality and consistency</w:t>
       </w:r>
     </w:p>
     <w:sectPr>
@@ -2253,15 +1889,26 @@
         <w:sz w:val="20"/>
         <w:szCs w:val="20"/>
       </w:rPr>
-      <w:t>319 Church Hill Road</w:t>
+      <w:t xml:space="preserve">Trumbull, CT | 203-258-6252 | </w:t>
     </w:r>
+    <w:hyperlink r:id="rId1" w:history="1">
+      <w:r>
+        <w:rPr>
+          <w:rStyle w:val="Hyperlink"/>
+          <w:rFonts w:ascii="Times New Roman" w:hAnsi="Times New Roman" w:cs="Times New Roman"/>
+          <w:sz w:val="20"/>
+          <w:szCs w:val="20"/>
+        </w:rPr>
+        <w:t>rriccio@villanova.edu</w:t>
+      </w:r>
+    </w:hyperlink>
     <w:r>
       <w:rPr>
         <w:rFonts w:ascii="Times New Roman" w:hAnsi="Times New Roman" w:cs="Times New Roman"/>
         <w:sz w:val="20"/>
         <w:szCs w:val="20"/>
       </w:rPr>
-      <w:t>, Trumbull, CT</w:t>
+      <w:t xml:space="preserve"> </w:t>
     </w:r>
   </w:p>
   <w:p>
@@ -2279,43 +1926,56 @@
         <w:sz w:val="20"/>
         <w:szCs w:val="20"/>
       </w:rPr>
-      <w:t>203-258-6252</w:t>
+      <w:t xml:space="preserve">LinkedIn: </w:t>
     </w:r>
+    <w:hyperlink r:id="rId2" w:history="1">
+      <w:r>
+        <w:rPr>
+          <w:rStyle w:val="Hyperlink"/>
+          <w:rFonts w:ascii="Times New Roman" w:hAnsi="Times New Roman" w:cs="Times New Roman"/>
+          <w:sz w:val="20"/>
+          <w:szCs w:val="20"/>
+        </w:rPr>
+        <w:t>https://www.linkedin.com/in/ryan-riccio-541875270/</w:t>
+      </w:r>
+    </w:hyperlink>
     <w:r>
       <w:rPr>
         <w:rFonts w:ascii="Times New Roman" w:hAnsi="Times New Roman" w:cs="Times New Roman"/>
         <w:sz w:val="20"/>
         <w:szCs w:val="20"/>
       </w:rPr>
-      <w:t xml:space="preserve"> · </w:t>
+      <w:t xml:space="preserve"> </w:t>
     </w:r>
-    <w:hyperlink r:id="rId1" w:history="1">
-      <w:r>
-        <w:rPr>
-          <w:rStyle w:val="Hyperlink"/>
-          <w:rFonts w:ascii="Times New Roman" w:hAnsi="Times New Roman" w:cs="Times New Roman"/>
-          <w:sz w:val="20"/>
-          <w:szCs w:val="20"/>
-        </w:rPr>
-        <w:t>rriccio@villanova.edu</w:t>
-      </w:r>
-    </w:hyperlink>
-    <w:r>
+  </w:p>
+  <w:p>
+    <w:pPr>
+      <w:pStyle w:val="NoSpacing"/>
       <w:rPr>
         <w:rFonts w:ascii="Times New Roman" w:hAnsi="Times New Roman" w:cs="Times New Roman"/>
         <w:sz w:val="20"/>
         <w:szCs w:val="20"/>
       </w:rPr>
-      <w:t xml:space="preserve"> </w:t>
-    </w:r>
+    </w:pPr>
     <w:r>
       <w:rPr>
         <w:rFonts w:ascii="Times New Roman" w:hAnsi="Times New Roman" w:cs="Times New Roman"/>
         <w:sz w:val="20"/>
         <w:szCs w:val="20"/>
       </w:rPr>
-      <w:t>·</w:t>
+      <w:t xml:space="preserve">GitHub: </w:t>
     </w:r>
+    <w:hyperlink r:id="rId3" w:history="1">
+      <w:r>
+        <w:rPr>
+          <w:rStyle w:val="Hyperlink"/>
+          <w:rFonts w:ascii="Times New Roman" w:hAnsi="Times New Roman" w:cs="Times New Roman"/>
+          <w:sz w:val="20"/>
+          <w:szCs w:val="20"/>
+        </w:rPr>
+        <w:t>https://github.com/ryanriccio05</w:t>
+      </w:r>
+    </w:hyperlink>
     <w:r>
       <w:rPr>
         <w:rFonts w:ascii="Times New Roman" w:hAnsi="Times New Roman" w:cs="Times New Roman"/>
@@ -2324,7 +1984,57 @@
       </w:rPr>
       <w:t xml:space="preserve"> </w:t>
     </w:r>
-    <w:hyperlink r:id="rId2" w:history="1">
+  </w:p>
+</w:hdr>
+</file>
+
+<file path=word/header2.xml><?xml version="1.0" encoding="utf-8"?>
+<w:hdr xmlns:wpc="http://schemas.microsoft.com/office/word/2010/wordprocessingCanvas" xmlns:cx="http://schemas.microsoft.com/office/drawing/2014/chartex" xmlns:cx1="http://schemas.microsoft.com/office/drawing/2015/9/8/chartex" xmlns:cx2="http://schemas.microsoft.com/office/drawing/2015/10/21/chartex" xmlns:cx3="http://schemas.microsoft.com/office/drawing/2016/5/9/chartex" xmlns:cx4="http://schemas.microsoft.com/office/drawing/2016/5/10/chartex" xmlns:cx5="http://schemas.microsoft.com/office/drawing/2016/5/11/chartex" xmlns:cx6="http://schemas.microsoft.com/office/drawing/2016/5/12/chartex" xmlns:cx7="http://schemas.microsoft.com/office/drawing/2016/5/13/chartex" xmlns:cx8="http://schemas.microsoft.com/office/drawing/2016/5/14/chartex" xmlns:mc="http://schemas.openxmlformats.org/markup-compatibility/2006" xmlns:aink="http://schemas.microsoft.com/office/drawing/2016/ink" xmlns:am3d="http://schemas.microsoft.com/office/drawing/2017/model3d" xmlns:o="urn:schemas-microsoft-com:office:office" xmlns:oel="http://schemas.microsoft.com/office/2019/extlst" xmlns:r="http://schemas.openxmlformats.org/officeDocument/2006/relationships" xmlns:m="http://schemas.openxmlformats.org/officeDocument/2006/math" xmlns:v="urn:schemas-microsoft-com:vml" xmlns:wp14="http://schemas.microsoft.com/office/word/2010/wordprocessingDrawing" xmlns:wp="http://schemas.openxmlformats.org/drawingml/2006/wordprocessingDrawing" xmlns:w10="urn:schemas-microsoft-com:office:word" xmlns:w="http://schemas.openxmlformats.org/wordprocessingml/2006/main" xmlns:w14="http://schemas.microsoft.com/office/word/2010/wordml" xmlns:w15="http://schemas.microsoft.com/office/word/2012/wordml" xmlns:w16cex="http://schemas.microsoft.com/office/word/2018/wordml/cex" xmlns:w16cid="http://schemas.microsoft.com/office/word/2016/wordml/cid" xmlns:w16="http://schemas.microsoft.com/office/word/2018/wordml" xmlns:w16du="http://schemas.microsoft.com/office/word/2023/wordml/word16du" xmlns:w16sdtdh="http://schemas.microsoft.com/office/word/2020/wordml/sdtdatahash" xmlns:w16sdtfl="http://schemas.microsoft.com/office/word/2024/wordml/sdtformatlock" xmlns:w16se="http://schemas.microsoft.com/office/word/2015/wordml/symex" xmlns:wpg="http://schemas.microsoft.com/office/word/2010/wordprocessingGroup" xmlns:wpi="http://schemas.microsoft.com/office/word/2010/wordprocessingInk" xmlns:wne="http://schemas.microsoft.com/office/word/2006/wordml" xmlns:wps="http://schemas.microsoft.com/office/word/2010/wordprocessingShape" mc:Ignorable="w14 w15 w16se w16cid w16 w16cex w16sdtdh w16sdtfl w16du wp14">
+  <w:p>
+    <w:pPr>
+      <w:pStyle w:val="NoSpacing"/>
+      <w:rPr>
+        <w:rFonts w:ascii="Times New Roman" w:hAnsi="Times New Roman" w:cs="Times New Roman"/>
+        <w:b/>
+        <w:sz w:val="52"/>
+        <w:szCs w:val="20"/>
+      </w:rPr>
+    </w:pPr>
+    <w:r>
+      <w:rPr>
+        <w:rFonts w:ascii="Times New Roman" w:hAnsi="Times New Roman" w:cs="Times New Roman"/>
+        <w:b/>
+        <w:sz w:val="56"/>
+      </w:rPr>
+      <w:t>Ryan Riccio</w:t>
+    </w:r>
+  </w:p>
+  <w:p>
+    <w:pPr>
+      <w:pStyle w:val="NoSpacing"/>
+      <w:rPr>
+        <w:rFonts w:ascii="Times New Roman" w:hAnsi="Times New Roman" w:cs="Times New Roman"/>
+        <w:sz w:val="20"/>
+        <w:szCs w:val="20"/>
+      </w:rPr>
+    </w:pPr>
+    <w:r>
+      <w:rPr>
+        <w:rFonts w:ascii="Times New Roman" w:hAnsi="Times New Roman" w:cs="Times New Roman"/>
+        <w:sz w:val="20"/>
+        <w:szCs w:val="20"/>
+      </w:rPr>
+      <w:t>Trumbull, CT</w:t>
+    </w:r>
+    <w:r>
+      <w:rPr>
+        <w:rFonts w:ascii="Times New Roman" w:hAnsi="Times New Roman" w:cs="Times New Roman"/>
+        <w:sz w:val="20"/>
+        <w:szCs w:val="20"/>
+      </w:rPr>
+      <w:t xml:space="preserve"> | 203-258-6252 | </w:t>
+    </w:r>
+    <w:hyperlink r:id="rId1" w:history="1">
       <w:r>
         <w:rPr>
           <w:rStyle w:val="Hyperlink"/>
@@ -2332,7 +2042,81 @@
           <w:sz w:val="20"/>
           <w:szCs w:val="20"/>
         </w:rPr>
+        <w:t>rriccio@villanova.edu</w:t>
+      </w:r>
+    </w:hyperlink>
+    <w:r>
+      <w:rPr>
+        <w:rFonts w:ascii="Times New Roman" w:hAnsi="Times New Roman" w:cs="Times New Roman"/>
+        <w:sz w:val="20"/>
+        <w:szCs w:val="20"/>
+      </w:rPr>
+      <w:t xml:space="preserve"> </w:t>
+    </w:r>
+  </w:p>
+  <w:p>
+    <w:pPr>
+      <w:pStyle w:val="NoSpacing"/>
+      <w:rPr>
+        <w:rFonts w:ascii="Times New Roman" w:hAnsi="Times New Roman" w:cs="Times New Roman"/>
+        <w:sz w:val="20"/>
+        <w:szCs w:val="20"/>
+      </w:rPr>
+    </w:pPr>
+    <w:r>
+      <w:rPr>
+        <w:rFonts w:ascii="Times New Roman" w:hAnsi="Times New Roman" w:cs="Times New Roman"/>
+        <w:sz w:val="20"/>
+        <w:szCs w:val="20"/>
+      </w:rPr>
+      <w:t xml:space="preserve">LinkedIn: </w:t>
+    </w:r>
+    <w:hyperlink r:id="rId2" w:history="1">
+      <w:r>
+        <w:rPr>
+          <w:rStyle w:val="Hyperlink"/>
+          <w:rFonts w:ascii="Times New Roman" w:hAnsi="Times New Roman" w:cs="Times New Roman"/>
+          <w:sz w:val="20"/>
+          <w:szCs w:val="20"/>
+        </w:rPr>
         <w:t>https://www.linkedin.com/in/ryan-riccio-541875270/</w:t>
+      </w:r>
+    </w:hyperlink>
+    <w:r>
+      <w:rPr>
+        <w:rFonts w:ascii="Times New Roman" w:hAnsi="Times New Roman" w:cs="Times New Roman"/>
+        <w:sz w:val="20"/>
+        <w:szCs w:val="20"/>
+      </w:rPr>
+      <w:t xml:space="preserve"> </w:t>
+    </w:r>
+  </w:p>
+  <w:p>
+    <w:pPr>
+      <w:pStyle w:val="NoSpacing"/>
+      <w:rPr>
+        <w:rFonts w:ascii="Times New Roman" w:hAnsi="Times New Roman" w:cs="Times New Roman"/>
+        <w:sz w:val="20"/>
+        <w:szCs w:val="20"/>
+      </w:rPr>
+    </w:pPr>
+    <w:r>
+      <w:rPr>
+        <w:rFonts w:ascii="Times New Roman" w:hAnsi="Times New Roman" w:cs="Times New Roman"/>
+        <w:sz w:val="20"/>
+        <w:szCs w:val="20"/>
+      </w:rPr>
+      <w:t xml:space="preserve">GitHub: </w:t>
+    </w:r>
+    <w:hyperlink r:id="rId3" w:history="1">
+      <w:r>
+        <w:rPr>
+          <w:rStyle w:val="Hyperlink"/>
+          <w:rFonts w:ascii="Times New Roman" w:hAnsi="Times New Roman" w:cs="Times New Roman"/>
+          <w:sz w:val="20"/>
+          <w:szCs w:val="20"/>
+        </w:rPr>
+        <w:t>https://github.com/ryanriccio05</w:t>
       </w:r>
     </w:hyperlink>
     <w:r>
@@ -3706,6 +3490,121 @@
     </w:lvl>
   </w:abstractNum>
   <w:abstractNum w:abstractNumId="12" w15:restartNumberingAfterBreak="0">
+    <w:nsid w:val="58242D06"/>
+    <w:multiLevelType w:val="hybridMultilevel"/>
+    <w:tmpl w:val="DB5ACEDA"/>
+    <w:lvl w:ilvl="0" w:tplc="F83816BA">
+      <w:start w:val="1"/>
+      <w:numFmt w:val="bullet"/>
+      <w:lvlText w:val=""/>
+      <w:lvlJc w:val="left"/>
+      <w:pPr>
+        <w:ind w:left="720" w:hanging="360"/>
+      </w:pPr>
+      <w:rPr>
+        <w:rFonts w:ascii="Symbol" w:hAnsi="Symbol" w:hint="default"/>
+        <w:sz w:val="22"/>
+        <w:szCs w:val="22"/>
+      </w:rPr>
+    </w:lvl>
+    <w:lvl w:ilvl="1" w:tplc="04090003" w:tentative="1">
+      <w:start w:val="1"/>
+      <w:numFmt w:val="bullet"/>
+      <w:lvlText w:val="o"/>
+      <w:lvlJc w:val="left"/>
+      <w:pPr>
+        <w:ind w:left="1440" w:hanging="360"/>
+      </w:pPr>
+      <w:rPr>
+        <w:rFonts w:ascii="Courier New" w:hAnsi="Courier New" w:cs="Courier New" w:hint="default"/>
+      </w:rPr>
+    </w:lvl>
+    <w:lvl w:ilvl="2" w:tplc="04090005" w:tentative="1">
+      <w:start w:val="1"/>
+      <w:numFmt w:val="bullet"/>
+      <w:lvlText w:val=""/>
+      <w:lvlJc w:val="left"/>
+      <w:pPr>
+        <w:ind w:left="2160" w:hanging="360"/>
+      </w:pPr>
+      <w:rPr>
+        <w:rFonts w:ascii="Wingdings" w:hAnsi="Wingdings" w:hint="default"/>
+      </w:rPr>
+    </w:lvl>
+    <w:lvl w:ilvl="3" w:tplc="04090001" w:tentative="1">
+      <w:start w:val="1"/>
+      <w:numFmt w:val="bullet"/>
+      <w:lvlText w:val=""/>
+      <w:lvlJc w:val="left"/>
+      <w:pPr>
+        <w:ind w:left="2880" w:hanging="360"/>
+      </w:pPr>
+      <w:rPr>
+        <w:rFonts w:ascii="Symbol" w:hAnsi="Symbol" w:hint="default"/>
+      </w:rPr>
+    </w:lvl>
+    <w:lvl w:ilvl="4" w:tplc="04090003" w:tentative="1">
+      <w:start w:val="1"/>
+      <w:numFmt w:val="bullet"/>
+      <w:lvlText w:val="o"/>
+      <w:lvlJc w:val="left"/>
+      <w:pPr>
+        <w:ind w:left="3600" w:hanging="360"/>
+      </w:pPr>
+      <w:rPr>
+        <w:rFonts w:ascii="Courier New" w:hAnsi="Courier New" w:cs="Courier New" w:hint="default"/>
+      </w:rPr>
+    </w:lvl>
+    <w:lvl w:ilvl="5" w:tplc="04090005" w:tentative="1">
+      <w:start w:val="1"/>
+      <w:numFmt w:val="bullet"/>
+      <w:lvlText w:val=""/>
+      <w:lvlJc w:val="left"/>
+      <w:pPr>
+        <w:ind w:left="4320" w:hanging="360"/>
+      </w:pPr>
+      <w:rPr>
+        <w:rFonts w:ascii="Wingdings" w:hAnsi="Wingdings" w:hint="default"/>
+      </w:rPr>
+    </w:lvl>
+    <w:lvl w:ilvl="6" w:tplc="04090001" w:tentative="1">
+      <w:start w:val="1"/>
+      <w:numFmt w:val="bullet"/>
+      <w:lvlText w:val=""/>
+      <w:lvlJc w:val="left"/>
+      <w:pPr>
+        <w:ind w:left="5040" w:hanging="360"/>
+      </w:pPr>
+      <w:rPr>
+        <w:rFonts w:ascii="Symbol" w:hAnsi="Symbol" w:hint="default"/>
+      </w:rPr>
+    </w:lvl>
+    <w:lvl w:ilvl="7" w:tplc="04090003" w:tentative="1">
+      <w:start w:val="1"/>
+      <w:numFmt w:val="bullet"/>
+      <w:lvlText w:val="o"/>
+      <w:lvlJc w:val="left"/>
+      <w:pPr>
+        <w:ind w:left="5760" w:hanging="360"/>
+      </w:pPr>
+      <w:rPr>
+        <w:rFonts w:ascii="Courier New" w:hAnsi="Courier New" w:cs="Courier New" w:hint="default"/>
+      </w:rPr>
+    </w:lvl>
+    <w:lvl w:ilvl="8" w:tplc="04090005" w:tentative="1">
+      <w:start w:val="1"/>
+      <w:numFmt w:val="bullet"/>
+      <w:lvlText w:val=""/>
+      <w:lvlJc w:val="left"/>
+      <w:pPr>
+        <w:ind w:left="6480" w:hanging="360"/>
+      </w:pPr>
+      <w:rPr>
+        <w:rFonts w:ascii="Wingdings" w:hAnsi="Wingdings" w:hint="default"/>
+      </w:rPr>
+    </w:lvl>
+  </w:abstractNum>
+  <w:abstractNum w:abstractNumId="13" w15:restartNumberingAfterBreak="0">
     <w:nsid w:val="59F60536"/>
     <w:multiLevelType w:val="hybridMultilevel"/>
     <w:tmpl w:val="2D82262E"/>
@@ -3818,7 +3717,120 @@
       </w:rPr>
     </w:lvl>
   </w:abstractNum>
-  <w:abstractNum w:abstractNumId="13" w15:restartNumberingAfterBreak="0">
+  <w:abstractNum w:abstractNumId="14" w15:restartNumberingAfterBreak="0">
+    <w:nsid w:val="5B65063E"/>
+    <w:multiLevelType w:val="hybridMultilevel"/>
+    <w:tmpl w:val="6C986190"/>
+    <w:lvl w:ilvl="0" w:tplc="04090001">
+      <w:start w:val="1"/>
+      <w:numFmt w:val="bullet"/>
+      <w:lvlText w:val=""/>
+      <w:lvlJc w:val="left"/>
+      <w:pPr>
+        <w:ind w:left="720" w:hanging="360"/>
+      </w:pPr>
+      <w:rPr>
+        <w:rFonts w:ascii="Symbol" w:hAnsi="Symbol" w:hint="default"/>
+      </w:rPr>
+    </w:lvl>
+    <w:lvl w:ilvl="1" w:tplc="04090003" w:tentative="1">
+      <w:start w:val="1"/>
+      <w:numFmt w:val="bullet"/>
+      <w:lvlText w:val="o"/>
+      <w:lvlJc w:val="left"/>
+      <w:pPr>
+        <w:ind w:left="1440" w:hanging="360"/>
+      </w:pPr>
+      <w:rPr>
+        <w:rFonts w:ascii="Courier New" w:hAnsi="Courier New" w:cs="Courier New" w:hint="default"/>
+      </w:rPr>
+    </w:lvl>
+    <w:lvl w:ilvl="2" w:tplc="04090005" w:tentative="1">
+      <w:start w:val="1"/>
+      <w:numFmt w:val="bullet"/>
+      <w:lvlText w:val=""/>
+      <w:lvlJc w:val="left"/>
+      <w:pPr>
+        <w:ind w:left="2160" w:hanging="360"/>
+      </w:pPr>
+      <w:rPr>
+        <w:rFonts w:ascii="Wingdings" w:hAnsi="Wingdings" w:hint="default"/>
+      </w:rPr>
+    </w:lvl>
+    <w:lvl w:ilvl="3" w:tplc="04090001" w:tentative="1">
+      <w:start w:val="1"/>
+      <w:numFmt w:val="bullet"/>
+      <w:lvlText w:val=""/>
+      <w:lvlJc w:val="left"/>
+      <w:pPr>
+        <w:ind w:left="2880" w:hanging="360"/>
+      </w:pPr>
+      <w:rPr>
+        <w:rFonts w:ascii="Symbol" w:hAnsi="Symbol" w:hint="default"/>
+      </w:rPr>
+    </w:lvl>
+    <w:lvl w:ilvl="4" w:tplc="04090003" w:tentative="1">
+      <w:start w:val="1"/>
+      <w:numFmt w:val="bullet"/>
+      <w:lvlText w:val="o"/>
+      <w:lvlJc w:val="left"/>
+      <w:pPr>
+        <w:ind w:left="3600" w:hanging="360"/>
+      </w:pPr>
+      <w:rPr>
+        <w:rFonts w:ascii="Courier New" w:hAnsi="Courier New" w:cs="Courier New" w:hint="default"/>
+      </w:rPr>
+    </w:lvl>
+    <w:lvl w:ilvl="5" w:tplc="04090005" w:tentative="1">
+      <w:start w:val="1"/>
+      <w:numFmt w:val="bullet"/>
+      <w:lvlText w:val=""/>
+      <w:lvlJc w:val="left"/>
+      <w:pPr>
+        <w:ind w:left="4320" w:hanging="360"/>
+      </w:pPr>
+      <w:rPr>
+        <w:rFonts w:ascii="Wingdings" w:hAnsi="Wingdings" w:hint="default"/>
+      </w:rPr>
+    </w:lvl>
+    <w:lvl w:ilvl="6" w:tplc="04090001" w:tentative="1">
+      <w:start w:val="1"/>
+      <w:numFmt w:val="bullet"/>
+      <w:lvlText w:val=""/>
+      <w:lvlJc w:val="left"/>
+      <w:pPr>
+        <w:ind w:left="5040" w:hanging="360"/>
+      </w:pPr>
+      <w:rPr>
+        <w:rFonts w:ascii="Symbol" w:hAnsi="Symbol" w:hint="default"/>
+      </w:rPr>
+    </w:lvl>
+    <w:lvl w:ilvl="7" w:tplc="04090003" w:tentative="1">
+      <w:start w:val="1"/>
+      <w:numFmt w:val="bullet"/>
+      <w:lvlText w:val="o"/>
+      <w:lvlJc w:val="left"/>
+      <w:pPr>
+        <w:ind w:left="5760" w:hanging="360"/>
+      </w:pPr>
+      <w:rPr>
+        <w:rFonts w:ascii="Courier New" w:hAnsi="Courier New" w:cs="Courier New" w:hint="default"/>
+      </w:rPr>
+    </w:lvl>
+    <w:lvl w:ilvl="8" w:tplc="04090005" w:tentative="1">
+      <w:start w:val="1"/>
+      <w:numFmt w:val="bullet"/>
+      <w:lvlText w:val=""/>
+      <w:lvlJc w:val="left"/>
+      <w:pPr>
+        <w:ind w:left="6480" w:hanging="360"/>
+      </w:pPr>
+      <w:rPr>
+        <w:rFonts w:ascii="Wingdings" w:hAnsi="Wingdings" w:hint="default"/>
+      </w:rPr>
+    </w:lvl>
+  </w:abstractNum>
+  <w:abstractNum w:abstractNumId="15" w15:restartNumberingAfterBreak="0">
     <w:nsid w:val="5DD4563C"/>
     <w:multiLevelType w:val="hybridMultilevel"/>
     <w:tmpl w:val="ED4292E6"/>
@@ -3931,7 +3943,7 @@
       </w:rPr>
     </w:lvl>
   </w:abstractNum>
-  <w:abstractNum w:abstractNumId="14" w15:restartNumberingAfterBreak="0">
+  <w:abstractNum w:abstractNumId="16" w15:restartNumberingAfterBreak="0">
     <w:nsid w:val="60DD4542"/>
     <w:multiLevelType w:val="hybridMultilevel"/>
     <w:tmpl w:val="ADFE6E0C"/>
@@ -4044,7 +4056,7 @@
       </w:rPr>
     </w:lvl>
   </w:abstractNum>
-  <w:abstractNum w:abstractNumId="15" w15:restartNumberingAfterBreak="0">
+  <w:abstractNum w:abstractNumId="17" w15:restartNumberingAfterBreak="0">
     <w:nsid w:val="616F3795"/>
     <w:multiLevelType w:val="hybridMultilevel"/>
     <w:tmpl w:val="25B6299C"/>
@@ -4157,7 +4169,7 @@
       </w:rPr>
     </w:lvl>
   </w:abstractNum>
-  <w:abstractNum w:abstractNumId="16" w15:restartNumberingAfterBreak="0">
+  <w:abstractNum w:abstractNumId="18" w15:restartNumberingAfterBreak="0">
     <w:nsid w:val="6232596E"/>
     <w:multiLevelType w:val="hybridMultilevel"/>
     <w:tmpl w:val="36B4293A"/>
@@ -4270,7 +4282,7 @@
       </w:rPr>
     </w:lvl>
   </w:abstractNum>
-  <w:abstractNum w:abstractNumId="17" w15:restartNumberingAfterBreak="0">
+  <w:abstractNum w:abstractNumId="19" w15:restartNumberingAfterBreak="0">
     <w:nsid w:val="62367689"/>
     <w:multiLevelType w:val="hybridMultilevel"/>
     <w:tmpl w:val="93F218EE"/>
@@ -4383,7 +4395,7 @@
       </w:rPr>
     </w:lvl>
   </w:abstractNum>
-  <w:abstractNum w:abstractNumId="18" w15:restartNumberingAfterBreak="0">
+  <w:abstractNum w:abstractNumId="20" w15:restartNumberingAfterBreak="0">
     <w:nsid w:val="661744FA"/>
     <w:multiLevelType w:val="hybridMultilevel"/>
     <w:tmpl w:val="EF30AA6E"/>
@@ -4496,7 +4508,7 @@
       </w:rPr>
     </w:lvl>
   </w:abstractNum>
-  <w:abstractNum w:abstractNumId="19" w15:restartNumberingAfterBreak="0">
+  <w:abstractNum w:abstractNumId="21" w15:restartNumberingAfterBreak="0">
     <w:nsid w:val="6AB274B7"/>
     <w:multiLevelType w:val="hybridMultilevel"/>
     <w:tmpl w:val="D05279A6"/>
@@ -4608,7 +4620,7 @@
       </w:rPr>
     </w:lvl>
   </w:abstractNum>
-  <w:abstractNum w:abstractNumId="20" w15:restartNumberingAfterBreak="0">
+  <w:abstractNum w:abstractNumId="22" w15:restartNumberingAfterBreak="0">
     <w:nsid w:val="6AE92A0B"/>
     <w:multiLevelType w:val="hybridMultilevel"/>
     <w:tmpl w:val="6C56802C"/>
@@ -4720,7 +4732,7 @@
       </w:rPr>
     </w:lvl>
   </w:abstractNum>
-  <w:abstractNum w:abstractNumId="21" w15:restartNumberingAfterBreak="0">
+  <w:abstractNum w:abstractNumId="23" w15:restartNumberingAfterBreak="0">
     <w:nsid w:val="6D8A1316"/>
     <w:multiLevelType w:val="hybridMultilevel"/>
     <w:tmpl w:val="3E42ED42"/>
@@ -4833,7 +4845,7 @@
       </w:rPr>
     </w:lvl>
   </w:abstractNum>
-  <w:abstractNum w:abstractNumId="22" w15:restartNumberingAfterBreak="0">
+  <w:abstractNum w:abstractNumId="24" w15:restartNumberingAfterBreak="0">
     <w:nsid w:val="6DF22894"/>
     <w:multiLevelType w:val="hybridMultilevel"/>
     <w:tmpl w:val="1CFEBFE8"/>
@@ -4946,7 +4958,7 @@
       </w:rPr>
     </w:lvl>
   </w:abstractNum>
-  <w:abstractNum w:abstractNumId="23" w15:restartNumberingAfterBreak="0">
+  <w:abstractNum w:abstractNumId="25" w15:restartNumberingAfterBreak="0">
     <w:nsid w:val="6EE33D91"/>
     <w:multiLevelType w:val="hybridMultilevel"/>
     <w:tmpl w:val="5FE4030E"/>
@@ -5059,7 +5071,7 @@
       </w:rPr>
     </w:lvl>
   </w:abstractNum>
-  <w:abstractNum w:abstractNumId="24" w15:restartNumberingAfterBreak="0">
+  <w:abstractNum w:abstractNumId="26" w15:restartNumberingAfterBreak="0">
     <w:nsid w:val="70926E16"/>
     <w:multiLevelType w:val="hybridMultilevel"/>
     <w:tmpl w:val="37DC4CE6"/>
@@ -5172,7 +5184,7 @@
       </w:rPr>
     </w:lvl>
   </w:abstractNum>
-  <w:abstractNum w:abstractNumId="25" w15:restartNumberingAfterBreak="0">
+  <w:abstractNum w:abstractNumId="27" w15:restartNumberingAfterBreak="0">
     <w:nsid w:val="7311174A"/>
     <w:multiLevelType w:val="hybridMultilevel"/>
     <w:tmpl w:val="61BE2274"/>
@@ -5285,7 +5297,7 @@
       </w:rPr>
     </w:lvl>
   </w:abstractNum>
-  <w:abstractNum w:abstractNumId="26" w15:restartNumberingAfterBreak="0">
+  <w:abstractNum w:abstractNumId="28" w15:restartNumberingAfterBreak="0">
     <w:nsid w:val="74704C0E"/>
     <w:multiLevelType w:val="hybridMultilevel"/>
     <w:tmpl w:val="CDCCBAA0"/>
@@ -5398,7 +5410,7 @@
       </w:rPr>
     </w:lvl>
   </w:abstractNum>
-  <w:abstractNum w:abstractNumId="27" w15:restartNumberingAfterBreak="0">
+  <w:abstractNum w:abstractNumId="29" w15:restartNumberingAfterBreak="0">
     <w:nsid w:val="760C71E3"/>
     <w:multiLevelType w:val="hybridMultilevel"/>
     <w:tmpl w:val="B928D2EE"/>
@@ -5511,7 +5523,7 @@
       </w:rPr>
     </w:lvl>
   </w:abstractNum>
-  <w:abstractNum w:abstractNumId="28" w15:restartNumberingAfterBreak="0">
+  <w:abstractNum w:abstractNumId="30" w15:restartNumberingAfterBreak="0">
     <w:nsid w:val="79D40C87"/>
     <w:multiLevelType w:val="hybridMultilevel"/>
     <w:tmpl w:val="002C0C88"/>
@@ -5624,7 +5636,7 @@
       </w:rPr>
     </w:lvl>
   </w:abstractNum>
-  <w:abstractNum w:abstractNumId="29" w15:restartNumberingAfterBreak="0">
+  <w:abstractNum w:abstractNumId="31" w15:restartNumberingAfterBreak="0">
     <w:nsid w:val="7CB15B39"/>
     <w:multiLevelType w:val="hybridMultilevel"/>
     <w:tmpl w:val="B9347F72"/>
@@ -5737,7 +5749,7 @@
       </w:rPr>
     </w:lvl>
   </w:abstractNum>
-  <w:abstractNum w:abstractNumId="30" w15:restartNumberingAfterBreak="0">
+  <w:abstractNum w:abstractNumId="32" w15:restartNumberingAfterBreak="0">
     <w:nsid w:val="7E76564B"/>
     <w:multiLevelType w:val="hybridMultilevel"/>
     <w:tmpl w:val="6C2EA580"/>
@@ -5851,22 +5863,22 @@
     </w:lvl>
   </w:abstractNum>
   <w:num w:numId="1" w16cid:durableId="250697192">
-    <w:abstractNumId w:val="14"/>
+    <w:abstractNumId w:val="16"/>
   </w:num>
   <w:num w:numId="2" w16cid:durableId="221716356">
-    <w:abstractNumId w:val="21"/>
+    <w:abstractNumId w:val="23"/>
   </w:num>
   <w:num w:numId="3" w16cid:durableId="193470423">
     <w:abstractNumId w:val="3"/>
   </w:num>
   <w:num w:numId="4" w16cid:durableId="343481604">
-    <w:abstractNumId w:val="22"/>
+    <w:abstractNumId w:val="24"/>
   </w:num>
   <w:num w:numId="5" w16cid:durableId="335772293">
-    <w:abstractNumId w:val="30"/>
+    <w:abstractNumId w:val="32"/>
   </w:num>
   <w:num w:numId="6" w16cid:durableId="979653090">
-    <w:abstractNumId w:val="12"/>
+    <w:abstractNumId w:val="13"/>
   </w:num>
   <w:num w:numId="7" w16cid:durableId="2048092829">
     <w:abstractNumId w:val="2"/>
@@ -5875,25 +5887,25 @@
     <w:abstractNumId w:val="0"/>
   </w:num>
   <w:num w:numId="9" w16cid:durableId="947473179">
-    <w:abstractNumId w:val="27"/>
+    <w:abstractNumId w:val="29"/>
   </w:num>
   <w:num w:numId="10" w16cid:durableId="2013558012">
-    <w:abstractNumId w:val="29"/>
+    <w:abstractNumId w:val="31"/>
   </w:num>
   <w:num w:numId="11" w16cid:durableId="2047170384">
     <w:abstractNumId w:val="7"/>
   </w:num>
   <w:num w:numId="12" w16cid:durableId="337393202">
-    <w:abstractNumId w:val="17"/>
+    <w:abstractNumId w:val="19"/>
   </w:num>
   <w:num w:numId="13" w16cid:durableId="1811828364">
-    <w:abstractNumId w:val="23"/>
+    <w:abstractNumId w:val="25"/>
   </w:num>
   <w:num w:numId="14" w16cid:durableId="1848210204">
     <w:abstractNumId w:val="9"/>
   </w:num>
   <w:num w:numId="15" w16cid:durableId="1105156245">
-    <w:abstractNumId w:val="15"/>
+    <w:abstractNumId w:val="17"/>
   </w:num>
   <w:num w:numId="16" w16cid:durableId="980576436">
     <w:abstractNumId w:val="10"/>
@@ -5902,31 +5914,31 @@
     <w:abstractNumId w:val="4"/>
   </w:num>
   <w:num w:numId="18" w16cid:durableId="1253012061">
-    <w:abstractNumId w:val="20"/>
+    <w:abstractNumId w:val="22"/>
   </w:num>
   <w:num w:numId="19" w16cid:durableId="1897160163">
-    <w:abstractNumId w:val="19"/>
+    <w:abstractNumId w:val="21"/>
   </w:num>
   <w:num w:numId="20" w16cid:durableId="1804731797">
-    <w:abstractNumId w:val="26"/>
+    <w:abstractNumId w:val="28"/>
   </w:num>
   <w:num w:numId="21" w16cid:durableId="401028656">
     <w:abstractNumId w:val="5"/>
   </w:num>
   <w:num w:numId="22" w16cid:durableId="1882404171">
-    <w:abstractNumId w:val="25"/>
+    <w:abstractNumId w:val="27"/>
   </w:num>
   <w:num w:numId="23" w16cid:durableId="458572968">
-    <w:abstractNumId w:val="13"/>
+    <w:abstractNumId w:val="15"/>
   </w:num>
   <w:num w:numId="24" w16cid:durableId="1460879160">
     <w:abstractNumId w:val="8"/>
   </w:num>
   <w:num w:numId="25" w16cid:durableId="1323854210">
-    <w:abstractNumId w:val="24"/>
+    <w:abstractNumId w:val="26"/>
   </w:num>
   <w:num w:numId="26" w16cid:durableId="488441845">
-    <w:abstractNumId w:val="28"/>
+    <w:abstractNumId w:val="30"/>
   </w:num>
   <w:num w:numId="27" w16cid:durableId="1270042282">
     <w:abstractNumId w:val="1"/>
@@ -5935,13 +5947,19 @@
     <w:abstractNumId w:val="11"/>
   </w:num>
   <w:num w:numId="29" w16cid:durableId="400636086">
-    <w:abstractNumId w:val="18"/>
+    <w:abstractNumId w:val="20"/>
   </w:num>
   <w:num w:numId="30" w16cid:durableId="2057507089">
-    <w:abstractNumId w:val="16"/>
+    <w:abstractNumId w:val="18"/>
   </w:num>
   <w:num w:numId="31" w16cid:durableId="558243756">
     <w:abstractNumId w:val="6"/>
+  </w:num>
+  <w:num w:numId="32" w16cid:durableId="1370640291">
+    <w:abstractNumId w:val="12"/>
+  </w:num>
+  <w:num w:numId="33" w16cid:durableId="1962808860">
+    <w:abstractNumId w:val="14"/>
   </w:num>
 </w:numbering>
 </file>
@@ -6344,6 +6362,7 @@
   <w:style w:type="paragraph" w:default="1" w:styleId="Normal">
     <w:name w:val="Normal"/>
     <w:qFormat/>
+    <w:rsid w:val="00727E1B"/>
     <w:rPr>
       <w:rFonts w:ascii="Calibri" w:eastAsia="Calibri" w:hAnsi="Calibri" w:cs="Calibri"/>
       <w:color w:val="000000"/>
@@ -6806,7 +6825,11 @@
 </file>
 
 <file path=customXml/item1.xml><?xml version="1.0" encoding="utf-8"?>
-<b:Sources xmlns:b="http://schemas.openxmlformats.org/officeDocument/2006/bibliography" xmlns="http://schemas.openxmlformats.org/officeDocument/2006/bibliography" SelectedStyle="\APASixthEditionOfficeOnline.xsl" StyleName="APA" Version="6"/>
+<p:properties xmlns:p="http://schemas.microsoft.com/office/2006/metadata/properties" xmlns:xsi="http://www.w3.org/2001/XMLSchema-instance" xmlns:pc="http://schemas.microsoft.com/office/infopath/2007/PartnerControls">
+  <documentManagement>
+    <_activity xmlns="6b4b322a-57c8-4b49-a91d-58c3099b5cd8" xsi:nil="true"/>
+  </documentManagement>
+</p:properties>
 </file>
 
 <file path=customXml/item2.xml><?xml version="1.0" encoding="utf-8"?>
@@ -6819,11 +6842,7 @@
 </file>
 
 <file path=customXml/item3.xml><?xml version="1.0" encoding="utf-8"?>
-<p:properties xmlns:p="http://schemas.microsoft.com/office/2006/metadata/properties" xmlns:xsi="http://www.w3.org/2001/XMLSchema-instance" xmlns:pc="http://schemas.microsoft.com/office/infopath/2007/PartnerControls">
-  <documentManagement>
-    <_activity xmlns="6b4b322a-57c8-4b49-a91d-58c3099b5cd8" xsi:nil="true"/>
-  </documentManagement>
-</p:properties>
+<b:Sources xmlns:b="http://schemas.openxmlformats.org/officeDocument/2006/bibliography" xmlns="http://schemas.openxmlformats.org/officeDocument/2006/bibliography" SelectedStyle="\APASixthEditionOfficeOnline.xsl" StyleName="APA" Version="6"/>
 </file>
 
 <file path=customXml/item4.xml><?xml version="1.0" encoding="utf-8"?>
@@ -7048,9 +7067,11 @@
 </file>
 
 <file path=customXml/itemProps1.xml><?xml version="1.0" encoding="utf-8"?>
-<ds:datastoreItem xmlns:ds="http://schemas.openxmlformats.org/officeDocument/2006/customXml" ds:itemID="{C64145C7-6425-4FFC-8514-D077A24369D8}">
+<ds:datastoreItem xmlns:ds="http://schemas.openxmlformats.org/officeDocument/2006/customXml" ds:itemID="{CF6C6FFA-B9DF-4E04-AFEC-006E5A448C4F}">
   <ds:schemaRefs>
-    <ds:schemaRef ds:uri="http://schemas.openxmlformats.org/officeDocument/2006/bibliography"/>
+    <ds:schemaRef ds:uri="http://schemas.microsoft.com/office/2006/metadata/properties"/>
+    <ds:schemaRef ds:uri="http://schemas.microsoft.com/office/infopath/2007/PartnerControls"/>
+    <ds:schemaRef ds:uri="6b4b322a-57c8-4b49-a91d-58c3099b5cd8"/>
   </ds:schemaRefs>
 </ds:datastoreItem>
 </file>
@@ -7064,11 +7085,9 @@
 </file>
 
 <file path=customXml/itemProps3.xml><?xml version="1.0" encoding="utf-8"?>
-<ds:datastoreItem xmlns:ds="http://schemas.openxmlformats.org/officeDocument/2006/customXml" ds:itemID="{CF6C6FFA-B9DF-4E04-AFEC-006E5A448C4F}">
+<ds:datastoreItem xmlns:ds="http://schemas.openxmlformats.org/officeDocument/2006/customXml" ds:itemID="{C64145C7-6425-4FFC-8514-D077A24369D8}">
   <ds:schemaRefs>
-    <ds:schemaRef ds:uri="http://schemas.microsoft.com/office/2006/metadata/properties"/>
-    <ds:schemaRef ds:uri="http://schemas.microsoft.com/office/infopath/2007/PartnerControls"/>
-    <ds:schemaRef ds:uri="6b4b322a-57c8-4b49-a91d-58c3099b5cd8"/>
+    <ds:schemaRef ds:uri="http://schemas.openxmlformats.org/officeDocument/2006/bibliography"/>
   </ds:schemaRefs>
 </ds:datastoreItem>
 </file>

--- a/assets/RyanRiccioResume.docx
+++ b/assets/RyanRiccioResume.docx
@@ -85,7 +85,31 @@
           <w:bCs/>
           <w:szCs w:val="21"/>
         </w:rPr>
-        <w:t>B.S. Computer Science</w:t>
+        <w:t>B</w:t>
+      </w:r>
+      <w:r>
+        <w:rPr>
+          <w:rFonts w:ascii="Times New Roman" w:hAnsi="Times New Roman" w:cs="Times New Roman"/>
+          <w:bCs/>
+          <w:szCs w:val="21"/>
+        </w:rPr>
+        <w:t xml:space="preserve">achelor of Science </w:t>
+      </w:r>
+      <w:r>
+        <w:rPr>
+          <w:rFonts w:ascii="Times New Roman" w:hAnsi="Times New Roman" w:cs="Times New Roman"/>
+          <w:bCs/>
+          <w:szCs w:val="21"/>
+        </w:rPr>
+        <w:t>in</w:t>
+      </w:r>
+      <w:r>
+        <w:rPr>
+          <w:rFonts w:ascii="Times New Roman" w:hAnsi="Times New Roman" w:cs="Times New Roman"/>
+          <w:bCs/>
+          <w:szCs w:val="21"/>
+        </w:rPr>
+        <w:t xml:space="preserve"> Computer Science</w:t>
       </w:r>
       <w:r>
         <w:rPr>
@@ -309,6 +333,14 @@
           <w:szCs w:val="21"/>
         </w:rPr>
       </w:pPr>
+      <w:r>
+        <w:rPr>
+          <w:rFonts w:ascii="Times New Roman" w:hAnsi="Times New Roman" w:cs="Times New Roman"/>
+          <w:b/>
+          <w:szCs w:val="21"/>
+        </w:rPr>
+        <w:t xml:space="preserve">TECHNICAL </w:t>
+      </w:r>
       <w:r>
         <w:rPr>
           <w:rFonts w:ascii="Times New Roman" w:hAnsi="Times New Roman" w:cs="Times New Roman"/>
@@ -529,51 +561,14 @@
           <w:bCs/>
           <w:szCs w:val="21"/>
         </w:rPr>
-        <w:t>Databases:</w:t>
-      </w:r>
-      <w:r>
-        <w:rPr>
-          <w:rFonts w:ascii="Times New Roman" w:hAnsi="Times New Roman" w:cs="Times New Roman"/>
-          <w:b/>
-          <w:bCs/>
-          <w:szCs w:val="21"/>
-        </w:rPr>
-        <w:t xml:space="preserve"> </w:t>
-      </w:r>
-      <w:r>
-        <w:rPr>
-          <w:rFonts w:ascii="Times New Roman" w:hAnsi="Times New Roman" w:cs="Times New Roman"/>
-          <w:szCs w:val="21"/>
-        </w:rPr>
-        <w:t>Relational Database</w:t>
-      </w:r>
-      <w:r>
-        <w:rPr>
-          <w:rFonts w:ascii="Times New Roman" w:hAnsi="Times New Roman" w:cs="Times New Roman"/>
-          <w:szCs w:val="21"/>
-        </w:rPr>
-        <w:t xml:space="preserve"> Design</w:t>
-      </w:r>
-      <w:r>
-        <w:rPr>
-          <w:rFonts w:ascii="Times New Roman" w:hAnsi="Times New Roman" w:cs="Times New Roman"/>
-          <w:szCs w:val="21"/>
-        </w:rPr>
-        <w:t>,</w:t>
-      </w:r>
-      <w:r>
-        <w:rPr>
-          <w:rFonts w:ascii="Times New Roman" w:hAnsi="Times New Roman" w:cs="Times New Roman"/>
-          <w:szCs w:val="21"/>
-        </w:rPr>
-        <w:t xml:space="preserve"> PostgreSQL,</w:t>
-      </w:r>
-      <w:r>
-        <w:rPr>
-          <w:rFonts w:ascii="Times New Roman" w:hAnsi="Times New Roman" w:cs="Times New Roman"/>
-          <w:szCs w:val="21"/>
-        </w:rPr>
-        <w:t xml:space="preserve"> SQL</w:t>
+        <w:t>Methodologies</w:t>
+      </w:r>
+      <w:r>
+        <w:rPr>
+          <w:rFonts w:ascii="Times New Roman" w:hAnsi="Times New Roman" w:cs="Times New Roman"/>
+          <w:szCs w:val="21"/>
+        </w:rPr>
+        <w:t>: Agile Development, Scrum Practices, Iterative Development</w:t>
       </w:r>
     </w:p>
     <w:p>
@@ -595,7 +590,7 @@
           <w:bCs/>
           <w:szCs w:val="21"/>
         </w:rPr>
-        <w:t>Systems:</w:t>
+        <w:t>Databases:</w:t>
       </w:r>
       <w:r>
         <w:rPr>
@@ -611,7 +606,35 @@
           <w:rFonts w:ascii="Times New Roman" w:hAnsi="Times New Roman" w:cs="Times New Roman"/>
           <w:szCs w:val="21"/>
         </w:rPr>
-        <w:t>Windows, Unix</w:t>
+        <w:t>Relational Database</w:t>
+      </w:r>
+      <w:r>
+        <w:rPr>
+          <w:rFonts w:ascii="Times New Roman" w:hAnsi="Times New Roman" w:cs="Times New Roman"/>
+          <w:szCs w:val="21"/>
+        </w:rPr>
+        <w:t xml:space="preserve"> Design</w:t>
+      </w:r>
+      <w:r>
+        <w:rPr>
+          <w:rFonts w:ascii="Times New Roman" w:hAnsi="Times New Roman" w:cs="Times New Roman"/>
+          <w:szCs w:val="21"/>
+        </w:rPr>
+        <w:t>,</w:t>
+      </w:r>
+      <w:r>
+        <w:rPr>
+          <w:rFonts w:ascii="Times New Roman" w:hAnsi="Times New Roman" w:cs="Times New Roman"/>
+          <w:szCs w:val="21"/>
+        </w:rPr>
+        <w:t xml:space="preserve"> PostgreSQL,</w:t>
+      </w:r>
+      <w:r>
+        <w:rPr>
+          <w:rFonts w:ascii="Times New Roman" w:hAnsi="Times New Roman" w:cs="Times New Roman"/>
+          <w:szCs w:val="21"/>
+        </w:rPr>
+        <w:t xml:space="preserve"> SQL</w:t>
       </w:r>
     </w:p>
     <w:p>
@@ -807,52 +830,29 @@
           <w:rFonts w:ascii="Times New Roman" w:hAnsi="Times New Roman" w:cs="Times New Roman"/>
           <w:bCs/>
         </w:rPr>
-        <w:t xml:space="preserve">Deployed </w:t>
-      </w:r>
-      <w:r>
-        <w:rPr>
-          <w:rFonts w:ascii="Times New Roman" w:hAnsi="Times New Roman" w:cs="Times New Roman"/>
-          <w:bCs/>
-        </w:rPr>
-        <w:t xml:space="preserve">the application </w:t>
-      </w:r>
-      <w:r>
-        <w:rPr>
-          <w:rFonts w:ascii="Times New Roman" w:hAnsi="Times New Roman" w:cs="Times New Roman"/>
-          <w:bCs/>
-        </w:rPr>
-        <w:t>and database on Render</w:t>
-      </w:r>
-      <w:r>
-        <w:rPr>
-          <w:rFonts w:ascii="Times New Roman" w:hAnsi="Times New Roman" w:cs="Times New Roman"/>
-          <w:bCs/>
-        </w:rPr>
-        <w:t xml:space="preserve"> for automated </w:t>
-      </w:r>
-      <w:r>
-        <w:rPr>
-          <w:rFonts w:ascii="Times New Roman" w:hAnsi="Times New Roman" w:cs="Times New Roman"/>
-          <w:bCs/>
-        </w:rPr>
-        <w:t>builds and environment variable</w:t>
-      </w:r>
-      <w:r>
-        <w:rPr>
-          <w:rFonts w:ascii="Times New Roman" w:hAnsi="Times New Roman" w:cs="Times New Roman"/>
-          <w:bCs/>
-        </w:rPr>
-        <w:t xml:space="preserve"> handling</w:t>
+        <w:t xml:space="preserve">Developed an AI‑powered syllabus scanner that automatically extracts </w:t>
+      </w:r>
+      <w:r>
+        <w:rPr>
+          <w:rFonts w:ascii="Times New Roman" w:hAnsi="Times New Roman" w:cs="Times New Roman"/>
+          <w:bCs/>
+        </w:rPr>
+        <w:t xml:space="preserve">data </w:t>
+      </w:r>
+      <w:r>
+        <w:rPr>
+          <w:rFonts w:ascii="Times New Roman" w:hAnsi="Times New Roman" w:cs="Times New Roman"/>
+          <w:bCs/>
+        </w:rPr>
+        <w:t>from uploaded files</w:t>
       </w:r>
     </w:p>
     <w:p>
       <w:pPr>
-        <w:spacing w:line="240" w:lineRule="auto"/>
-        <w:rPr>
-          <w:rFonts w:ascii="Times New Roman" w:hAnsi="Times New Roman" w:cs="Times New Roman"/>
-          <w:b/>
-          <w:sz w:val="12"/>
-          <w:szCs w:val="12"/>
+        <w:pStyle w:val="NoSpacing"/>
+        <w:rPr>
+          <w:rFonts w:ascii="Times New Roman" w:hAnsi="Times New Roman" w:cs="Times New Roman"/>
+          <w:bCs/>
         </w:rPr>
       </w:pPr>
     </w:p>
@@ -1207,23 +1207,7 @@
           <w:rFonts w:ascii="Times New Roman" w:hAnsi="Times New Roman" w:cs="Times New Roman"/>
           <w:szCs w:val="21"/>
         </w:rPr>
-        <w:t xml:space="preserve"> </w:t>
-      </w:r>
-      <w:proofErr w:type="gramStart"/>
-      <w:r>
-        <w:rPr>
-          <w:rFonts w:ascii="Times New Roman" w:hAnsi="Times New Roman" w:cs="Times New Roman"/>
-          <w:szCs w:val="21"/>
-        </w:rPr>
-        <w:t>prototype</w:t>
-      </w:r>
-      <w:proofErr w:type="gramEnd"/>
-      <w:r>
-        <w:rPr>
-          <w:rFonts w:ascii="Times New Roman" w:hAnsi="Times New Roman" w:cs="Times New Roman"/>
-          <w:szCs w:val="21"/>
-        </w:rPr>
-        <w:t xml:space="preserve"> using React and HuggingFace APIs to </w:t>
+        <w:t xml:space="preserve"> prototype using React and HuggingFace APIs to </w:t>
       </w:r>
       <w:r>
         <w:rPr>
@@ -1427,23 +1411,7 @@
           <w:bCs/>
           <w:szCs w:val="21"/>
         </w:rPr>
-        <w:t xml:space="preserve"> | </w:t>
-      </w:r>
-      <w:r>
-        <w:rPr>
-          <w:rFonts w:ascii="Times New Roman" w:hAnsi="Times New Roman" w:cs="Times New Roman"/>
-          <w:bCs/>
-          <w:szCs w:val="21"/>
-        </w:rPr>
-        <w:t>Senior Lifeguard, Captain</w:t>
-      </w:r>
-      <w:r>
-        <w:rPr>
-          <w:rFonts w:ascii="Times New Roman" w:hAnsi="Times New Roman" w:cs="Times New Roman"/>
-          <w:bCs/>
-          <w:szCs w:val="21"/>
-        </w:rPr>
-        <w:t xml:space="preserve"> </w:t>
+        <w:t xml:space="preserve"> | Senior Lifeguard, Captain </w:t>
       </w:r>
       <w:r>
         <w:rPr>
@@ -1453,27 +1421,7 @@
           <w:iCs/>
           <w:szCs w:val="21"/>
         </w:rPr>
-        <w:t>(</w:t>
-      </w:r>
-      <w:r>
-        <w:rPr>
-          <w:rFonts w:ascii="Times New Roman" w:hAnsi="Times New Roman" w:cs="Times New Roman"/>
-          <w:bCs/>
-          <w:i/>
-          <w:iCs/>
-          <w:szCs w:val="21"/>
-        </w:rPr>
-        <w:t>2021-2025</w:t>
-      </w:r>
-      <w:r>
-        <w:rPr>
-          <w:rFonts w:ascii="Times New Roman" w:hAnsi="Times New Roman" w:cs="Times New Roman"/>
-          <w:bCs/>
-          <w:i/>
-          <w:iCs/>
-          <w:szCs w:val="21"/>
-        </w:rPr>
-        <w:t>)</w:t>
+        <w:t>(2021-2025)</w:t>
       </w:r>
     </w:p>
     <w:p>
@@ -1697,15 +1645,7 @@
           <w:sz w:val="22"/>
           <w:szCs w:val="22"/>
         </w:rPr>
-        <w:t>Developed and maintained an interactive website for the group including set lists, events, and ticket pages</w:t>
-      </w:r>
-      <w:r>
-        <w:rPr>
-          <w:bCs/>
-          <w:sz w:val="22"/>
-          <w:szCs w:val="22"/>
-        </w:rPr>
-        <w:t xml:space="preserve"> </w:t>
+        <w:t xml:space="preserve">Developed and maintained an interactive website for the group including set lists, events, and ticket pages </w:t>
       </w:r>
     </w:p>
     <w:p>
@@ -6371,6 +6311,7 @@
   <w:style w:type="character" w:default="1" w:styleId="DefaultParagraphFont">
     <w:name w:val="Default Paragraph Font"/>
     <w:uiPriority w:val="1"/>
+    <w:semiHidden/>
     <w:unhideWhenUsed/>
   </w:style>
   <w:style w:type="table" w:default="1" w:styleId="TableNormal">

--- a/assets/RyanRiccioResume.docx
+++ b/assets/RyanRiccioResume.docx
@@ -55,11 +55,97 @@
         <w:contextualSpacing/>
         <w:rPr>
           <w:rFonts w:ascii="Times New Roman" w:hAnsi="Times New Roman" w:cs="Times New Roman"/>
+          <w:i/>
+          <w:szCs w:val="21"/>
+        </w:rPr>
+      </w:pPr>
+      <w:r>
+        <w:rPr>
+          <w:rFonts w:ascii="Times New Roman" w:hAnsi="Times New Roman" w:cs="Times New Roman"/>
           <w:b/>
-          <w:sz w:val="12"/>
-          <w:szCs w:val="12"/>
-        </w:rPr>
-      </w:pPr>
+          <w:szCs w:val="21"/>
+        </w:rPr>
+        <w:t xml:space="preserve">Villanova University – </w:t>
+      </w:r>
+      <w:r>
+        <w:rPr>
+          <w:rFonts w:ascii="Times New Roman" w:hAnsi="Times New Roman" w:cs="Times New Roman"/>
+          <w:bCs/>
+          <w:szCs w:val="21"/>
+        </w:rPr>
+        <w:t>B</w:t>
+      </w:r>
+      <w:r>
+        <w:rPr>
+          <w:rFonts w:ascii="Times New Roman" w:hAnsi="Times New Roman" w:cs="Times New Roman"/>
+          <w:bCs/>
+          <w:szCs w:val="21"/>
+        </w:rPr>
+        <w:t xml:space="preserve">achelor of Science </w:t>
+      </w:r>
+      <w:r>
+        <w:rPr>
+          <w:rFonts w:ascii="Times New Roman" w:hAnsi="Times New Roman" w:cs="Times New Roman"/>
+          <w:bCs/>
+          <w:szCs w:val="21"/>
+        </w:rPr>
+        <w:t>in</w:t>
+      </w:r>
+      <w:r>
+        <w:rPr>
+          <w:rFonts w:ascii="Times New Roman" w:hAnsi="Times New Roman" w:cs="Times New Roman"/>
+          <w:bCs/>
+          <w:szCs w:val="21"/>
+        </w:rPr>
+        <w:t xml:space="preserve"> Computer Science</w:t>
+      </w:r>
+      <w:r>
+        <w:rPr>
+          <w:rFonts w:ascii="Times New Roman" w:hAnsi="Times New Roman" w:cs="Times New Roman"/>
+          <w:szCs w:val="21"/>
+        </w:rPr>
+        <w:t>, Villanova, PA</w:t>
+      </w:r>
+      <w:r>
+        <w:rPr>
+          <w:rFonts w:ascii="Times New Roman" w:hAnsi="Times New Roman" w:cs="Times New Roman"/>
+          <w:b/>
+          <w:szCs w:val="21"/>
+        </w:rPr>
+        <w:t xml:space="preserve"> (</w:t>
+      </w:r>
+      <w:r>
+        <w:rPr>
+          <w:rFonts w:ascii="Times New Roman" w:hAnsi="Times New Roman" w:cs="Times New Roman"/>
+          <w:i/>
+          <w:szCs w:val="21"/>
+        </w:rPr>
+        <w:t>May 20</w:t>
+      </w:r>
+      <w:r>
+        <w:rPr>
+          <w:rFonts w:ascii="Times New Roman" w:hAnsi="Times New Roman" w:cs="Times New Roman"/>
+          <w:i/>
+          <w:szCs w:val="21"/>
+        </w:rPr>
+        <w:t>2</w:t>
+      </w:r>
+      <w:r>
+        <w:rPr>
+          <w:rFonts w:ascii="Times New Roman" w:hAnsi="Times New Roman" w:cs="Times New Roman"/>
+          <w:i/>
+          <w:szCs w:val="21"/>
+        </w:rPr>
+        <w:t>7</w:t>
+      </w:r>
+      <w:r>
+        <w:rPr>
+          <w:rFonts w:ascii="Times New Roman" w:hAnsi="Times New Roman" w:cs="Times New Roman"/>
+          <w:i/>
+          <w:szCs w:val="21"/>
+        </w:rPr>
+        <w:t>)</w:t>
+      </w:r>
     </w:p>
     <w:p>
       <w:pPr>
@@ -67,96 +153,22 @@
         <w:contextualSpacing/>
         <w:rPr>
           <w:rFonts w:ascii="Times New Roman" w:hAnsi="Times New Roman" w:cs="Times New Roman"/>
-          <w:i/>
-          <w:szCs w:val="21"/>
-        </w:rPr>
-      </w:pPr>
-      <w:r>
-        <w:rPr>
-          <w:rFonts w:ascii="Times New Roman" w:hAnsi="Times New Roman" w:cs="Times New Roman"/>
-          <w:b/>
-          <w:szCs w:val="21"/>
-        </w:rPr>
-        <w:t xml:space="preserve">Villanova University – </w:t>
-      </w:r>
-      <w:r>
-        <w:rPr>
-          <w:rFonts w:ascii="Times New Roman" w:hAnsi="Times New Roman" w:cs="Times New Roman"/>
-          <w:bCs/>
-          <w:szCs w:val="21"/>
-        </w:rPr>
-        <w:t>B</w:t>
-      </w:r>
-      <w:r>
-        <w:rPr>
-          <w:rFonts w:ascii="Times New Roman" w:hAnsi="Times New Roman" w:cs="Times New Roman"/>
-          <w:bCs/>
-          <w:szCs w:val="21"/>
-        </w:rPr>
-        <w:t xml:space="preserve">achelor of Science </w:t>
-      </w:r>
-      <w:r>
-        <w:rPr>
-          <w:rFonts w:ascii="Times New Roman" w:hAnsi="Times New Roman" w:cs="Times New Roman"/>
-          <w:bCs/>
-          <w:szCs w:val="21"/>
-        </w:rPr>
-        <w:t>in</w:t>
-      </w:r>
-      <w:r>
-        <w:rPr>
-          <w:rFonts w:ascii="Times New Roman" w:hAnsi="Times New Roman" w:cs="Times New Roman"/>
-          <w:bCs/>
-          <w:szCs w:val="21"/>
-        </w:rPr>
-        <w:t xml:space="preserve"> Computer Science</w:t>
-      </w:r>
-      <w:r>
-        <w:rPr>
-          <w:rFonts w:ascii="Times New Roman" w:hAnsi="Times New Roman" w:cs="Times New Roman"/>
-          <w:szCs w:val="21"/>
-        </w:rPr>
-        <w:t>, Villanova, PA</w:t>
-      </w:r>
-      <w:r>
-        <w:rPr>
-          <w:rFonts w:ascii="Times New Roman" w:hAnsi="Times New Roman" w:cs="Times New Roman"/>
-          <w:b/>
-          <w:szCs w:val="21"/>
-        </w:rPr>
-        <w:t xml:space="preserve"> (</w:t>
-      </w:r>
-      <w:r>
-        <w:rPr>
-          <w:rFonts w:ascii="Times New Roman" w:hAnsi="Times New Roman" w:cs="Times New Roman"/>
-          <w:i/>
-          <w:szCs w:val="21"/>
-        </w:rPr>
-        <w:t>May 20</w:t>
-      </w:r>
-      <w:r>
-        <w:rPr>
-          <w:rFonts w:ascii="Times New Roman" w:hAnsi="Times New Roman" w:cs="Times New Roman"/>
-          <w:i/>
-          <w:szCs w:val="21"/>
-        </w:rPr>
-        <w:t>2</w:t>
-      </w:r>
-      <w:r>
-        <w:rPr>
-          <w:rFonts w:ascii="Times New Roman" w:hAnsi="Times New Roman" w:cs="Times New Roman"/>
-          <w:i/>
-          <w:szCs w:val="21"/>
-        </w:rPr>
-        <w:t>7</w:t>
-      </w:r>
-      <w:r>
-        <w:rPr>
-          <w:rFonts w:ascii="Times New Roman" w:hAnsi="Times New Roman" w:cs="Times New Roman"/>
-          <w:i/>
-          <w:szCs w:val="21"/>
-        </w:rPr>
-        <w:t>)</w:t>
+          <w:szCs w:val="21"/>
+        </w:rPr>
+      </w:pPr>
+      <w:r>
+        <w:rPr>
+          <w:rFonts w:ascii="Times New Roman" w:hAnsi="Times New Roman" w:cs="Times New Roman"/>
+          <w:szCs w:val="21"/>
+        </w:rPr>
+        <w:t>GPA: 3.</w:t>
+      </w:r>
+      <w:r>
+        <w:rPr>
+          <w:rFonts w:ascii="Times New Roman" w:hAnsi="Times New Roman" w:cs="Times New Roman"/>
+          <w:szCs w:val="21"/>
+        </w:rPr>
+        <w:t>8</w:t>
       </w:r>
     </w:p>
     <w:p>
@@ -165,30 +177,6 @@
         <w:contextualSpacing/>
         <w:rPr>
           <w:rFonts w:ascii="Times New Roman" w:hAnsi="Times New Roman" w:cs="Times New Roman"/>
-          <w:szCs w:val="21"/>
-        </w:rPr>
-      </w:pPr>
-      <w:r>
-        <w:rPr>
-          <w:rFonts w:ascii="Times New Roman" w:hAnsi="Times New Roman" w:cs="Times New Roman"/>
-          <w:szCs w:val="21"/>
-        </w:rPr>
-        <w:t>GPA: 3.</w:t>
-      </w:r>
-      <w:r>
-        <w:rPr>
-          <w:rFonts w:ascii="Times New Roman" w:hAnsi="Times New Roman" w:cs="Times New Roman"/>
-          <w:szCs w:val="21"/>
-        </w:rPr>
-        <w:t>8</w:t>
-      </w:r>
-    </w:p>
-    <w:p>
-      <w:pPr>
-        <w:spacing w:after="0" w:line="240" w:lineRule="auto"/>
-        <w:contextualSpacing/>
-        <w:rPr>
-          <w:rFonts w:ascii="Times New Roman" w:hAnsi="Times New Roman" w:cs="Times New Roman"/>
           <w:sz w:val="20"/>
           <w:szCs w:val="20"/>
         </w:rPr>
@@ -207,7 +195,7 @@
           <w:sz w:val="20"/>
           <w:szCs w:val="20"/>
         </w:rPr>
-        <w:t>: Algorithms &amp; Data Structures,</w:t>
+        <w:t xml:space="preserve">: </w:t>
       </w:r>
       <w:r>
         <w:rPr>
@@ -215,7 +203,7 @@
           <w:sz w:val="20"/>
           <w:szCs w:val="20"/>
         </w:rPr>
-        <w:t xml:space="preserve"> Computer Systems, </w:t>
+        <w:t xml:space="preserve">Principles of Database </w:t>
       </w:r>
       <w:r>
         <w:rPr>
@@ -223,7 +211,7 @@
           <w:sz w:val="20"/>
           <w:szCs w:val="20"/>
         </w:rPr>
-        <w:t xml:space="preserve">Principles of Database </w:t>
+        <w:t>Systems</w:t>
       </w:r>
       <w:r>
         <w:rPr>
@@ -231,7 +219,7 @@
           <w:sz w:val="20"/>
           <w:szCs w:val="20"/>
         </w:rPr>
-        <w:t>Systems</w:t>
+        <w:t xml:space="preserve"> (SQL)</w:t>
       </w:r>
       <w:r>
         <w:rPr>
@@ -239,7 +227,7 @@
           <w:sz w:val="20"/>
           <w:szCs w:val="20"/>
         </w:rPr>
-        <w:t xml:space="preserve"> (SQL)</w:t>
+        <w:t xml:space="preserve">, </w:t>
       </w:r>
       <w:r>
         <w:rPr>
@@ -247,7 +235,7 @@
           <w:sz w:val="20"/>
           <w:szCs w:val="20"/>
         </w:rPr>
-        <w:t xml:space="preserve">, </w:t>
+        <w:t>Platform-Based Computing</w:t>
       </w:r>
       <w:r>
         <w:rPr>
@@ -255,7 +243,7 @@
           <w:sz w:val="20"/>
           <w:szCs w:val="20"/>
         </w:rPr>
-        <w:t>Platform-Based Computing</w:t>
+        <w:t>, Organization of Programming Languages</w:t>
       </w:r>
       <w:r>
         <w:rPr>
@@ -263,7 +251,7 @@
           <w:sz w:val="20"/>
           <w:szCs w:val="20"/>
         </w:rPr>
-        <w:t>, Organization of Programming Languages</w:t>
+        <w:t xml:space="preserve">, </w:t>
       </w:r>
       <w:r>
         <w:rPr>
@@ -271,7 +259,7 @@
           <w:sz w:val="20"/>
           <w:szCs w:val="20"/>
         </w:rPr>
-        <w:t xml:space="preserve">, </w:t>
+        <w:t>Theory of Computation</w:t>
       </w:r>
       <w:r>
         <w:rPr>
@@ -279,7 +267,7 @@
           <w:sz w:val="20"/>
           <w:szCs w:val="20"/>
         </w:rPr>
-        <w:t>Theory of Computation</w:t>
+        <w:t>, Overview of Cybersecurity</w:t>
       </w:r>
       <w:r>
         <w:rPr>
@@ -287,7 +275,7 @@
           <w:sz w:val="20"/>
           <w:szCs w:val="20"/>
         </w:rPr>
-        <w:t>, Overview of Cybersecurity</w:t>
+        <w:t>, Computer Ethics</w:t>
       </w:r>
       <w:r>
         <w:rPr>
@@ -295,7 +283,7 @@
           <w:sz w:val="20"/>
           <w:szCs w:val="20"/>
         </w:rPr>
-        <w:t>, Computer Ethics</w:t>
+        <w:t>, Applied Machine Learning, Digital Forensics</w:t>
       </w:r>
     </w:p>
     <w:p>
@@ -307,7 +295,8 @@
         <w:rPr>
           <w:rFonts w:ascii="Times New Roman" w:hAnsi="Times New Roman" w:cs="Times New Roman"/>
           <w:b/>
-          <w:szCs w:val="21"/>
+          <w:sz w:val="8"/>
+          <w:szCs w:val="8"/>
         </w:rPr>
       </w:pPr>
     </w:p>
@@ -349,18 +338,6 @@
         </w:rPr>
         <w:t>SKILLS</w:t>
       </w:r>
-    </w:p>
-    <w:p>
-      <w:pPr>
-        <w:spacing w:after="0" w:line="240" w:lineRule="auto"/>
-        <w:contextualSpacing/>
-        <w:rPr>
-          <w:rFonts w:ascii="Times New Roman" w:hAnsi="Times New Roman" w:cs="Times New Roman"/>
-          <w:b/>
-          <w:sz w:val="12"/>
-          <w:szCs w:val="12"/>
-        </w:rPr>
-      </w:pPr>
     </w:p>
     <w:p>
       <w:pPr>
@@ -375,7 +352,7 @@
           <w:headerReference w:type="default" r:id="rId11"/>
           <w:type w:val="continuous"/>
           <w:pgSz w:w="12240" w:h="15840"/>
-          <w:pgMar w:top="1260" w:right="720" w:bottom="720" w:left="720" w:header="810" w:footer="720" w:gutter="0"/>
+          <w:pgMar w:top="720" w:right="720" w:bottom="720" w:left="720" w:header="720" w:footer="720" w:gutter="0"/>
           <w:cols w:space="720"/>
           <w:docGrid w:linePitch="299"/>
         </w:sectPr>
@@ -400,44 +377,14 @@
           <w:bCs/>
           <w:szCs w:val="21"/>
         </w:rPr>
-        <w:t>Languages:</w:t>
-      </w:r>
-      <w:r>
-        <w:rPr>
-          <w:rFonts w:ascii="Times New Roman" w:hAnsi="Times New Roman" w:cs="Times New Roman"/>
-          <w:b/>
-          <w:bCs/>
-          <w:szCs w:val="21"/>
-        </w:rPr>
-        <w:t xml:space="preserve"> </w:t>
-      </w:r>
-      <w:r>
-        <w:rPr>
-          <w:rFonts w:ascii="Times New Roman" w:hAnsi="Times New Roman" w:cs="Times New Roman"/>
-          <w:szCs w:val="21"/>
-        </w:rPr>
-        <w:t>Python, Java,</w:t>
-      </w:r>
-      <w:r>
-        <w:rPr>
-          <w:rFonts w:ascii="Times New Roman" w:hAnsi="Times New Roman" w:cs="Times New Roman"/>
-          <w:szCs w:val="21"/>
-        </w:rPr>
-        <w:t xml:space="preserve"> C,</w:t>
-      </w:r>
-      <w:r>
-        <w:rPr>
-          <w:rFonts w:ascii="Times New Roman" w:hAnsi="Times New Roman" w:cs="Times New Roman"/>
-          <w:szCs w:val="21"/>
-        </w:rPr>
-        <w:t xml:space="preserve"> JavaScript, </w:t>
-      </w:r>
-      <w:r>
-        <w:rPr>
-          <w:rFonts w:ascii="Times New Roman" w:hAnsi="Times New Roman" w:cs="Times New Roman"/>
-          <w:szCs w:val="21"/>
-        </w:rPr>
-        <w:t>HTML/CSS</w:t>
+        <w:t xml:space="preserve">Languages: </w:t>
+      </w:r>
+      <w:r>
+        <w:rPr>
+          <w:rFonts w:ascii="Times New Roman" w:hAnsi="Times New Roman" w:cs="Times New Roman"/>
+          <w:szCs w:val="21"/>
+        </w:rPr>
+        <w:t>Python, Java, C, JavaScript, SQL, HTML/CSS</w:t>
       </w:r>
     </w:p>
     <w:p>
@@ -449,18 +396,11 @@
         <w:contextualSpacing/>
         <w:rPr>
           <w:rFonts w:ascii="Times New Roman" w:hAnsi="Times New Roman" w:cs="Times New Roman"/>
-          <w:szCs w:val="21"/>
-        </w:rPr>
-      </w:pPr>
-      <w:r>
-        <w:rPr>
-          <w:rFonts w:ascii="Times New Roman" w:hAnsi="Times New Roman" w:cs="Times New Roman"/>
           <w:b/>
           <w:bCs/>
           <w:szCs w:val="21"/>
         </w:rPr>
-        <w:t>Frameworks:</w:t>
-      </w:r>
+      </w:pPr>
       <w:r>
         <w:rPr>
           <w:rFonts w:ascii="Times New Roman" w:hAnsi="Times New Roman" w:cs="Times New Roman"/>
@@ -468,35 +408,14 @@
           <w:bCs/>
           <w:szCs w:val="21"/>
         </w:rPr>
-        <w:t xml:space="preserve"> </w:t>
-      </w:r>
-      <w:r>
-        <w:rPr>
-          <w:rFonts w:ascii="Times New Roman" w:hAnsi="Times New Roman" w:cs="Times New Roman"/>
-          <w:szCs w:val="21"/>
-        </w:rPr>
-        <w:t xml:space="preserve">React, </w:t>
-      </w:r>
-      <w:r>
-        <w:rPr>
-          <w:rFonts w:ascii="Times New Roman" w:hAnsi="Times New Roman" w:cs="Times New Roman"/>
-          <w:szCs w:val="21"/>
-        </w:rPr>
-        <w:t>Bootstrap</w:t>
-      </w:r>
-      <w:r>
-        <w:rPr>
-          <w:rFonts w:ascii="Times New Roman" w:hAnsi="Times New Roman" w:cs="Times New Roman"/>
-          <w:szCs w:val="21"/>
-        </w:rPr>
-        <w:t xml:space="preserve">, </w:t>
-      </w:r>
-      <w:r>
-        <w:rPr>
-          <w:rFonts w:ascii="Times New Roman" w:hAnsi="Times New Roman" w:cs="Times New Roman"/>
-          <w:szCs w:val="21"/>
-        </w:rPr>
-        <w:t>Flask</w:t>
+        <w:t xml:space="preserve">Frameworks/Libraries: </w:t>
+      </w:r>
+      <w:r>
+        <w:rPr>
+          <w:rFonts w:ascii="Times New Roman" w:hAnsi="Times New Roman" w:cs="Times New Roman"/>
+          <w:szCs w:val="21"/>
+        </w:rPr>
+        <w:t>React, Flask, Bootstrap</w:t>
       </w:r>
     </w:p>
     <w:p>
@@ -518,28 +437,14 @@
           <w:bCs/>
           <w:szCs w:val="21"/>
         </w:rPr>
-        <w:t xml:space="preserve">Tools: </w:t>
-      </w:r>
-      <w:r>
-        <w:rPr>
-          <w:rFonts w:ascii="Times New Roman" w:hAnsi="Times New Roman" w:cs="Times New Roman"/>
-          <w:szCs w:val="21"/>
-        </w:rPr>
-        <w:t>Netlify, Render</w:t>
-      </w:r>
-      <w:r>
-        <w:rPr>
-          <w:rFonts w:ascii="Times New Roman" w:hAnsi="Times New Roman" w:cs="Times New Roman"/>
-          <w:szCs w:val="21"/>
-        </w:rPr>
-        <w:t>, GitHub</w:t>
-      </w:r>
-      <w:r>
-        <w:rPr>
-          <w:rFonts w:ascii="Times New Roman" w:hAnsi="Times New Roman" w:cs="Times New Roman"/>
-          <w:szCs w:val="21"/>
-        </w:rPr>
-        <w:t>, Git</w:t>
+        <w:t xml:space="preserve">Databases: </w:t>
+      </w:r>
+      <w:r>
+        <w:rPr>
+          <w:rFonts w:ascii="Times New Roman" w:hAnsi="Times New Roman" w:cs="Times New Roman"/>
+          <w:szCs w:val="21"/>
+        </w:rPr>
+        <w:t>PostgreSQL, Relational Database Design</w:t>
       </w:r>
     </w:p>
     <w:p>
@@ -551,24 +456,26 @@
         <w:contextualSpacing/>
         <w:rPr>
           <w:rFonts w:ascii="Times New Roman" w:hAnsi="Times New Roman" w:cs="Times New Roman"/>
-          <w:szCs w:val="21"/>
-        </w:rPr>
-      </w:pPr>
-      <w:r>
-        <w:rPr>
-          <w:rFonts w:ascii="Times New Roman" w:hAnsi="Times New Roman" w:cs="Times New Roman"/>
           <w:b/>
           <w:bCs/>
           <w:szCs w:val="21"/>
         </w:rPr>
-        <w:t>Methodologies</w:t>
-      </w:r>
-      <w:r>
-        <w:rPr>
-          <w:rFonts w:ascii="Times New Roman" w:hAnsi="Times New Roman" w:cs="Times New Roman"/>
-          <w:szCs w:val="21"/>
-        </w:rPr>
-        <w:t>: Agile Development, Scrum Practices, Iterative Development</w:t>
+      </w:pPr>
+      <w:r>
+        <w:rPr>
+          <w:rFonts w:ascii="Times New Roman" w:hAnsi="Times New Roman" w:cs="Times New Roman"/>
+          <w:b/>
+          <w:bCs/>
+          <w:szCs w:val="21"/>
+        </w:rPr>
+        <w:t xml:space="preserve">Developer Tools: </w:t>
+      </w:r>
+      <w:r>
+        <w:rPr>
+          <w:rFonts w:ascii="Times New Roman" w:hAnsi="Times New Roman" w:cs="Times New Roman"/>
+          <w:szCs w:val="21"/>
+        </w:rPr>
+        <w:t>Git, GitHub, Netlify, Render, TerminalFour CMS, DubBot</w:t>
       </w:r>
     </w:p>
     <w:p>
@@ -590,51 +497,14 @@
           <w:bCs/>
           <w:szCs w:val="21"/>
         </w:rPr>
-        <w:t>Databases:</w:t>
-      </w:r>
-      <w:r>
-        <w:rPr>
-          <w:rFonts w:ascii="Times New Roman" w:hAnsi="Times New Roman" w:cs="Times New Roman"/>
-          <w:b/>
-          <w:bCs/>
-          <w:szCs w:val="21"/>
-        </w:rPr>
-        <w:t xml:space="preserve"> </w:t>
-      </w:r>
-      <w:r>
-        <w:rPr>
-          <w:rFonts w:ascii="Times New Roman" w:hAnsi="Times New Roman" w:cs="Times New Roman"/>
-          <w:szCs w:val="21"/>
-        </w:rPr>
-        <w:t>Relational Database</w:t>
-      </w:r>
-      <w:r>
-        <w:rPr>
-          <w:rFonts w:ascii="Times New Roman" w:hAnsi="Times New Roman" w:cs="Times New Roman"/>
-          <w:szCs w:val="21"/>
-        </w:rPr>
-        <w:t xml:space="preserve"> Design</w:t>
-      </w:r>
-      <w:r>
-        <w:rPr>
-          <w:rFonts w:ascii="Times New Roman" w:hAnsi="Times New Roman" w:cs="Times New Roman"/>
-          <w:szCs w:val="21"/>
-        </w:rPr>
-        <w:t>,</w:t>
-      </w:r>
-      <w:r>
-        <w:rPr>
-          <w:rFonts w:ascii="Times New Roman" w:hAnsi="Times New Roman" w:cs="Times New Roman"/>
-          <w:szCs w:val="21"/>
-        </w:rPr>
-        <w:t xml:space="preserve"> PostgreSQL,</w:t>
-      </w:r>
-      <w:r>
-        <w:rPr>
-          <w:rFonts w:ascii="Times New Roman" w:hAnsi="Times New Roman" w:cs="Times New Roman"/>
-          <w:szCs w:val="21"/>
-        </w:rPr>
-        <w:t xml:space="preserve"> SQL</w:t>
+        <w:t xml:space="preserve">Concepts: </w:t>
+      </w:r>
+      <w:r>
+        <w:rPr>
+          <w:rFonts w:ascii="Times New Roman" w:hAnsi="Times New Roman" w:cs="Times New Roman"/>
+          <w:szCs w:val="21"/>
+        </w:rPr>
+        <w:t>REST APIs, Authentication, Agile/Scrum, Software Testing, WCAG Accessibility</w:t>
       </w:r>
     </w:p>
     <w:p>
@@ -679,50 +549,389 @@
           <w:b/>
           <w:szCs w:val="21"/>
         </w:rPr>
-        <w:t>PROJECTS</w:t>
+        <w:t xml:space="preserve">TECHNICAL EXPERIENCE </w:t>
       </w:r>
     </w:p>
     <w:p>
       <w:pPr>
-        <w:pStyle w:val="NoSpacing"/>
-        <w:rPr>
-          <w:sz w:val="16"/>
-          <w:szCs w:val="16"/>
-        </w:rPr>
-      </w:pPr>
+        <w:spacing w:after="0" w:line="240" w:lineRule="auto"/>
+        <w:contextualSpacing/>
+        <w:rPr>
+          <w:rFonts w:ascii="Times New Roman" w:hAnsi="Times New Roman" w:cs="Times New Roman"/>
+          <w:bCs/>
+          <w:szCs w:val="21"/>
+        </w:rPr>
+      </w:pPr>
+      <w:r>
+        <w:rPr>
+          <w:rFonts w:ascii="Times New Roman" w:hAnsi="Times New Roman" w:cs="Times New Roman"/>
+          <w:b/>
+          <w:szCs w:val="21"/>
+        </w:rPr>
+        <w:t xml:space="preserve">Sacred Heart University </w:t>
+      </w:r>
+      <w:r>
+        <w:rPr>
+          <w:rFonts w:ascii="Times New Roman" w:hAnsi="Times New Roman" w:cs="Times New Roman"/>
+          <w:bCs/>
+          <w:szCs w:val="21"/>
+        </w:rPr>
+        <w:t xml:space="preserve">| Digital Strategy Intern </w:t>
+      </w:r>
+      <w:r>
+        <w:rPr>
+          <w:rFonts w:ascii="Times New Roman" w:hAnsi="Times New Roman" w:cs="Times New Roman"/>
+          <w:bCs/>
+          <w:i/>
+          <w:iCs/>
+          <w:szCs w:val="21"/>
+        </w:rPr>
+        <w:t>(</w:t>
+      </w:r>
+      <w:r>
+        <w:rPr>
+          <w:rFonts w:ascii="Times New Roman" w:hAnsi="Times New Roman" w:cs="Times New Roman"/>
+          <w:bCs/>
+          <w:i/>
+          <w:iCs/>
+          <w:szCs w:val="21"/>
+        </w:rPr>
+        <w:t xml:space="preserve">May-August </w:t>
+      </w:r>
+      <w:r>
+        <w:rPr>
+          <w:rFonts w:ascii="Times New Roman" w:hAnsi="Times New Roman" w:cs="Times New Roman"/>
+          <w:bCs/>
+          <w:i/>
+          <w:iCs/>
+          <w:szCs w:val="21"/>
+        </w:rPr>
+        <w:t>2026)</w:t>
+      </w:r>
     </w:p>
     <w:p>
       <w:pPr>
+        <w:pStyle w:val="ListParagraph"/>
+        <w:numPr>
+          <w:ilvl w:val="0"/>
+          <w:numId w:val="34"/>
+        </w:numPr>
+        <w:spacing w:line="240" w:lineRule="auto"/>
+        <w:jc w:val="left"/>
+        <w:rPr>
+          <w:bCs/>
+          <w:sz w:val="22"/>
+          <w:szCs w:val="22"/>
+        </w:rPr>
+      </w:pPr>
+      <w:r>
+        <w:rPr>
+          <w:bCs/>
+          <w:sz w:val="22"/>
+          <w:szCs w:val="22"/>
+        </w:rPr>
+        <w:t xml:space="preserve">Developed and maintained university web content using </w:t>
+      </w:r>
+      <w:proofErr w:type="spellStart"/>
+      <w:r>
+        <w:rPr>
+          <w:bCs/>
+          <w:sz w:val="22"/>
+          <w:szCs w:val="22"/>
+        </w:rPr>
+        <w:t>TerminalFour</w:t>
+      </w:r>
+      <w:proofErr w:type="spellEnd"/>
+      <w:r>
+        <w:rPr>
+          <w:bCs/>
+          <w:sz w:val="22"/>
+          <w:szCs w:val="22"/>
+        </w:rPr>
+        <w:t xml:space="preserve"> CMS, HTML/CSS, and</w:t>
+      </w:r>
+      <w:r>
+        <w:rPr>
+          <w:bCs/>
+          <w:sz w:val="22"/>
+          <w:szCs w:val="22"/>
+        </w:rPr>
+        <w:t xml:space="preserve"> </w:t>
+      </w:r>
+      <w:proofErr w:type="spellStart"/>
+      <w:r>
+        <w:rPr>
+          <w:bCs/>
+          <w:sz w:val="22"/>
+          <w:szCs w:val="22"/>
+        </w:rPr>
+        <w:t>DubBot</w:t>
+      </w:r>
+      <w:proofErr w:type="spellEnd"/>
+      <w:r>
+        <w:rPr>
+          <w:bCs/>
+          <w:sz w:val="22"/>
+          <w:szCs w:val="22"/>
+        </w:rPr>
+        <w:t xml:space="preserve"> accessibility tooling across </w:t>
+      </w:r>
+      <w:r>
+        <w:rPr>
+          <w:bCs/>
+          <w:sz w:val="22"/>
+          <w:szCs w:val="22"/>
+        </w:rPr>
+        <w:t>7,000+</w:t>
+      </w:r>
+      <w:r>
+        <w:rPr>
+          <w:bCs/>
+          <w:sz w:val="22"/>
+          <w:szCs w:val="22"/>
+        </w:rPr>
+        <w:t xml:space="preserve"> production webpages.</w:t>
+      </w:r>
+    </w:p>
+    <w:p>
+      <w:pPr>
+        <w:pStyle w:val="ListParagraph"/>
+        <w:numPr>
+          <w:ilvl w:val="0"/>
+          <w:numId w:val="34"/>
+        </w:numPr>
+        <w:spacing w:line="240" w:lineRule="auto"/>
+        <w:jc w:val="left"/>
+        <w:rPr>
+          <w:bCs/>
+          <w:sz w:val="22"/>
+          <w:szCs w:val="22"/>
+        </w:rPr>
+      </w:pPr>
+      <w:r>
+        <w:rPr>
+          <w:bCs/>
+          <w:sz w:val="22"/>
+          <w:szCs w:val="22"/>
+        </w:rPr>
+        <w:t>Audited</w:t>
+      </w:r>
+      <w:r>
+        <w:rPr>
+          <w:bCs/>
+          <w:sz w:val="22"/>
+          <w:szCs w:val="22"/>
+        </w:rPr>
+        <w:t xml:space="preserve"> web content </w:t>
+      </w:r>
+      <w:r>
+        <w:rPr>
+          <w:bCs/>
+          <w:sz w:val="22"/>
+          <w:szCs w:val="22"/>
+        </w:rPr>
+        <w:t>for</w:t>
+      </w:r>
+      <w:r>
+        <w:rPr>
+          <w:bCs/>
+          <w:sz w:val="22"/>
+          <w:szCs w:val="22"/>
+        </w:rPr>
+        <w:t xml:space="preserve"> WCAG/ADA accessibility standards and </w:t>
+      </w:r>
+      <w:r>
+        <w:rPr>
+          <w:bCs/>
+          <w:sz w:val="22"/>
+          <w:szCs w:val="22"/>
+        </w:rPr>
+        <w:t>fixed</w:t>
+      </w:r>
+      <w:r>
+        <w:rPr>
+          <w:bCs/>
+          <w:sz w:val="22"/>
+          <w:szCs w:val="22"/>
+        </w:rPr>
+        <w:t xml:space="preserve"> compliance issues across</w:t>
+      </w:r>
+      <w:r>
+        <w:rPr>
+          <w:bCs/>
+          <w:sz w:val="22"/>
+          <w:szCs w:val="22"/>
+        </w:rPr>
+        <w:t xml:space="preserve"> </w:t>
+      </w:r>
+      <w:r>
+        <w:rPr>
+          <w:bCs/>
+          <w:sz w:val="22"/>
+          <w:szCs w:val="22"/>
+        </w:rPr>
+        <w:t>university</w:t>
+      </w:r>
+      <w:r>
+        <w:rPr>
+          <w:bCs/>
+          <w:sz w:val="22"/>
+          <w:szCs w:val="22"/>
+        </w:rPr>
+        <w:t xml:space="preserve"> </w:t>
+      </w:r>
+      <w:r>
+        <w:rPr>
+          <w:bCs/>
+          <w:sz w:val="22"/>
+          <w:szCs w:val="22"/>
+        </w:rPr>
+        <w:t>pages</w:t>
+      </w:r>
+    </w:p>
+    <w:p>
+      <w:pPr>
+        <w:pStyle w:val="ListParagraph"/>
+        <w:numPr>
+          <w:ilvl w:val="0"/>
+          <w:numId w:val="34"/>
+        </w:numPr>
+        <w:spacing w:line="240" w:lineRule="auto"/>
+        <w:jc w:val="left"/>
+        <w:rPr>
+          <w:bCs/>
+          <w:sz w:val="22"/>
+          <w:szCs w:val="22"/>
+        </w:rPr>
+      </w:pPr>
+      <w:r>
+        <w:rPr>
+          <w:bCs/>
+          <w:sz w:val="22"/>
+          <w:szCs w:val="22"/>
+        </w:rPr>
+        <w:t xml:space="preserve">Researched content </w:t>
+      </w:r>
+      <w:r>
+        <w:rPr>
+          <w:bCs/>
+          <w:sz w:val="22"/>
+          <w:szCs w:val="22"/>
+        </w:rPr>
+        <w:t xml:space="preserve">management solutions </w:t>
+      </w:r>
+      <w:r>
+        <w:rPr>
+          <w:bCs/>
+          <w:sz w:val="22"/>
+          <w:szCs w:val="22"/>
+        </w:rPr>
+        <w:t xml:space="preserve">and </w:t>
+      </w:r>
+      <w:r>
+        <w:rPr>
+          <w:bCs/>
+          <w:sz w:val="22"/>
+          <w:szCs w:val="22"/>
+        </w:rPr>
+        <w:t>engaged with</w:t>
+      </w:r>
+      <w:r>
+        <w:rPr>
+          <w:bCs/>
+          <w:sz w:val="22"/>
+          <w:szCs w:val="22"/>
+        </w:rPr>
+        <w:t xml:space="preserve"> </w:t>
+      </w:r>
+      <w:r>
+        <w:rPr>
+          <w:bCs/>
+          <w:sz w:val="22"/>
+          <w:szCs w:val="22"/>
+        </w:rPr>
+        <w:t>vendors to c</w:t>
+      </w:r>
+      <w:r>
+        <w:rPr>
+          <w:bCs/>
+          <w:sz w:val="22"/>
+          <w:szCs w:val="22"/>
+        </w:rPr>
+        <w:t xml:space="preserve">oordinate </w:t>
+      </w:r>
+      <w:r>
+        <w:rPr>
+          <w:bCs/>
+          <w:sz w:val="22"/>
+          <w:szCs w:val="22"/>
+        </w:rPr>
+        <w:t xml:space="preserve">product demonstrations </w:t>
+      </w:r>
+    </w:p>
+    <w:p>
+      <w:pPr>
         <w:pStyle w:val="NoSpacing"/>
+        <w:rPr>
+          <w:rFonts w:ascii="Times New Roman" w:hAnsi="Times New Roman" w:cs="Times New Roman"/>
+          <w:bCs/>
+        </w:rPr>
+      </w:pPr>
+      <w:proofErr w:type="spellStart"/>
+      <w:r>
+        <w:rPr>
+          <w:rFonts w:ascii="Times New Roman" w:hAnsi="Times New Roman" w:cs="Times New Roman"/>
+          <w:b/>
+        </w:rPr>
+        <w:t>SmartGPA</w:t>
+      </w:r>
+      <w:proofErr w:type="spellEnd"/>
+      <w:r>
+        <w:rPr>
+          <w:rFonts w:ascii="Times New Roman" w:hAnsi="Times New Roman" w:cs="Times New Roman"/>
+          <w:b/>
+        </w:rPr>
+        <w:t xml:space="preserve"> </w:t>
+      </w:r>
+      <w:r>
+        <w:rPr>
+          <w:rFonts w:ascii="Times New Roman" w:hAnsi="Times New Roman" w:cs="Times New Roman"/>
+          <w:bCs/>
+        </w:rPr>
+        <w:t xml:space="preserve">| Co-Creator </w:t>
+      </w:r>
+      <w:r>
         <w:rPr>
           <w:rFonts w:ascii="Times New Roman" w:hAnsi="Times New Roman" w:cs="Times New Roman"/>
           <w:bCs/>
           <w:i/>
           <w:iCs/>
         </w:rPr>
-      </w:pPr>
-      <w:r>
-        <w:rPr>
-          <w:rFonts w:ascii="Times New Roman" w:hAnsi="Times New Roman" w:cs="Times New Roman"/>
-          <w:b/>
-        </w:rPr>
-        <w:t xml:space="preserve">SmartGPA </w:t>
-      </w:r>
-      <w:r>
-        <w:rPr>
-          <w:rFonts w:ascii="Times New Roman" w:hAnsi="Times New Roman" w:cs="Times New Roman"/>
-          <w:bCs/>
-        </w:rPr>
-        <w:t xml:space="preserve">| Co-Creator </w:t>
-      </w:r>
-      <w:r>
-        <w:rPr>
-          <w:rFonts w:ascii="Times New Roman" w:hAnsi="Times New Roman" w:cs="Times New Roman"/>
-          <w:bCs/>
-          <w:i/>
-          <w:iCs/>
-        </w:rPr>
         <w:t>(2026)</w:t>
+      </w:r>
+      <w:r>
+        <w:rPr>
+          <w:rFonts w:ascii="Times New Roman" w:hAnsi="Times New Roman" w:cs="Times New Roman"/>
+          <w:bCs/>
+        </w:rPr>
+        <w:t xml:space="preserve"> | </w:t>
+      </w:r>
+      <w:hyperlink r:id="rId12" w:history="1">
+        <w:r>
+          <w:rPr>
+            <w:rStyle w:val="Hyperlink"/>
+            <w:rFonts w:ascii="Times New Roman" w:hAnsi="Times New Roman" w:cs="Times New Roman"/>
+            <w:bCs/>
+          </w:rPr>
+          <w:t>https://smartgpa.onrender.com/</w:t>
+        </w:r>
+      </w:hyperlink>
+      <w:r>
+        <w:rPr>
+          <w:rFonts w:ascii="Times New Roman" w:hAnsi="Times New Roman" w:cs="Times New Roman"/>
+          <w:bCs/>
+        </w:rPr>
+        <w:t xml:space="preserve"> </w:t>
       </w:r>
     </w:p>
     <w:p>
@@ -742,7 +951,21 @@
           <w:rFonts w:ascii="Times New Roman" w:hAnsi="Times New Roman" w:cs="Times New Roman"/>
           <w:bCs/>
         </w:rPr>
-        <w:t>Developed a full‑stack GPA tracking platform using Flask, PostgreSQL, JavaScript, and HTML/CSS, enabling users to calculate and store academic performance data</w:t>
+        <w:t>Engineered a full</w:t>
+      </w:r>
+      <w:r>
+        <w:rPr>
+          <w:rFonts w:ascii="Times New Roman" w:hAnsi="Times New Roman" w:cs="Times New Roman"/>
+          <w:bCs/>
+        </w:rPr>
+        <w:t>-</w:t>
+      </w:r>
+      <w:r>
+        <w:rPr>
+          <w:rFonts w:ascii="Times New Roman" w:hAnsi="Times New Roman" w:cs="Times New Roman"/>
+          <w:bCs/>
+        </w:rPr>
+        <w:t>stack academic analytics platform using Flask, PostgreSQL, JavaScript, and HTML/CSS with persistent user accounts and multi-semester GPA tracking.</w:t>
       </w:r>
     </w:p>
     <w:p>
@@ -789,7 +1012,21 @@
           <w:rFonts w:ascii="Times New Roman" w:hAnsi="Times New Roman" w:cs="Times New Roman"/>
           <w:bCs/>
         </w:rPr>
-        <w:t xml:space="preserve">Implemented secure authentication </w:t>
+        <w:t xml:space="preserve">Implemented secure </w:t>
+      </w:r>
+      <w:r>
+        <w:rPr>
+          <w:rFonts w:ascii="Times New Roman" w:hAnsi="Times New Roman" w:cs="Times New Roman"/>
+          <w:bCs/>
+        </w:rPr>
+        <w:t xml:space="preserve">server-side </w:t>
+      </w:r>
+      <w:r>
+        <w:rPr>
+          <w:rFonts w:ascii="Times New Roman" w:hAnsi="Times New Roman" w:cs="Times New Roman"/>
+          <w:bCs/>
+        </w:rPr>
+        <w:t xml:space="preserve">authentication </w:t>
       </w:r>
       <w:r>
         <w:rPr>
@@ -810,7 +1047,21 @@
           <w:rFonts w:ascii="Times New Roman" w:hAnsi="Times New Roman" w:cs="Times New Roman"/>
           <w:bCs/>
         </w:rPr>
-        <w:t>to protect user data</w:t>
+        <w:t xml:space="preserve">to protect </w:t>
+      </w:r>
+      <w:r>
+        <w:rPr>
+          <w:rFonts w:ascii="Times New Roman" w:hAnsi="Times New Roman" w:cs="Times New Roman"/>
+          <w:bCs/>
+        </w:rPr>
+        <w:t>academic</w:t>
+      </w:r>
+      <w:r>
+        <w:rPr>
+          <w:rFonts w:ascii="Times New Roman" w:hAnsi="Times New Roman" w:cs="Times New Roman"/>
+          <w:bCs/>
+        </w:rPr>
+        <w:t xml:space="preserve"> data</w:t>
       </w:r>
     </w:p>
     <w:p>
@@ -830,21 +1081,58 @@
           <w:rFonts w:ascii="Times New Roman" w:hAnsi="Times New Roman" w:cs="Times New Roman"/>
           <w:bCs/>
         </w:rPr>
-        <w:t xml:space="preserve">Developed an AI‑powered syllabus scanner that automatically extracts </w:t>
-      </w:r>
-      <w:r>
-        <w:rPr>
-          <w:rFonts w:ascii="Times New Roman" w:hAnsi="Times New Roman" w:cs="Times New Roman"/>
-          <w:bCs/>
-        </w:rPr>
-        <w:t xml:space="preserve">data </w:t>
-      </w:r>
-      <w:r>
-        <w:rPr>
-          <w:rFonts w:ascii="Times New Roman" w:hAnsi="Times New Roman" w:cs="Times New Roman"/>
-          <w:bCs/>
-        </w:rPr>
-        <w:t>from uploaded files</w:t>
+        <w:t>Developed</w:t>
+      </w:r>
+      <w:r>
+        <w:rPr>
+          <w:rFonts w:ascii="Times New Roman" w:hAnsi="Times New Roman" w:cs="Times New Roman"/>
+          <w:bCs/>
+        </w:rPr>
+        <w:t xml:space="preserve"> an AI‑powered syllabus scanner </w:t>
+      </w:r>
+      <w:r>
+        <w:rPr>
+          <w:rFonts w:ascii="Times New Roman" w:hAnsi="Times New Roman" w:cs="Times New Roman"/>
+          <w:bCs/>
+        </w:rPr>
+        <w:t xml:space="preserve">using </w:t>
+      </w:r>
+      <w:r>
+        <w:rPr>
+          <w:rFonts w:ascii="Times New Roman" w:hAnsi="Times New Roman" w:cs="Times New Roman"/>
+          <w:bCs/>
+        </w:rPr>
+        <w:t xml:space="preserve">the </w:t>
+      </w:r>
+      <w:proofErr w:type="spellStart"/>
+      <w:r>
+        <w:rPr>
+          <w:rFonts w:ascii="Times New Roman" w:hAnsi="Times New Roman" w:cs="Times New Roman"/>
+          <w:bCs/>
+        </w:rPr>
+        <w:t>Groq</w:t>
+      </w:r>
+      <w:proofErr w:type="spellEnd"/>
+      <w:r>
+        <w:rPr>
+          <w:rFonts w:ascii="Times New Roman" w:hAnsi="Times New Roman" w:cs="Times New Roman"/>
+          <w:bCs/>
+        </w:rPr>
+        <w:t xml:space="preserve"> API</w:t>
+      </w:r>
+      <w:r>
+        <w:rPr>
+          <w:rFonts w:ascii="Times New Roman" w:hAnsi="Times New Roman" w:cs="Times New Roman"/>
+          <w:bCs/>
+        </w:rPr>
+        <w:t xml:space="preserve"> </w:t>
+      </w:r>
+      <w:r>
+        <w:rPr>
+          <w:rFonts w:ascii="Times New Roman" w:hAnsi="Times New Roman" w:cs="Times New Roman"/>
+          <w:bCs/>
+        </w:rPr>
+        <w:t>to convert syllabi to structured assignment data.</w:t>
       </w:r>
     </w:p>
     <w:p>
@@ -852,15 +1140,6 @@
         <w:pStyle w:val="NoSpacing"/>
         <w:rPr>
           <w:rFonts w:ascii="Times New Roman" w:hAnsi="Times New Roman" w:cs="Times New Roman"/>
-          <w:bCs/>
-        </w:rPr>
-      </w:pPr>
-    </w:p>
-    <w:p>
-      <w:pPr>
-        <w:pStyle w:val="NoSpacing"/>
-        <w:rPr>
-          <w:rFonts w:ascii="Times New Roman" w:hAnsi="Times New Roman" w:cs="Times New Roman"/>
           <w:szCs w:val="21"/>
         </w:rPr>
       </w:pPr>
@@ -887,6 +1166,30 @@
         </w:rPr>
         <w:t>(2024)</w:t>
       </w:r>
+      <w:r>
+        <w:rPr>
+          <w:rFonts w:ascii="Times New Roman" w:hAnsi="Times New Roman" w:cs="Times New Roman"/>
+          <w:b/>
+        </w:rPr>
+        <w:t xml:space="preserve"> </w:t>
+      </w:r>
+      <w:r>
+        <w:rPr>
+          <w:rFonts w:ascii="Times New Roman" w:hAnsi="Times New Roman" w:cs="Times New Roman"/>
+          <w:b/>
+        </w:rPr>
+        <w:t xml:space="preserve">| </w:t>
+      </w:r>
+      <w:hyperlink r:id="rId13" w:history="1">
+        <w:r>
+          <w:rPr>
+            <w:rStyle w:val="Hyperlink"/>
+            <w:rFonts w:ascii="Times New Roman" w:hAnsi="Times New Roman" w:cs="Times New Roman"/>
+            <w:bCs/>
+          </w:rPr>
+          <w:t>https://rriccio.netlify.app/</w:t>
+        </w:r>
+      </w:hyperlink>
       <w:r>
         <w:rPr>
           <w:rFonts w:ascii="Times New Roman" w:hAnsi="Times New Roman" w:cs="Times New Roman"/>
@@ -903,15 +1206,16 @@
           <w:numId w:val="31"/>
         </w:numPr>
         <w:rPr>
-          <w:bCs/>
-        </w:rPr>
-      </w:pPr>
-      <w:r>
-        <w:rPr>
-          <w:rFonts w:ascii="Times New Roman" w:hAnsi="Times New Roman" w:cs="Times New Roman"/>
-          <w:bCs/>
-        </w:rPr>
-        <w:t>Developed responsive personal website using HTML, CSS, JavaScript</w:t>
+          <w:rFonts w:ascii="Times New Roman" w:hAnsi="Times New Roman" w:cs="Times New Roman"/>
+          <w:bCs/>
+        </w:rPr>
+      </w:pPr>
+      <w:r>
+        <w:rPr>
+          <w:rFonts w:ascii="Times New Roman" w:hAnsi="Times New Roman" w:cs="Times New Roman"/>
+          <w:bCs/>
+        </w:rPr>
+        <w:t>Developed and deployed a responsive personal portfolio using JavaScript, HTML, and CSS to showcase software projects, technical experience, and academic work</w:t>
       </w:r>
     </w:p>
     <w:p>
@@ -931,21 +1235,21 @@
           <w:rFonts w:ascii="Times New Roman" w:hAnsi="Times New Roman" w:cs="Times New Roman"/>
           <w:bCs/>
         </w:rPr>
-        <w:t xml:space="preserve">Integrated dynamic </w:t>
-      </w:r>
-      <w:r>
-        <w:rPr>
-          <w:rFonts w:ascii="Times New Roman" w:hAnsi="Times New Roman" w:cs="Times New Roman"/>
-          <w:bCs/>
-        </w:rPr>
-        <w:t xml:space="preserve">coding </w:t>
-      </w:r>
-      <w:r>
-        <w:rPr>
-          <w:rFonts w:ascii="Times New Roman" w:hAnsi="Times New Roman" w:cs="Times New Roman"/>
-          <w:bCs/>
-        </w:rPr>
-        <w:t xml:space="preserve">project showcases and </w:t>
+        <w:t xml:space="preserve">Integrated </w:t>
+      </w:r>
+      <w:r>
+        <w:rPr>
+          <w:rFonts w:ascii="Times New Roman" w:hAnsi="Times New Roman" w:cs="Times New Roman"/>
+          <w:bCs/>
+        </w:rPr>
+        <w:t xml:space="preserve">10+ </w:t>
+      </w:r>
+      <w:r>
+        <w:rPr>
+          <w:rFonts w:ascii="Times New Roman" w:hAnsi="Times New Roman" w:cs="Times New Roman"/>
+          <w:bCs/>
+        </w:rPr>
+        <w:t xml:space="preserve">dynamic project showcases and </w:t>
       </w:r>
       <w:r>
         <w:rPr>
@@ -959,125 +1263,105 @@
           <w:rFonts w:ascii="Times New Roman" w:hAnsi="Times New Roman" w:cs="Times New Roman"/>
           <w:bCs/>
         </w:rPr>
-        <w:t>scheduling tools</w:t>
+        <w:t xml:space="preserve">scheduling </w:t>
+      </w:r>
+      <w:r>
+        <w:rPr>
+          <w:rFonts w:ascii="Times New Roman" w:hAnsi="Times New Roman" w:cs="Times New Roman"/>
+          <w:bCs/>
+        </w:rPr>
+        <w:t>tools</w:t>
       </w:r>
     </w:p>
     <w:p>
       <w:pPr>
         <w:pStyle w:val="NoSpacing"/>
-        <w:numPr>
-          <w:ilvl w:val="0"/>
-          <w:numId w:val="31"/>
-        </w:numPr>
-        <w:rPr>
-          <w:rFonts w:ascii="Times New Roman" w:hAnsi="Times New Roman" w:cs="Times New Roman"/>
-          <w:bCs/>
-        </w:rPr>
-      </w:pPr>
-      <w:r>
-        <w:rPr>
-          <w:rFonts w:ascii="Times New Roman" w:hAnsi="Times New Roman" w:cs="Times New Roman"/>
-          <w:bCs/>
-        </w:rPr>
-        <w:t xml:space="preserve">Deployed </w:t>
-      </w:r>
-      <w:r>
-        <w:rPr>
-          <w:rFonts w:ascii="Times New Roman" w:hAnsi="Times New Roman" w:cs="Times New Roman"/>
-          <w:bCs/>
-        </w:rPr>
-        <w:t>from Netlify</w:t>
-      </w:r>
-      <w:r>
-        <w:rPr>
-          <w:rFonts w:ascii="Times New Roman" w:hAnsi="Times New Roman" w:cs="Times New Roman"/>
-          <w:bCs/>
-        </w:rPr>
-        <w:t xml:space="preserve">, connected to GitHub </w:t>
-      </w:r>
-      <w:r>
-        <w:rPr>
-          <w:rFonts w:ascii="Times New Roman" w:hAnsi="Times New Roman" w:cs="Times New Roman"/>
-          <w:bCs/>
-        </w:rPr>
-        <w:t xml:space="preserve">for continuous </w:t>
-      </w:r>
-      <w:r>
-        <w:rPr>
-          <w:rFonts w:ascii="Times New Roman" w:hAnsi="Times New Roman" w:cs="Times New Roman"/>
-          <w:bCs/>
-        </w:rPr>
-        <w:t>updates</w:t>
-      </w:r>
-      <w:r>
-        <w:rPr>
-          <w:rFonts w:ascii="Times New Roman" w:hAnsi="Times New Roman" w:cs="Times New Roman"/>
-          <w:bCs/>
+        <w:rPr>
+          <w:rFonts w:ascii="Times New Roman" w:hAnsi="Times New Roman" w:cs="Times New Roman"/>
+          <w:szCs w:val="21"/>
+        </w:rPr>
+      </w:pPr>
+      <w:proofErr w:type="spellStart"/>
+      <w:r>
+        <w:rPr>
+          <w:rFonts w:ascii="Times New Roman" w:hAnsi="Times New Roman" w:cs="Times New Roman"/>
+          <w:b/>
+          <w:bCs/>
+          <w:szCs w:val="21"/>
+        </w:rPr>
+        <w:t>SimplesTerms</w:t>
+      </w:r>
+      <w:proofErr w:type="spellEnd"/>
+      <w:r>
+        <w:rPr>
+          <w:rFonts w:ascii="Times New Roman" w:hAnsi="Times New Roman" w:cs="Times New Roman"/>
+          <w:b/>
+          <w:bCs/>
+          <w:szCs w:val="21"/>
+        </w:rPr>
+        <w:t xml:space="preserve"> (Idea Challenge </w:t>
+      </w:r>
+      <w:r>
+        <w:rPr>
+          <w:rFonts w:ascii="Times New Roman" w:hAnsi="Times New Roman" w:cs="Times New Roman"/>
+          <w:b/>
+          <w:bCs/>
+          <w:szCs w:val="21"/>
+        </w:rPr>
+        <w:t>-</w:t>
+      </w:r>
+      <w:r>
+        <w:rPr>
+          <w:rFonts w:ascii="Times New Roman" w:hAnsi="Times New Roman" w:cs="Times New Roman"/>
+          <w:b/>
+          <w:bCs/>
+          <w:szCs w:val="21"/>
+        </w:rPr>
+        <w:t xml:space="preserve"> 1</w:t>
+      </w:r>
+      <w:r>
+        <w:rPr>
+          <w:rFonts w:ascii="Times New Roman" w:hAnsi="Times New Roman" w:cs="Times New Roman"/>
+          <w:b/>
+          <w:bCs/>
+          <w:szCs w:val="21"/>
+          <w:vertAlign w:val="superscript"/>
+        </w:rPr>
+        <w:t>st</w:t>
+      </w:r>
+      <w:r>
+        <w:rPr>
+          <w:rFonts w:ascii="Times New Roman" w:hAnsi="Times New Roman" w:cs="Times New Roman"/>
+          <w:b/>
+          <w:bCs/>
+          <w:szCs w:val="21"/>
+        </w:rPr>
+        <w:t xml:space="preserve"> Place) | </w:t>
+      </w:r>
+      <w:r>
+        <w:rPr>
+          <w:rFonts w:ascii="Times New Roman" w:hAnsi="Times New Roman" w:cs="Times New Roman"/>
+          <w:szCs w:val="21"/>
+        </w:rPr>
+        <w:t>Co-Creator</w:t>
+      </w:r>
+      <w:r>
+        <w:rPr>
+          <w:rFonts w:ascii="Times New Roman" w:hAnsi="Times New Roman" w:cs="Times New Roman"/>
+          <w:b/>
+          <w:bCs/>
+          <w:szCs w:val="21"/>
         </w:rPr>
         <w:t xml:space="preserve"> </w:t>
       </w:r>
-    </w:p>
-    <w:p>
-      <w:pPr>
-        <w:rPr>
-          <w:sz w:val="12"/>
-          <w:szCs w:val="12"/>
-        </w:rPr>
-      </w:pPr>
-    </w:p>
-    <w:p>
-      <w:pPr>
-        <w:pStyle w:val="NoSpacing"/>
+      <w:r>
         <w:rPr>
           <w:rFonts w:ascii="Times New Roman" w:hAnsi="Times New Roman" w:cs="Times New Roman"/>
           <w:i/>
           <w:iCs/>
           <w:szCs w:val="21"/>
         </w:rPr>
-      </w:pPr>
-      <w:r>
-        <w:rPr>
-          <w:rFonts w:ascii="Times New Roman" w:hAnsi="Times New Roman" w:cs="Times New Roman"/>
-          <w:b/>
-          <w:bCs/>
-          <w:szCs w:val="21"/>
-        </w:rPr>
-        <w:t>AI Legal Document Summarizer (Idea Challenge – 1</w:t>
-      </w:r>
-      <w:r>
-        <w:rPr>
-          <w:rFonts w:ascii="Times New Roman" w:hAnsi="Times New Roman" w:cs="Times New Roman"/>
-          <w:b/>
-          <w:bCs/>
-          <w:szCs w:val="21"/>
-          <w:vertAlign w:val="superscript"/>
-        </w:rPr>
-        <w:t>st</w:t>
-      </w:r>
-      <w:r>
-        <w:rPr>
-          <w:rFonts w:ascii="Times New Roman" w:hAnsi="Times New Roman" w:cs="Times New Roman"/>
-          <w:b/>
-          <w:bCs/>
-          <w:szCs w:val="21"/>
-        </w:rPr>
-        <w:t xml:space="preserve"> Place) | </w:t>
-      </w:r>
-      <w:r>
-        <w:rPr>
-          <w:rFonts w:ascii="Times New Roman" w:hAnsi="Times New Roman" w:cs="Times New Roman"/>
-          <w:szCs w:val="21"/>
-        </w:rPr>
-        <w:t>Co-Creator</w:t>
-      </w:r>
-      <w:r>
-        <w:rPr>
-          <w:rFonts w:ascii="Times New Roman" w:hAnsi="Times New Roman" w:cs="Times New Roman"/>
-          <w:b/>
-          <w:bCs/>
-          <w:szCs w:val="21"/>
-        </w:rPr>
-        <w:t xml:space="preserve"> </w:t>
+        <w:t>(</w:t>
       </w:r>
       <w:r>
         <w:rPr>
@@ -1086,7 +1370,7 @@
           <w:iCs/>
           <w:szCs w:val="21"/>
         </w:rPr>
-        <w:t>(</w:t>
+        <w:t>202</w:t>
       </w:r>
       <w:r>
         <w:rPr>
@@ -1095,7 +1379,7 @@
           <w:iCs/>
           <w:szCs w:val="21"/>
         </w:rPr>
-        <w:t>202</w:t>
+        <w:t>3)</w:t>
       </w:r>
       <w:r>
         <w:rPr>
@@ -1104,7 +1388,24 @@
           <w:iCs/>
           <w:szCs w:val="21"/>
         </w:rPr>
-        <w:t>3)</w:t>
+        <w:t xml:space="preserve"> | </w:t>
+      </w:r>
+      <w:hyperlink r:id="rId14" w:history="1">
+        <w:r>
+          <w:rPr>
+            <w:rStyle w:val="Hyperlink"/>
+            <w:rFonts w:ascii="Times New Roman" w:hAnsi="Times New Roman" w:cs="Times New Roman"/>
+            <w:szCs w:val="21"/>
+          </w:rPr>
+          <w:t>https://github.com/ryanriccio05/SimplesTerms</w:t>
+        </w:r>
+      </w:hyperlink>
+      <w:r>
+        <w:rPr>
+          <w:rFonts w:ascii="Times New Roman" w:hAnsi="Times New Roman" w:cs="Times New Roman"/>
+          <w:szCs w:val="21"/>
+        </w:rPr>
+        <w:t xml:space="preserve"> </w:t>
       </w:r>
     </w:p>
     <w:p>
@@ -1124,21 +1425,22 @@
           <w:rFonts w:ascii="Times New Roman" w:hAnsi="Times New Roman" w:cs="Times New Roman"/>
           <w:szCs w:val="21"/>
         </w:rPr>
-        <w:t xml:space="preserve">Collaborated with a team of </w:t>
-      </w:r>
-      <w:r>
-        <w:rPr>
-          <w:rFonts w:ascii="Times New Roman" w:hAnsi="Times New Roman" w:cs="Times New Roman"/>
-          <w:szCs w:val="21"/>
-        </w:rPr>
-        <w:t xml:space="preserve">3 other </w:t>
-      </w:r>
-      <w:r>
-        <w:rPr>
-          <w:rFonts w:ascii="Times New Roman" w:hAnsi="Times New Roman" w:cs="Times New Roman"/>
-          <w:szCs w:val="21"/>
-        </w:rPr>
-        <w:t>students to plan, present, and build an award-winning project</w:t>
+        <w:t>Won 1</w:t>
+      </w:r>
+      <w:r>
+        <w:rPr>
+          <w:rFonts w:ascii="Times New Roman" w:hAnsi="Times New Roman" w:cs="Times New Roman"/>
+          <w:szCs w:val="21"/>
+          <w:vertAlign w:val="superscript"/>
+        </w:rPr>
+        <w:t>st</w:t>
+      </w:r>
+      <w:r>
+        <w:rPr>
+          <w:rFonts w:ascii="Times New Roman" w:hAnsi="Times New Roman" w:cs="Times New Roman"/>
+          <w:szCs w:val="21"/>
+        </w:rPr>
+        <w:t xml:space="preserve"> Place &amp; Crowd Choice Awards at Villanova’s 2023 Idea Challenge</w:t>
       </w:r>
     </w:p>
     <w:p>
@@ -1152,86 +1454,115 @@
           <w:rFonts w:ascii="Times New Roman" w:hAnsi="Times New Roman" w:cs="Times New Roman"/>
           <w:szCs w:val="21"/>
         </w:rPr>
-      </w:pPr>
-      <w:r>
-        <w:rPr>
-          <w:rFonts w:ascii="Times New Roman" w:hAnsi="Times New Roman" w:cs="Times New Roman"/>
-          <w:szCs w:val="21"/>
-        </w:rPr>
-        <w:t>Won 1</w:t>
-      </w:r>
-      <w:r>
-        <w:rPr>
-          <w:rFonts w:ascii="Times New Roman" w:hAnsi="Times New Roman" w:cs="Times New Roman"/>
-          <w:szCs w:val="21"/>
-          <w:vertAlign w:val="superscript"/>
-        </w:rPr>
-        <w:t>st</w:t>
-      </w:r>
-      <w:r>
-        <w:rPr>
-          <w:rFonts w:ascii="Times New Roman" w:hAnsi="Times New Roman" w:cs="Times New Roman"/>
-          <w:szCs w:val="21"/>
-        </w:rPr>
-        <w:t xml:space="preserve"> Place &amp; Crowd Choice Awards at Villanova’s 2023 Idea Challenge</w:t>
-      </w:r>
-    </w:p>
-    <w:p>
-      <w:pPr>
-        <w:pStyle w:val="NoSpacing"/>
-        <w:numPr>
-          <w:ilvl w:val="0"/>
-          <w:numId w:val="23"/>
-        </w:numPr>
-        <w:rPr>
-          <w:rFonts w:ascii="Times New Roman" w:hAnsi="Times New Roman" w:cs="Times New Roman"/>
-          <w:szCs w:val="21"/>
-        </w:rPr>
-      </w:pPr>
-      <w:r>
-        <w:rPr>
-          <w:rFonts w:ascii="Times New Roman" w:hAnsi="Times New Roman" w:cs="Times New Roman"/>
-          <w:szCs w:val="21"/>
-        </w:rPr>
-        <w:t>Built</w:t>
-      </w:r>
-      <w:r>
-        <w:rPr>
-          <w:rFonts w:ascii="Times New Roman" w:hAnsi="Times New Roman" w:cs="Times New Roman"/>
-          <w:szCs w:val="21"/>
-        </w:rPr>
-        <w:t xml:space="preserve"> functional</w:t>
-      </w:r>
-      <w:r>
-        <w:rPr>
-          <w:rFonts w:ascii="Times New Roman" w:hAnsi="Times New Roman" w:cs="Times New Roman"/>
-          <w:szCs w:val="21"/>
-        </w:rPr>
-        <w:t xml:space="preserve"> prototype using React and HuggingFace APIs to </w:t>
-      </w:r>
-      <w:r>
-        <w:rPr>
-          <w:rFonts w:ascii="Times New Roman" w:hAnsi="Times New Roman" w:cs="Times New Roman"/>
-          <w:szCs w:val="21"/>
-        </w:rPr>
-        <w:t>generate concise, accurate summaries</w:t>
-      </w:r>
-    </w:p>
-    <w:p>
-      <w:pPr>
-        <w:spacing w:after="0" w:line="240" w:lineRule="auto"/>
-        <w:rPr>
-          <w:rFonts w:ascii="Times New Roman" w:hAnsi="Times New Roman" w:cs="Times New Roman"/>
-        </w:rPr>
         <w:sectPr>
-          <w:headerReference w:type="default" r:id="rId12"/>
+          <w:headerReference w:type="default" r:id="rId15"/>
           <w:type w:val="continuous"/>
           <w:pgSz w:w="12240" w:h="15840"/>
-          <w:pgMar w:top="990" w:right="720" w:bottom="720" w:left="720" w:header="720" w:footer="720" w:gutter="0"/>
+          <w:pgMar w:top="720" w:right="720" w:bottom="720" w:left="720" w:header="720" w:footer="720" w:gutter="0"/>
           <w:cols w:space="720"/>
           <w:docGrid w:linePitch="299"/>
         </w:sectPr>
       </w:pPr>
+      <w:r>
+        <w:rPr>
+          <w:rFonts w:ascii="Times New Roman" w:hAnsi="Times New Roman" w:cs="Times New Roman"/>
+          <w:szCs w:val="21"/>
+        </w:rPr>
+        <w:t>Built</w:t>
+      </w:r>
+      <w:r>
+        <w:rPr>
+          <w:rFonts w:ascii="Times New Roman" w:hAnsi="Times New Roman" w:cs="Times New Roman"/>
+          <w:szCs w:val="21"/>
+        </w:rPr>
+        <w:t xml:space="preserve"> </w:t>
+      </w:r>
+      <w:r>
+        <w:rPr>
+          <w:rFonts w:ascii="Times New Roman" w:hAnsi="Times New Roman" w:cs="Times New Roman"/>
+          <w:szCs w:val="21"/>
+        </w:rPr>
+        <w:t xml:space="preserve">a React-based </w:t>
+      </w:r>
+      <w:r>
+        <w:rPr>
+          <w:rFonts w:ascii="Times New Roman" w:hAnsi="Times New Roman" w:cs="Times New Roman"/>
+          <w:szCs w:val="21"/>
+        </w:rPr>
+        <w:t xml:space="preserve">prototype </w:t>
+      </w:r>
+      <w:r>
+        <w:rPr>
+          <w:rFonts w:ascii="Times New Roman" w:hAnsi="Times New Roman" w:cs="Times New Roman"/>
+          <w:szCs w:val="21"/>
+        </w:rPr>
+        <w:t>integrating</w:t>
+      </w:r>
+      <w:r>
+        <w:rPr>
+          <w:rFonts w:ascii="Times New Roman" w:hAnsi="Times New Roman" w:cs="Times New Roman"/>
+          <w:szCs w:val="21"/>
+        </w:rPr>
+        <w:t xml:space="preserve"> </w:t>
+      </w:r>
+      <w:proofErr w:type="spellStart"/>
+      <w:r>
+        <w:rPr>
+          <w:rFonts w:ascii="Times New Roman" w:hAnsi="Times New Roman" w:cs="Times New Roman"/>
+          <w:szCs w:val="21"/>
+        </w:rPr>
+        <w:t>HuggingFace</w:t>
+      </w:r>
+      <w:proofErr w:type="spellEnd"/>
+      <w:r>
+        <w:rPr>
+          <w:rFonts w:ascii="Times New Roman" w:hAnsi="Times New Roman" w:cs="Times New Roman"/>
+          <w:szCs w:val="21"/>
+        </w:rPr>
+        <w:t xml:space="preserve"> APIs to </w:t>
+      </w:r>
+      <w:r>
+        <w:rPr>
+          <w:rFonts w:ascii="Times New Roman" w:hAnsi="Times New Roman" w:cs="Times New Roman"/>
+          <w:szCs w:val="21"/>
+        </w:rPr>
+        <w:t xml:space="preserve">generate concise, </w:t>
+      </w:r>
+      <w:r>
+        <w:rPr>
+          <w:rFonts w:ascii="Times New Roman" w:hAnsi="Times New Roman" w:cs="Times New Roman"/>
+          <w:szCs w:val="21"/>
+        </w:rPr>
+        <w:t>AI-powered</w:t>
+      </w:r>
+      <w:r>
+        <w:rPr>
+          <w:rFonts w:ascii="Times New Roman" w:hAnsi="Times New Roman" w:cs="Times New Roman"/>
+          <w:szCs w:val="21"/>
+        </w:rPr>
+        <w:t xml:space="preserve"> summarie</w:t>
+      </w:r>
+      <w:r>
+        <w:rPr>
+          <w:rFonts w:ascii="Times New Roman" w:hAnsi="Times New Roman" w:cs="Times New Roman"/>
+          <w:szCs w:val="21"/>
+        </w:rPr>
+        <w:t xml:space="preserve">s of </w:t>
+      </w:r>
+      <w:r>
+        <w:rPr>
+          <w:rFonts w:ascii="Times New Roman" w:hAnsi="Times New Roman" w:cs="Times New Roman"/>
+          <w:szCs w:val="21"/>
+        </w:rPr>
+        <w:t>complex l</w:t>
+      </w:r>
+      <w:r>
+        <w:rPr>
+          <w:rFonts w:ascii="Times New Roman" w:hAnsi="Times New Roman" w:cs="Times New Roman"/>
+          <w:szCs w:val="21"/>
+        </w:rPr>
+        <w:t>egal documents</w:t>
+      </w:r>
     </w:p>
     <w:p>
       <w:pPr>
@@ -1245,80 +1576,151 @@
           <w:szCs w:val="12"/>
         </w:rPr>
       </w:pPr>
-      <w:r>
+    </w:p>
+    <w:p>
+      <w:pPr>
+        <w:spacing w:after="0" w:line="240" w:lineRule="auto"/>
         <w:rPr>
           <w:rFonts w:ascii="Times New Roman" w:hAnsi="Times New Roman" w:cs="Times New Roman"/>
           <w:sz w:val="10"/>
           <w:szCs w:val="8"/>
         </w:rPr>
-        <w:t xml:space="preserve"> </w:t>
-      </w:r>
+      </w:pPr>
     </w:p>
     <w:p>
       <w:pPr>
         <w:spacing w:after="0" w:line="240" w:lineRule="auto"/>
-        <w:rPr>
-          <w:rFonts w:ascii="Times New Roman" w:hAnsi="Times New Roman" w:cs="Times New Roman"/>
-          <w:sz w:val="10"/>
-          <w:szCs w:val="8"/>
-        </w:rPr>
-      </w:pPr>
+        <w:contextualSpacing/>
+        <w:rPr>
+          <w:rFonts w:ascii="Times New Roman" w:hAnsi="Times New Roman" w:cs="Times New Roman"/>
+          <w:b/>
+          <w:szCs w:val="21"/>
+        </w:rPr>
+      </w:pPr>
+      <w:r>
+        <w:rPr>
+          <w:rFonts w:ascii="Times New Roman" w:hAnsi="Times New Roman" w:cs="Times New Roman"/>
+          <w:b/>
+          <w:szCs w:val="21"/>
+        </w:rPr>
+        <w:t>OTHER</w:t>
+      </w:r>
+      <w:r>
+        <w:rPr>
+          <w:rFonts w:ascii="Times New Roman" w:hAnsi="Times New Roman" w:cs="Times New Roman"/>
+          <w:b/>
+          <w:szCs w:val="21"/>
+        </w:rPr>
+        <w:t xml:space="preserve"> </w:t>
+      </w:r>
+      <w:r>
+        <w:rPr>
+          <w:rFonts w:ascii="Times New Roman" w:hAnsi="Times New Roman" w:cs="Times New Roman"/>
+          <w:b/>
+          <w:szCs w:val="21"/>
+        </w:rPr>
+        <w:t xml:space="preserve">WORK </w:t>
+      </w:r>
+      <w:r>
+        <w:rPr>
+          <w:rFonts w:ascii="Times New Roman" w:hAnsi="Times New Roman" w:cs="Times New Roman"/>
+          <w:b/>
+          <w:szCs w:val="21"/>
+        </w:rPr>
+        <w:t xml:space="preserve">EXPERIENCE </w:t>
+      </w:r>
     </w:p>
     <w:p>
       <w:pPr>
         <w:spacing w:after="0" w:line="240" w:lineRule="auto"/>
-        <w:contextualSpacing/>
+        <w:rPr>
+          <w:rFonts w:ascii="Times New Roman" w:hAnsi="Times New Roman" w:cs="Times New Roman"/>
+          <w:bCs/>
+          <w:szCs w:val="21"/>
+          <w:u w:val="single"/>
+        </w:rPr>
+      </w:pPr>
+      <w:r>
         <w:rPr>
           <w:rFonts w:ascii="Times New Roman" w:hAnsi="Times New Roman" w:cs="Times New Roman"/>
           <w:b/>
           <w:szCs w:val="21"/>
         </w:rPr>
-      </w:pPr>
-      <w:r>
-        <w:rPr>
-          <w:rFonts w:ascii="Times New Roman" w:hAnsi="Times New Roman" w:cs="Times New Roman"/>
-          <w:b/>
-          <w:szCs w:val="21"/>
-        </w:rPr>
-        <w:t>EXPERIENCE &amp; LEADERSHIP</w:t>
+        <w:t>Misquamicut Fire District</w:t>
+      </w:r>
+      <w:r>
+        <w:rPr>
+          <w:rFonts w:ascii="Times New Roman" w:hAnsi="Times New Roman" w:cs="Times New Roman"/>
+          <w:bCs/>
+          <w:szCs w:val="21"/>
+        </w:rPr>
+        <w:t xml:space="preserve"> | </w:t>
+      </w:r>
+      <w:r>
+        <w:rPr>
+          <w:rFonts w:ascii="Times New Roman" w:hAnsi="Times New Roman" w:cs="Times New Roman"/>
+          <w:bCs/>
+          <w:i/>
+          <w:iCs/>
+          <w:szCs w:val="21"/>
+        </w:rPr>
+        <w:t>(2021-</w:t>
+      </w:r>
+      <w:r>
+        <w:rPr>
+          <w:rFonts w:ascii="Times New Roman" w:hAnsi="Times New Roman" w:cs="Times New Roman"/>
+          <w:bCs/>
+          <w:i/>
+          <w:iCs/>
+          <w:szCs w:val="21"/>
+        </w:rPr>
+        <w:t>2026</w:t>
+      </w:r>
+      <w:r>
+        <w:rPr>
+          <w:rFonts w:ascii="Times New Roman" w:hAnsi="Times New Roman" w:cs="Times New Roman"/>
+          <w:bCs/>
+          <w:i/>
+          <w:iCs/>
+          <w:szCs w:val="21"/>
+        </w:rPr>
+        <w:t>)</w:t>
+      </w:r>
+      <w:r>
+        <w:rPr>
+          <w:rFonts w:ascii="Times New Roman" w:hAnsi="Times New Roman" w:cs="Times New Roman"/>
+          <w:bCs/>
+          <w:szCs w:val="21"/>
+          <w:u w:val="single"/>
+        </w:rPr>
+        <w:t xml:space="preserve"> </w:t>
       </w:r>
     </w:p>
     <w:p>
       <w:pPr>
         <w:spacing w:after="0" w:line="240" w:lineRule="auto"/>
-        <w:contextualSpacing/>
-        <w:rPr>
-          <w:rFonts w:ascii="Times New Roman" w:hAnsi="Times New Roman" w:cs="Times New Roman"/>
-          <w:b/>
-          <w:sz w:val="12"/>
-          <w:szCs w:val="12"/>
-        </w:rPr>
-      </w:pPr>
-    </w:p>
-    <w:p>
-      <w:pPr>
-        <w:spacing w:after="0" w:line="240" w:lineRule="auto"/>
-        <w:rPr>
-          <w:rFonts w:ascii="Times New Roman" w:hAnsi="Times New Roman" w:cs="Times New Roman"/>
-          <w:bCs/>
-          <w:szCs w:val="21"/>
-        </w:rPr>
-      </w:pPr>
-      <w:r>
-        <w:rPr>
-          <w:rFonts w:ascii="Times New Roman" w:hAnsi="Times New Roman" w:cs="Times New Roman"/>
-          <w:b/>
-          <w:szCs w:val="21"/>
-        </w:rPr>
-        <w:t>Lambda Chi Alpha</w:t>
-      </w:r>
-      <w:r>
-        <w:rPr>
-          <w:rFonts w:ascii="Times New Roman" w:hAnsi="Times New Roman" w:cs="Times New Roman"/>
-          <w:bCs/>
-          <w:szCs w:val="21"/>
-        </w:rPr>
-        <w:t xml:space="preserve"> | Member, High Kappa Chair </w:t>
+        <w:rPr>
+          <w:rFonts w:ascii="Times New Roman" w:hAnsi="Times New Roman" w:cs="Times New Roman"/>
+          <w:bCs/>
+          <w:szCs w:val="21"/>
+        </w:rPr>
+      </w:pPr>
+      <w:r>
+        <w:rPr>
+          <w:rFonts w:ascii="Times New Roman" w:hAnsi="Times New Roman" w:cs="Times New Roman"/>
+          <w:bCs/>
+          <w:szCs w:val="21"/>
+          <w:u w:val="single"/>
+        </w:rPr>
+        <w:t>Beach Manager</w:t>
+      </w:r>
+      <w:r>
+        <w:rPr>
+          <w:rFonts w:ascii="Times New Roman" w:hAnsi="Times New Roman" w:cs="Times New Roman"/>
+          <w:bCs/>
+          <w:szCs w:val="21"/>
+        </w:rPr>
+        <w:t xml:space="preserve"> </w:t>
       </w:r>
       <w:r>
         <w:rPr>
@@ -1328,7 +1730,7 @@
           <w:iCs/>
           <w:szCs w:val="21"/>
         </w:rPr>
-        <w:t>(2023-Present)</w:t>
+        <w:t>(May-Aug 2026)</w:t>
       </w:r>
     </w:p>
     <w:p>
@@ -1351,7 +1753,102 @@
           <w:sz w:val="22"/>
           <w:szCs w:val="22"/>
         </w:rPr>
-        <w:t>Led member onboarding program and coordinated weekly development sessions</w:t>
+        <w:t>Managed scheduling</w:t>
+      </w:r>
+      <w:r>
+        <w:rPr>
+          <w:bCs/>
+          <w:sz w:val="22"/>
+          <w:szCs w:val="22"/>
+        </w:rPr>
+        <w:t>, payroll,</w:t>
+      </w:r>
+      <w:r>
+        <w:rPr>
+          <w:bCs/>
+          <w:sz w:val="22"/>
+          <w:szCs w:val="22"/>
+        </w:rPr>
+        <w:t xml:space="preserve"> and </w:t>
+      </w:r>
+      <w:r>
+        <w:rPr>
+          <w:bCs/>
+          <w:sz w:val="22"/>
+          <w:szCs w:val="22"/>
+        </w:rPr>
+        <w:t xml:space="preserve">daily beach operations </w:t>
+      </w:r>
+      <w:r>
+        <w:rPr>
+          <w:bCs/>
+          <w:sz w:val="22"/>
+          <w:szCs w:val="22"/>
+        </w:rPr>
+        <w:t>for</w:t>
+      </w:r>
+      <w:r>
+        <w:rPr>
+          <w:bCs/>
+          <w:sz w:val="22"/>
+          <w:szCs w:val="22"/>
+        </w:rPr>
+        <w:t xml:space="preserve"> a 1</w:t>
+      </w:r>
+      <w:r>
+        <w:rPr>
+          <w:bCs/>
+          <w:sz w:val="22"/>
+          <w:szCs w:val="22"/>
+        </w:rPr>
+        <w:t>5-20</w:t>
+      </w:r>
+      <w:r>
+        <w:rPr>
+          <w:bCs/>
+          <w:sz w:val="22"/>
+          <w:szCs w:val="22"/>
+        </w:rPr>
+        <w:t xml:space="preserve"> member staff</w:t>
+      </w:r>
+    </w:p>
+    <w:p>
+      <w:pPr>
+        <w:spacing w:after="0" w:line="240" w:lineRule="auto"/>
+        <w:rPr>
+          <w:rFonts w:ascii="Times New Roman" w:hAnsi="Times New Roman" w:cs="Times New Roman"/>
+          <w:bCs/>
+          <w:i/>
+          <w:iCs/>
+          <w:szCs w:val="21"/>
+        </w:rPr>
+      </w:pPr>
+      <w:r>
+        <w:rPr>
+          <w:rFonts w:ascii="Times New Roman" w:hAnsi="Times New Roman" w:cs="Times New Roman"/>
+          <w:bCs/>
+          <w:szCs w:val="21"/>
+          <w:u w:val="single"/>
+        </w:rPr>
+        <w:t>Lifeguard Captain</w:t>
+      </w:r>
+      <w:r>
+        <w:rPr>
+          <w:rFonts w:ascii="Times New Roman" w:hAnsi="Times New Roman" w:cs="Times New Roman"/>
+          <w:bCs/>
+          <w:szCs w:val="21"/>
+        </w:rPr>
+        <w:t xml:space="preserve"> (</w:t>
+      </w:r>
+      <w:r>
+        <w:rPr>
+          <w:rFonts w:ascii="Times New Roman" w:hAnsi="Times New Roman" w:cs="Times New Roman"/>
+          <w:bCs/>
+          <w:i/>
+          <w:iCs/>
+          <w:szCs w:val="21"/>
+        </w:rPr>
+        <w:t>May 2024-Aug 2025)</w:t>
       </w:r>
     </w:p>
     <w:p>
@@ -1364,56 +1861,111 @@
         <w:spacing w:line="240" w:lineRule="auto"/>
         <w:jc w:val="left"/>
         <w:rPr>
-          <w:b/>
-          <w:szCs w:val="21"/>
-        </w:rPr>
-      </w:pPr>
-      <w:r>
-        <w:rPr>
           <w:bCs/>
           <w:sz w:val="22"/>
           <w:szCs w:val="22"/>
         </w:rPr>
-        <w:t>Organized and attended philanthropic events supporting national charities</w:t>
+      </w:pPr>
+      <w:r>
+        <w:rPr>
+          <w:bCs/>
+          <w:sz w:val="22"/>
+          <w:szCs w:val="22"/>
+        </w:rPr>
+        <w:t>Coordinated</w:t>
+      </w:r>
+      <w:r>
+        <w:rPr>
+          <w:bCs/>
+          <w:sz w:val="22"/>
+          <w:szCs w:val="22"/>
+        </w:rPr>
+        <w:t xml:space="preserve"> </w:t>
+      </w:r>
+      <w:r>
+        <w:rPr>
+          <w:bCs/>
+          <w:sz w:val="22"/>
+          <w:szCs w:val="22"/>
+        </w:rPr>
+        <w:t>lifeguard</w:t>
+      </w:r>
+      <w:r>
+        <w:rPr>
+          <w:bCs/>
+          <w:sz w:val="22"/>
+          <w:szCs w:val="22"/>
+        </w:rPr>
+        <w:t xml:space="preserve"> scheduling, </w:t>
+      </w:r>
+      <w:r>
+        <w:rPr>
+          <w:bCs/>
+          <w:sz w:val="22"/>
+          <w:szCs w:val="22"/>
+        </w:rPr>
+        <w:t xml:space="preserve">led </w:t>
+      </w:r>
+      <w:r>
+        <w:rPr>
+          <w:bCs/>
+          <w:sz w:val="22"/>
+          <w:szCs w:val="22"/>
+        </w:rPr>
+        <w:t>meetings</w:t>
+      </w:r>
+      <w:r>
+        <w:rPr>
+          <w:bCs/>
+          <w:sz w:val="22"/>
+          <w:szCs w:val="22"/>
+        </w:rPr>
+        <w:t xml:space="preserve"> and </w:t>
+      </w:r>
+      <w:r>
+        <w:rPr>
+          <w:bCs/>
+          <w:sz w:val="22"/>
+          <w:szCs w:val="22"/>
+        </w:rPr>
+        <w:t>trainin</w:t>
+      </w:r>
+      <w:r>
+        <w:rPr>
+          <w:bCs/>
+          <w:sz w:val="22"/>
+          <w:szCs w:val="22"/>
+        </w:rPr>
+        <w:t>g</w:t>
+      </w:r>
+      <w:r>
+        <w:rPr>
+          <w:bCs/>
+          <w:sz w:val="22"/>
+          <w:szCs w:val="22"/>
+        </w:rPr>
+        <w:t xml:space="preserve">, </w:t>
+      </w:r>
+      <w:r>
+        <w:rPr>
+          <w:bCs/>
+          <w:sz w:val="22"/>
+          <w:szCs w:val="22"/>
+        </w:rPr>
+        <w:t xml:space="preserve">ensured </w:t>
+      </w:r>
+      <w:r>
+        <w:rPr>
+          <w:bCs/>
+          <w:sz w:val="22"/>
+          <w:szCs w:val="22"/>
+        </w:rPr>
+        <w:t>operational readiness and safety</w:t>
       </w:r>
     </w:p>
     <w:p>
       <w:pPr>
-        <w:pStyle w:val="ListParagraph"/>
-        <w:spacing w:line="240" w:lineRule="auto"/>
-        <w:jc w:val="left"/>
-        <w:rPr>
-          <w:b/>
-          <w:szCs w:val="21"/>
-        </w:rPr>
-      </w:pPr>
-    </w:p>
-    <w:p>
-      <w:pPr>
         <w:spacing w:after="0" w:line="240" w:lineRule="auto"/>
-        <w:rPr>
-          <w:rFonts w:ascii="Times New Roman" w:hAnsi="Times New Roman" w:cs="Times New Roman"/>
-          <w:bCs/>
-          <w:szCs w:val="21"/>
-        </w:rPr>
-      </w:pPr>
-      <w:r>
-        <w:rPr>
-          <w:rFonts w:ascii="Times New Roman" w:hAnsi="Times New Roman" w:cs="Times New Roman"/>
-          <w:b/>
-          <w:szCs w:val="21"/>
-        </w:rPr>
-        <w:t>Misquamicut Fire District</w:t>
-      </w:r>
-      <w:r>
-        <w:rPr>
-          <w:rFonts w:ascii="Times New Roman" w:hAnsi="Times New Roman" w:cs="Times New Roman"/>
-          <w:bCs/>
-          <w:szCs w:val="21"/>
-        </w:rPr>
-        <w:t xml:space="preserve"> | Senior Lifeguard, Captain </w:t>
-      </w:r>
-      <w:r>
         <w:rPr>
           <w:rFonts w:ascii="Times New Roman" w:hAnsi="Times New Roman" w:cs="Times New Roman"/>
           <w:bCs/>
@@ -1421,7 +1973,33 @@
           <w:iCs/>
           <w:szCs w:val="21"/>
         </w:rPr>
-        <w:t>(2021-2025)</w:t>
+      </w:pPr>
+      <w:r>
+        <w:rPr>
+          <w:rFonts w:ascii="Times New Roman" w:hAnsi="Times New Roman" w:cs="Times New Roman"/>
+          <w:bCs/>
+          <w:szCs w:val="21"/>
+          <w:u w:val="single"/>
+        </w:rPr>
+        <w:t>Senior Lifeguard</w:t>
+      </w:r>
+      <w:r>
+        <w:rPr>
+          <w:rFonts w:ascii="Times New Roman" w:hAnsi="Times New Roman" w:cs="Times New Roman"/>
+          <w:bCs/>
+          <w:szCs w:val="21"/>
+        </w:rPr>
+        <w:t xml:space="preserve"> </w:t>
+      </w:r>
+      <w:r>
+        <w:rPr>
+          <w:rFonts w:ascii="Times New Roman" w:hAnsi="Times New Roman" w:cs="Times New Roman"/>
+          <w:bCs/>
+          <w:i/>
+          <w:iCs/>
+          <w:szCs w:val="21"/>
+        </w:rPr>
+        <w:t>(May 2021-Aug 2023)</w:t>
       </w:r>
     </w:p>
     <w:p>
@@ -1444,7 +2022,7 @@
           <w:sz w:val="22"/>
           <w:szCs w:val="22"/>
         </w:rPr>
-        <w:t xml:space="preserve">Supervised a team of 15-20 </w:t>
+        <w:t>Assisted</w:t>
       </w:r>
       <w:r>
         <w:rPr>
@@ -1452,7 +2030,130 @@
           <w:sz w:val="22"/>
           <w:szCs w:val="22"/>
         </w:rPr>
-        <w:t>beach lifeguards, managing scheduling, training, and daily operations</w:t>
+        <w:t xml:space="preserve"> emergency response operations and trained staff in CPR, water rescue, risk assessment, and prevention</w:t>
+      </w:r>
+    </w:p>
+    <w:p>
+      <w:pPr>
+        <w:pBdr>
+          <w:bottom w:val="single" w:sz="4" w:space="1" w:color="auto"/>
+        </w:pBdr>
+        <w:spacing w:line="240" w:lineRule="auto"/>
+        <w:rPr>
+          <w:rFonts w:ascii="Times New Roman" w:hAnsi="Times New Roman" w:cs="Times New Roman"/>
+          <w:b/>
+          <w:bCs/>
+          <w:sz w:val="12"/>
+          <w:szCs w:val="12"/>
+        </w:rPr>
+      </w:pPr>
+    </w:p>
+    <w:p>
+      <w:pPr>
+        <w:pStyle w:val="NoSpacing"/>
+        <w:rPr>
+          <w:rFonts w:ascii="Times New Roman" w:hAnsi="Times New Roman" w:cs="Times New Roman"/>
+          <w:b/>
+          <w:bCs/>
+        </w:rPr>
+      </w:pPr>
+      <w:r>
+        <w:rPr>
+          <w:rFonts w:ascii="Times New Roman" w:hAnsi="Times New Roman" w:cs="Times New Roman"/>
+          <w:b/>
+          <w:bCs/>
+        </w:rPr>
+        <w:t>LEADERSHIP &amp; ACTIVITIES</w:t>
+      </w:r>
+    </w:p>
+    <w:p>
+      <w:pPr>
+        <w:pStyle w:val="NoSpacing"/>
+        <w:rPr>
+          <w:rFonts w:ascii="Times New Roman" w:hAnsi="Times New Roman" w:cs="Times New Roman"/>
+          <w:b/>
+        </w:rPr>
+      </w:pPr>
+      <w:r>
+        <w:rPr>
+          <w:rFonts w:ascii="Times New Roman" w:hAnsi="Times New Roman" w:cs="Times New Roman"/>
+          <w:b/>
+        </w:rPr>
+        <w:t>Lambda Chi Alpha</w:t>
+      </w:r>
+      <w:r>
+        <w:rPr>
+          <w:rFonts w:ascii="Times New Roman" w:hAnsi="Times New Roman" w:cs="Times New Roman"/>
+        </w:rPr>
+        <w:t xml:space="preserve"> | </w:t>
+      </w:r>
+      <w:r>
+        <w:rPr>
+          <w:rFonts w:ascii="Times New Roman" w:hAnsi="Times New Roman" w:cs="Times New Roman"/>
+        </w:rPr>
+        <w:t xml:space="preserve">Member, </w:t>
+      </w:r>
+      <w:r>
+        <w:rPr>
+          <w:rFonts w:ascii="Times New Roman" w:hAnsi="Times New Roman" w:cs="Times New Roman"/>
+        </w:rPr>
+        <w:t xml:space="preserve">High Kappa </w:t>
+      </w:r>
+      <w:r>
+        <w:rPr>
+          <w:rFonts w:ascii="Times New Roman" w:hAnsi="Times New Roman" w:cs="Times New Roman"/>
+        </w:rPr>
+        <w:t>(Member Development Chair)</w:t>
+      </w:r>
+      <w:r>
+        <w:rPr>
+          <w:rFonts w:ascii="Times New Roman" w:hAnsi="Times New Roman" w:cs="Times New Roman"/>
+        </w:rPr>
+        <w:t xml:space="preserve"> </w:t>
+      </w:r>
+      <w:r>
+        <w:rPr>
+          <w:rFonts w:ascii="Times New Roman" w:hAnsi="Times New Roman" w:cs="Times New Roman"/>
+          <w:i/>
+          <w:iCs/>
+        </w:rPr>
+        <w:t>(</w:t>
+      </w:r>
+      <w:r>
+        <w:rPr>
+          <w:rFonts w:ascii="Times New Roman" w:hAnsi="Times New Roman" w:cs="Times New Roman"/>
+          <w:i/>
+          <w:iCs/>
+        </w:rPr>
+        <w:t xml:space="preserve">Sept </w:t>
+      </w:r>
+      <w:r>
+        <w:rPr>
+          <w:rFonts w:ascii="Times New Roman" w:hAnsi="Times New Roman" w:cs="Times New Roman"/>
+          <w:i/>
+          <w:iCs/>
+        </w:rPr>
+        <w:t>2023-Present)</w:t>
+      </w:r>
+    </w:p>
+    <w:p>
+      <w:pPr>
+        <w:pStyle w:val="NoSpacing"/>
+        <w:numPr>
+          <w:ilvl w:val="0"/>
+          <w:numId w:val="35"/>
+        </w:numPr>
+        <w:rPr>
+          <w:rFonts w:ascii="Times New Roman" w:hAnsi="Times New Roman" w:cs="Times New Roman"/>
+          <w:b/>
+          <w:szCs w:val="21"/>
+        </w:rPr>
+      </w:pPr>
+      <w:r>
+        <w:rPr>
+          <w:rFonts w:ascii="Times New Roman" w:hAnsi="Times New Roman" w:cs="Times New Roman"/>
+        </w:rPr>
+        <w:t>Led member onboarding program and coordinated weekly development sessions</w:t>
       </w:r>
     </w:p>
     <w:p>
@@ -1475,15 +2176,122 @@
           <w:sz w:val="22"/>
           <w:szCs w:val="22"/>
         </w:rPr>
-        <w:t xml:space="preserve">Led emergency responses and executed </w:t>
-      </w:r>
-      <w:r>
-        <w:rPr>
-          <w:bCs/>
-          <w:sz w:val="22"/>
-          <w:szCs w:val="22"/>
-        </w:rPr>
-        <w:t>many high-pressure rescue protocols</w:t>
+        <w:t>Organized and attended philanthropic events supporting national charities</w:t>
+      </w:r>
+    </w:p>
+    <w:p>
+      <w:pPr>
+        <w:spacing w:after="0" w:line="240" w:lineRule="auto"/>
+        <w:rPr>
+          <w:rFonts w:ascii="Times New Roman" w:hAnsi="Times New Roman" w:cs="Times New Roman"/>
+          <w:bCs/>
+          <w:szCs w:val="21"/>
+        </w:rPr>
+      </w:pPr>
+      <w:r>
+        <w:rPr>
+          <w:rFonts w:ascii="Times New Roman" w:hAnsi="Times New Roman" w:cs="Times New Roman"/>
+          <w:b/>
+          <w:szCs w:val="21"/>
+        </w:rPr>
+        <w:t>A Cappella</w:t>
+      </w:r>
+      <w:r>
+        <w:rPr>
+          <w:rFonts w:ascii="Times New Roman" w:hAnsi="Times New Roman" w:cs="Times New Roman"/>
+          <w:b/>
+          <w:szCs w:val="21"/>
+        </w:rPr>
+        <w:t xml:space="preserve"> </w:t>
+      </w:r>
+      <w:r>
+        <w:rPr>
+          <w:rFonts w:ascii="Times New Roman" w:hAnsi="Times New Roman" w:cs="Times New Roman"/>
+          <w:b/>
+          <w:szCs w:val="21"/>
+        </w:rPr>
+        <w:t xml:space="preserve">| </w:t>
+      </w:r>
+      <w:r>
+        <w:rPr>
+          <w:rFonts w:ascii="Times New Roman" w:hAnsi="Times New Roman" w:cs="Times New Roman"/>
+          <w:bCs/>
+          <w:szCs w:val="21"/>
+        </w:rPr>
+        <w:t xml:space="preserve">Web Developer, </w:t>
+      </w:r>
+      <w:r>
+        <w:rPr>
+          <w:rFonts w:ascii="Times New Roman" w:hAnsi="Times New Roman" w:cs="Times New Roman"/>
+          <w:bCs/>
+          <w:szCs w:val="21"/>
+        </w:rPr>
+        <w:t>Member</w:t>
+      </w:r>
+      <w:r>
+        <w:rPr>
+          <w:rFonts w:ascii="Times New Roman" w:hAnsi="Times New Roman" w:cs="Times New Roman"/>
+          <w:bCs/>
+          <w:szCs w:val="21"/>
+        </w:rPr>
+        <w:t xml:space="preserve"> </w:t>
+      </w:r>
+      <w:r>
+        <w:rPr>
+          <w:rFonts w:ascii="Times New Roman" w:hAnsi="Times New Roman" w:cs="Times New Roman"/>
+          <w:bCs/>
+          <w:i/>
+          <w:iCs/>
+          <w:szCs w:val="21"/>
+        </w:rPr>
+        <w:t>(</w:t>
+      </w:r>
+      <w:r>
+        <w:rPr>
+          <w:rFonts w:ascii="Times New Roman" w:hAnsi="Times New Roman" w:cs="Times New Roman"/>
+          <w:bCs/>
+          <w:i/>
+          <w:iCs/>
+          <w:szCs w:val="21"/>
+        </w:rPr>
+        <w:t xml:space="preserve">Sept </w:t>
+      </w:r>
+      <w:r>
+        <w:rPr>
+          <w:rFonts w:ascii="Times New Roman" w:hAnsi="Times New Roman" w:cs="Times New Roman"/>
+          <w:bCs/>
+          <w:i/>
+          <w:iCs/>
+          <w:szCs w:val="21"/>
+        </w:rPr>
+        <w:t>2023-Present)</w:t>
+      </w:r>
+      <w:r>
+        <w:rPr>
+          <w:rFonts w:ascii="Times New Roman" w:hAnsi="Times New Roman" w:cs="Times New Roman"/>
+          <w:bCs/>
+          <w:szCs w:val="21"/>
+        </w:rPr>
+        <w:t xml:space="preserve"> | </w:t>
+      </w:r>
+      <w:hyperlink r:id="rId16" w:history="1">
+        <w:r>
+          <w:rPr>
+            <w:rStyle w:val="Hyperlink"/>
+            <w:rFonts w:ascii="Times New Roman" w:hAnsi="Times New Roman" w:cs="Times New Roman"/>
+            <w:bCs/>
+            <w:szCs w:val="21"/>
+          </w:rPr>
+          <w:t>https://vuminorproblem.netlify.app/</w:t>
+        </w:r>
+      </w:hyperlink>
+      <w:r>
+        <w:rPr>
+          <w:rFonts w:ascii="Times New Roman" w:hAnsi="Times New Roman" w:cs="Times New Roman"/>
+          <w:bCs/>
+          <w:szCs w:val="21"/>
+        </w:rPr>
+        <w:t xml:space="preserve"> </w:t>
       </w:r>
     </w:p>
     <w:p>
@@ -1506,7 +2314,7 @@
           <w:sz w:val="22"/>
           <w:szCs w:val="22"/>
         </w:rPr>
-        <w:t xml:space="preserve">Trained new staff in CPR, water rescue, </w:t>
+        <w:t xml:space="preserve">Developed and maintained an interactive website for the </w:t>
       </w:r>
       <w:r>
         <w:rPr>
@@ -1514,7 +2322,7 @@
           <w:sz w:val="22"/>
           <w:szCs w:val="22"/>
         </w:rPr>
-        <w:t>risk assessment</w:t>
+        <w:t>organization</w:t>
       </w:r>
       <w:r>
         <w:rPr>
@@ -1522,107 +2330,7 @@
           <w:sz w:val="22"/>
           <w:szCs w:val="22"/>
         </w:rPr>
-        <w:t>/</w:t>
-      </w:r>
-      <w:r>
-        <w:rPr>
-          <w:bCs/>
-          <w:sz w:val="22"/>
-          <w:szCs w:val="22"/>
-        </w:rPr>
-        <w:t>prevention, and beach safety procedures</w:t>
-      </w:r>
-    </w:p>
-    <w:p>
-      <w:pPr>
-        <w:spacing w:after="0" w:line="240" w:lineRule="auto"/>
-        <w:rPr>
-          <w:rFonts w:ascii="Times New Roman" w:hAnsi="Times New Roman" w:cs="Times New Roman"/>
-          <w:b/>
-          <w:szCs w:val="21"/>
-        </w:rPr>
-      </w:pPr>
-    </w:p>
-    <w:p>
-      <w:pPr>
-        <w:spacing w:after="0" w:line="240" w:lineRule="auto"/>
-        <w:rPr>
-          <w:rFonts w:ascii="Times New Roman" w:hAnsi="Times New Roman" w:cs="Times New Roman"/>
-          <w:bCs/>
-          <w:szCs w:val="21"/>
-        </w:rPr>
-      </w:pPr>
-      <w:r>
-        <w:rPr>
-          <w:rFonts w:ascii="Times New Roman" w:hAnsi="Times New Roman" w:cs="Times New Roman"/>
-          <w:b/>
-          <w:szCs w:val="21"/>
-        </w:rPr>
-        <w:t xml:space="preserve">Villanova University </w:t>
-      </w:r>
-      <w:r>
-        <w:rPr>
-          <w:rFonts w:ascii="Times New Roman" w:hAnsi="Times New Roman" w:cs="Times New Roman"/>
-          <w:b/>
-          <w:szCs w:val="21"/>
-        </w:rPr>
-        <w:t>A Cappella</w:t>
-      </w:r>
-      <w:r>
-        <w:rPr>
-          <w:rFonts w:ascii="Times New Roman" w:hAnsi="Times New Roman" w:cs="Times New Roman"/>
-          <w:b/>
-          <w:szCs w:val="21"/>
-        </w:rPr>
-        <w:t xml:space="preserve"> </w:t>
-      </w:r>
-      <w:r>
-        <w:rPr>
-          <w:rFonts w:ascii="Times New Roman" w:hAnsi="Times New Roman" w:cs="Times New Roman"/>
-          <w:b/>
-          <w:szCs w:val="21"/>
-        </w:rPr>
-        <w:t xml:space="preserve">| </w:t>
-      </w:r>
-      <w:r>
-        <w:rPr>
-          <w:rFonts w:ascii="Times New Roman" w:hAnsi="Times New Roman" w:cs="Times New Roman"/>
-          <w:bCs/>
-          <w:szCs w:val="21"/>
-        </w:rPr>
-        <w:t>Web Developer, V</w:t>
-      </w:r>
-      <w:r>
-        <w:rPr>
-          <w:rFonts w:ascii="Times New Roman" w:hAnsi="Times New Roman" w:cs="Times New Roman"/>
-          <w:bCs/>
-          <w:szCs w:val="21"/>
-        </w:rPr>
-        <w:t xml:space="preserve">ocal Percussionist </w:t>
-      </w:r>
-      <w:r>
-        <w:rPr>
-          <w:rFonts w:ascii="Times New Roman" w:hAnsi="Times New Roman" w:cs="Times New Roman"/>
-          <w:bCs/>
-          <w:i/>
-          <w:iCs/>
-          <w:szCs w:val="21"/>
-        </w:rPr>
-        <w:t>(2023-Present)</w:t>
-      </w:r>
-      <w:r>
-        <w:rPr>
-          <w:rFonts w:ascii="Times New Roman" w:hAnsi="Times New Roman" w:cs="Times New Roman"/>
-          <w:bCs/>
-          <w:szCs w:val="21"/>
-        </w:rPr>
-        <w:t xml:space="preserve"> </w:t>
-      </w:r>
-      <w:r>
-        <w:rPr>
-          <w:szCs w:val="21"/>
-        </w:rPr>
-        <w:t xml:space="preserve"> </w:t>
+        <w:t xml:space="preserve"> including set lists, events, and ticket pages </w:t>
       </w:r>
     </w:p>
     <w:p>
@@ -1645,30 +2353,15 @@
           <w:sz w:val="22"/>
           <w:szCs w:val="22"/>
         </w:rPr>
-        <w:t xml:space="preserve">Developed and maintained an interactive website for the group including set lists, events, and ticket pages </w:t>
-      </w:r>
-    </w:p>
-    <w:p>
-      <w:pPr>
-        <w:pStyle w:val="ListParagraph"/>
-        <w:numPr>
-          <w:ilvl w:val="0"/>
-          <w:numId w:val="32"/>
-        </w:numPr>
-        <w:spacing w:line="240" w:lineRule="auto"/>
-        <w:jc w:val="left"/>
-        <w:rPr>
-          <w:b/>
-          <w:szCs w:val="21"/>
-        </w:rPr>
-      </w:pPr>
+        <w:t>Coordinated rehearsals, soundchecks, and performances as a group</w:t>
+      </w:r>
       <w:r>
         <w:rPr>
           <w:bCs/>
           <w:sz w:val="22"/>
           <w:szCs w:val="22"/>
         </w:rPr>
-        <w:t>Coordinated rehearsals, soundchecks, and performances as a group</w:t>
+        <w:t xml:space="preserve"> of </w:t>
       </w:r>
       <w:r>
         <w:rPr>
@@ -1676,52 +2369,13 @@
           <w:sz w:val="22"/>
           <w:szCs w:val="22"/>
         </w:rPr>
-        <w:t xml:space="preserve"> of </w:t>
-      </w:r>
-      <w:r>
-        <w:rPr>
-          <w:bCs/>
-          <w:sz w:val="22"/>
-          <w:szCs w:val="22"/>
-        </w:rPr>
         <w:t>10+ students</w:t>
-      </w:r>
-    </w:p>
-    <w:p>
-      <w:pPr>
-        <w:pStyle w:val="ListParagraph"/>
-        <w:numPr>
-          <w:ilvl w:val="0"/>
-          <w:numId w:val="32"/>
-        </w:numPr>
-        <w:spacing w:line="240" w:lineRule="auto"/>
-        <w:jc w:val="left"/>
-        <w:rPr>
-          <w:b/>
-          <w:szCs w:val="21"/>
-        </w:rPr>
-      </w:pPr>
-      <w:r>
-        <w:rPr>
-          <w:bCs/>
-          <w:sz w:val="22"/>
-          <w:szCs w:val="22"/>
-        </w:rPr>
-        <w:t>Worked as a team to ens</w:t>
-      </w:r>
-      <w:r>
-        <w:rPr>
-          <w:bCs/>
-          <w:sz w:val="22"/>
-          <w:szCs w:val="22"/>
-        </w:rPr>
-        <w:t>ure quality and consistency</w:t>
       </w:r>
     </w:p>
     <w:sectPr>
       <w:type w:val="continuous"/>
       <w:pgSz w:w="12240" w:h="15840"/>
-      <w:pgMar w:top="990" w:right="720" w:bottom="720" w:left="720" w:header="720" w:footer="720" w:gutter="0"/>
+      <w:pgMar w:top="720" w:right="720" w:bottom="720" w:left="720" w:header="720" w:footer="720" w:gutter="0"/>
       <w:cols w:space="720"/>
       <w:docGrid w:linePitch="299"/>
     </w:sectPr>
@@ -1800,8 +2454,7 @@
       <w:pStyle w:val="NoSpacing"/>
       <w:rPr>
         <w:rFonts w:ascii="Times New Roman" w:hAnsi="Times New Roman" w:cs="Times New Roman"/>
-        <w:b/>
-        <w:sz w:val="52"/>
+        <w:sz w:val="20"/>
         <w:szCs w:val="20"/>
       </w:rPr>
     </w:pPr>
@@ -1812,6 +2465,22 @@
         <w:sz w:val="56"/>
       </w:rPr>
       <w:t>Ryan Riccio</w:t>
+    </w:r>
+    <w:r>
+      <w:rPr>
+        <w:rFonts w:ascii="Times New Roman" w:hAnsi="Times New Roman" w:cs="Times New Roman"/>
+        <w:b/>
+        <w:sz w:val="56"/>
+      </w:rPr>
+      <w:t xml:space="preserve"> </w:t>
+    </w:r>
+    <w:r>
+      <w:rPr>
+        <w:rFonts w:ascii="Times New Roman" w:hAnsi="Times New Roman" w:cs="Times New Roman"/>
+        <w:sz w:val="20"/>
+        <w:szCs w:val="20"/>
+      </w:rPr>
+      <w:t xml:space="preserve">| Trumbull, CT </w:t>
     </w:r>
   </w:p>
   <w:p>
@@ -1829,7 +2498,7 @@
         <w:sz w:val="20"/>
         <w:szCs w:val="20"/>
       </w:rPr>
-      <w:t xml:space="preserve">Trumbull, CT | 203-258-6252 | </w:t>
+      <w:t xml:space="preserve">203-258-6252 | </w:t>
     </w:r>
     <w:hyperlink r:id="rId1" w:history="1">
       <w:r>
@@ -1850,60 +2519,40 @@
       </w:rPr>
       <w:t xml:space="preserve"> </w:t>
     </w:r>
-  </w:p>
-  <w:p>
-    <w:pPr>
-      <w:pStyle w:val="NoSpacing"/>
+    <w:r>
       <w:rPr>
         <w:rFonts w:ascii="Times New Roman" w:hAnsi="Times New Roman" w:cs="Times New Roman"/>
         <w:sz w:val="20"/>
         <w:szCs w:val="20"/>
       </w:rPr>
-    </w:pPr>
+      <w:t xml:space="preserve">| </w:t>
+    </w:r>
+    <w:hyperlink r:id="rId2" w:history="1">
+      <w:r>
+        <w:rPr>
+          <w:rStyle w:val="Hyperlink"/>
+          <w:rFonts w:ascii="Times New Roman" w:hAnsi="Times New Roman" w:cs="Times New Roman"/>
+          <w:sz w:val="20"/>
+          <w:szCs w:val="20"/>
+        </w:rPr>
+        <w:t>https://www.linkedin.com/in/ryan-riccio-541875270/</w:t>
+      </w:r>
+    </w:hyperlink>
     <w:r>
       <w:rPr>
         <w:rFonts w:ascii="Times New Roman" w:hAnsi="Times New Roman" w:cs="Times New Roman"/>
         <w:sz w:val="20"/>
         <w:szCs w:val="20"/>
       </w:rPr>
-      <w:t xml:space="preserve">LinkedIn: </w:t>
+      <w:t xml:space="preserve"> </w:t>
     </w:r>
-    <w:hyperlink r:id="rId2" w:history="1">
-      <w:r>
-        <w:rPr>
-          <w:rStyle w:val="Hyperlink"/>
-          <w:rFonts w:ascii="Times New Roman" w:hAnsi="Times New Roman" w:cs="Times New Roman"/>
-          <w:sz w:val="20"/>
-          <w:szCs w:val="20"/>
-        </w:rPr>
-        <w:t>https://www.linkedin.com/in/ryan-riccio-541875270/</w:t>
-      </w:r>
-    </w:hyperlink>
     <w:r>
       <w:rPr>
         <w:rFonts w:ascii="Times New Roman" w:hAnsi="Times New Roman" w:cs="Times New Roman"/>
         <w:sz w:val="20"/>
         <w:szCs w:val="20"/>
       </w:rPr>
-      <w:t xml:space="preserve"> </w:t>
-    </w:r>
-  </w:p>
-  <w:p>
-    <w:pPr>
-      <w:pStyle w:val="NoSpacing"/>
-      <w:rPr>
-        <w:rFonts w:ascii="Times New Roman" w:hAnsi="Times New Roman" w:cs="Times New Roman"/>
-        <w:sz w:val="20"/>
-        <w:szCs w:val="20"/>
-      </w:rPr>
-    </w:pPr>
-    <w:r>
-      <w:rPr>
-        <w:rFonts w:ascii="Times New Roman" w:hAnsi="Times New Roman" w:cs="Times New Roman"/>
-        <w:sz w:val="20"/>
-        <w:szCs w:val="20"/>
-      </w:rPr>
-      <w:t xml:space="preserve">GitHub: </w:t>
+      <w:t xml:space="preserve">| </w:t>
     </w:r>
     <w:hyperlink r:id="rId3" w:history="1">
       <w:r>
@@ -4899,6 +5548,119 @@
     </w:lvl>
   </w:abstractNum>
   <w:abstractNum w:abstractNumId="25" w15:restartNumberingAfterBreak="0">
+    <w:nsid w:val="6E114372"/>
+    <w:multiLevelType w:val="hybridMultilevel"/>
+    <w:tmpl w:val="78B67B6C"/>
+    <w:lvl w:ilvl="0" w:tplc="04090001">
+      <w:start w:val="1"/>
+      <w:numFmt w:val="bullet"/>
+      <w:lvlText w:val=""/>
+      <w:lvlJc w:val="left"/>
+      <w:pPr>
+        <w:ind w:left="720" w:hanging="360"/>
+      </w:pPr>
+      <w:rPr>
+        <w:rFonts w:ascii="Symbol" w:hAnsi="Symbol" w:hint="default"/>
+      </w:rPr>
+    </w:lvl>
+    <w:lvl w:ilvl="1" w:tplc="04090003" w:tentative="1">
+      <w:start w:val="1"/>
+      <w:numFmt w:val="bullet"/>
+      <w:lvlText w:val="o"/>
+      <w:lvlJc w:val="left"/>
+      <w:pPr>
+        <w:ind w:left="1440" w:hanging="360"/>
+      </w:pPr>
+      <w:rPr>
+        <w:rFonts w:ascii="Courier New" w:hAnsi="Courier New" w:cs="Courier New" w:hint="default"/>
+      </w:rPr>
+    </w:lvl>
+    <w:lvl w:ilvl="2" w:tplc="04090005" w:tentative="1">
+      <w:start w:val="1"/>
+      <w:numFmt w:val="bullet"/>
+      <w:lvlText w:val=""/>
+      <w:lvlJc w:val="left"/>
+      <w:pPr>
+        <w:ind w:left="2160" w:hanging="360"/>
+      </w:pPr>
+      <w:rPr>
+        <w:rFonts w:ascii="Wingdings" w:hAnsi="Wingdings" w:hint="default"/>
+      </w:rPr>
+    </w:lvl>
+    <w:lvl w:ilvl="3" w:tplc="04090001" w:tentative="1">
+      <w:start w:val="1"/>
+      <w:numFmt w:val="bullet"/>
+      <w:lvlText w:val=""/>
+      <w:lvlJc w:val="left"/>
+      <w:pPr>
+        <w:ind w:left="2880" w:hanging="360"/>
+      </w:pPr>
+      <w:rPr>
+        <w:rFonts w:ascii="Symbol" w:hAnsi="Symbol" w:hint="default"/>
+      </w:rPr>
+    </w:lvl>
+    <w:lvl w:ilvl="4" w:tplc="04090003" w:tentative="1">
+      <w:start w:val="1"/>
+      <w:numFmt w:val="bullet"/>
+      <w:lvlText w:val="o"/>
+      <w:lvlJc w:val="left"/>
+      <w:pPr>
+        <w:ind w:left="3600" w:hanging="360"/>
+      </w:pPr>
+      <w:rPr>
+        <w:rFonts w:ascii="Courier New" w:hAnsi="Courier New" w:cs="Courier New" w:hint="default"/>
+      </w:rPr>
+    </w:lvl>
+    <w:lvl w:ilvl="5" w:tplc="04090005" w:tentative="1">
+      <w:start w:val="1"/>
+      <w:numFmt w:val="bullet"/>
+      <w:lvlText w:val=""/>
+      <w:lvlJc w:val="left"/>
+      <w:pPr>
+        <w:ind w:left="4320" w:hanging="360"/>
+      </w:pPr>
+      <w:rPr>
+        <w:rFonts w:ascii="Wingdings" w:hAnsi="Wingdings" w:hint="default"/>
+      </w:rPr>
+    </w:lvl>
+    <w:lvl w:ilvl="6" w:tplc="04090001" w:tentative="1">
+      <w:start w:val="1"/>
+      <w:numFmt w:val="bullet"/>
+      <w:lvlText w:val=""/>
+      <w:lvlJc w:val="left"/>
+      <w:pPr>
+        <w:ind w:left="5040" w:hanging="360"/>
+      </w:pPr>
+      <w:rPr>
+        <w:rFonts w:ascii="Symbol" w:hAnsi="Symbol" w:hint="default"/>
+      </w:rPr>
+    </w:lvl>
+    <w:lvl w:ilvl="7" w:tplc="04090003" w:tentative="1">
+      <w:start w:val="1"/>
+      <w:numFmt w:val="bullet"/>
+      <w:lvlText w:val="o"/>
+      <w:lvlJc w:val="left"/>
+      <w:pPr>
+        <w:ind w:left="5760" w:hanging="360"/>
+      </w:pPr>
+      <w:rPr>
+        <w:rFonts w:ascii="Courier New" w:hAnsi="Courier New" w:cs="Courier New" w:hint="default"/>
+      </w:rPr>
+    </w:lvl>
+    <w:lvl w:ilvl="8" w:tplc="04090005" w:tentative="1">
+      <w:start w:val="1"/>
+      <w:numFmt w:val="bullet"/>
+      <w:lvlText w:val=""/>
+      <w:lvlJc w:val="left"/>
+      <w:pPr>
+        <w:ind w:left="6480" w:hanging="360"/>
+      </w:pPr>
+      <w:rPr>
+        <w:rFonts w:ascii="Wingdings" w:hAnsi="Wingdings" w:hint="default"/>
+      </w:rPr>
+    </w:lvl>
+  </w:abstractNum>
+  <w:abstractNum w:abstractNumId="26" w15:restartNumberingAfterBreak="0">
     <w:nsid w:val="6EE33D91"/>
     <w:multiLevelType w:val="hybridMultilevel"/>
     <w:tmpl w:val="5FE4030E"/>
@@ -5011,7 +5773,7 @@
       </w:rPr>
     </w:lvl>
   </w:abstractNum>
-  <w:abstractNum w:abstractNumId="26" w15:restartNumberingAfterBreak="0">
+  <w:abstractNum w:abstractNumId="27" w15:restartNumberingAfterBreak="0">
     <w:nsid w:val="70926E16"/>
     <w:multiLevelType w:val="hybridMultilevel"/>
     <w:tmpl w:val="37DC4CE6"/>
@@ -5124,7 +5886,7 @@
       </w:rPr>
     </w:lvl>
   </w:abstractNum>
-  <w:abstractNum w:abstractNumId="27" w15:restartNumberingAfterBreak="0">
+  <w:abstractNum w:abstractNumId="28" w15:restartNumberingAfterBreak="0">
     <w:nsid w:val="7311174A"/>
     <w:multiLevelType w:val="hybridMultilevel"/>
     <w:tmpl w:val="61BE2274"/>
@@ -5237,7 +5999,7 @@
       </w:rPr>
     </w:lvl>
   </w:abstractNum>
-  <w:abstractNum w:abstractNumId="28" w15:restartNumberingAfterBreak="0">
+  <w:abstractNum w:abstractNumId="29" w15:restartNumberingAfterBreak="0">
     <w:nsid w:val="74704C0E"/>
     <w:multiLevelType w:val="hybridMultilevel"/>
     <w:tmpl w:val="CDCCBAA0"/>
@@ -5350,7 +6112,120 @@
       </w:rPr>
     </w:lvl>
   </w:abstractNum>
-  <w:abstractNum w:abstractNumId="29" w15:restartNumberingAfterBreak="0">
+  <w:abstractNum w:abstractNumId="30" w15:restartNumberingAfterBreak="0">
+    <w:nsid w:val="750A549B"/>
+    <w:multiLevelType w:val="hybridMultilevel"/>
+    <w:tmpl w:val="260AB8A8"/>
+    <w:lvl w:ilvl="0" w:tplc="04090001">
+      <w:start w:val="1"/>
+      <w:numFmt w:val="bullet"/>
+      <w:lvlText w:val=""/>
+      <w:lvlJc w:val="left"/>
+      <w:pPr>
+        <w:ind w:left="720" w:hanging="360"/>
+      </w:pPr>
+      <w:rPr>
+        <w:rFonts w:ascii="Symbol" w:hAnsi="Symbol" w:hint="default"/>
+      </w:rPr>
+    </w:lvl>
+    <w:lvl w:ilvl="1" w:tplc="04090003" w:tentative="1">
+      <w:start w:val="1"/>
+      <w:numFmt w:val="bullet"/>
+      <w:lvlText w:val="o"/>
+      <w:lvlJc w:val="left"/>
+      <w:pPr>
+        <w:ind w:left="1440" w:hanging="360"/>
+      </w:pPr>
+      <w:rPr>
+        <w:rFonts w:ascii="Courier New" w:hAnsi="Courier New" w:cs="Courier New" w:hint="default"/>
+      </w:rPr>
+    </w:lvl>
+    <w:lvl w:ilvl="2" w:tplc="04090005" w:tentative="1">
+      <w:start w:val="1"/>
+      <w:numFmt w:val="bullet"/>
+      <w:lvlText w:val=""/>
+      <w:lvlJc w:val="left"/>
+      <w:pPr>
+        <w:ind w:left="2160" w:hanging="360"/>
+      </w:pPr>
+      <w:rPr>
+        <w:rFonts w:ascii="Wingdings" w:hAnsi="Wingdings" w:hint="default"/>
+      </w:rPr>
+    </w:lvl>
+    <w:lvl w:ilvl="3" w:tplc="04090001" w:tentative="1">
+      <w:start w:val="1"/>
+      <w:numFmt w:val="bullet"/>
+      <w:lvlText w:val=""/>
+      <w:lvlJc w:val="left"/>
+      <w:pPr>
+        <w:ind w:left="2880" w:hanging="360"/>
+      </w:pPr>
+      <w:rPr>
+        <w:rFonts w:ascii="Symbol" w:hAnsi="Symbol" w:hint="default"/>
+      </w:rPr>
+    </w:lvl>
+    <w:lvl w:ilvl="4" w:tplc="04090003" w:tentative="1">
+      <w:start w:val="1"/>
+      <w:numFmt w:val="bullet"/>
+      <w:lvlText w:val="o"/>
+      <w:lvlJc w:val="left"/>
+      <w:pPr>
+        <w:ind w:left="3600" w:hanging="360"/>
+      </w:pPr>
+      <w:rPr>
+        <w:rFonts w:ascii="Courier New" w:hAnsi="Courier New" w:cs="Courier New" w:hint="default"/>
+      </w:rPr>
+    </w:lvl>
+    <w:lvl w:ilvl="5" w:tplc="04090005" w:tentative="1">
+      <w:start w:val="1"/>
+      <w:numFmt w:val="bullet"/>
+      <w:lvlText w:val=""/>
+      <w:lvlJc w:val="left"/>
+      <w:pPr>
+        <w:ind w:left="4320" w:hanging="360"/>
+      </w:pPr>
+      <w:rPr>
+        <w:rFonts w:ascii="Wingdings" w:hAnsi="Wingdings" w:hint="default"/>
+      </w:rPr>
+    </w:lvl>
+    <w:lvl w:ilvl="6" w:tplc="04090001" w:tentative="1">
+      <w:start w:val="1"/>
+      <w:numFmt w:val="bullet"/>
+      <w:lvlText w:val=""/>
+      <w:lvlJc w:val="left"/>
+      <w:pPr>
+        <w:ind w:left="5040" w:hanging="360"/>
+      </w:pPr>
+      <w:rPr>
+        <w:rFonts w:ascii="Symbol" w:hAnsi="Symbol" w:hint="default"/>
+      </w:rPr>
+    </w:lvl>
+    <w:lvl w:ilvl="7" w:tplc="04090003" w:tentative="1">
+      <w:start w:val="1"/>
+      <w:numFmt w:val="bullet"/>
+      <w:lvlText w:val="o"/>
+      <w:lvlJc w:val="left"/>
+      <w:pPr>
+        <w:ind w:left="5760" w:hanging="360"/>
+      </w:pPr>
+      <w:rPr>
+        <w:rFonts w:ascii="Courier New" w:hAnsi="Courier New" w:cs="Courier New" w:hint="default"/>
+      </w:rPr>
+    </w:lvl>
+    <w:lvl w:ilvl="8" w:tplc="04090005" w:tentative="1">
+      <w:start w:val="1"/>
+      <w:numFmt w:val="bullet"/>
+      <w:lvlText w:val=""/>
+      <w:lvlJc w:val="left"/>
+      <w:pPr>
+        <w:ind w:left="6480" w:hanging="360"/>
+      </w:pPr>
+      <w:rPr>
+        <w:rFonts w:ascii="Wingdings" w:hAnsi="Wingdings" w:hint="default"/>
+      </w:rPr>
+    </w:lvl>
+  </w:abstractNum>
+  <w:abstractNum w:abstractNumId="31" w15:restartNumberingAfterBreak="0">
     <w:nsid w:val="760C71E3"/>
     <w:multiLevelType w:val="hybridMultilevel"/>
     <w:tmpl w:val="B928D2EE"/>
@@ -5463,7 +6338,7 @@
       </w:rPr>
     </w:lvl>
   </w:abstractNum>
-  <w:abstractNum w:abstractNumId="30" w15:restartNumberingAfterBreak="0">
+  <w:abstractNum w:abstractNumId="32" w15:restartNumberingAfterBreak="0">
     <w:nsid w:val="79D40C87"/>
     <w:multiLevelType w:val="hybridMultilevel"/>
     <w:tmpl w:val="002C0C88"/>
@@ -5576,7 +6451,7 @@
       </w:rPr>
     </w:lvl>
   </w:abstractNum>
-  <w:abstractNum w:abstractNumId="31" w15:restartNumberingAfterBreak="0">
+  <w:abstractNum w:abstractNumId="33" w15:restartNumberingAfterBreak="0">
     <w:nsid w:val="7CB15B39"/>
     <w:multiLevelType w:val="hybridMultilevel"/>
     <w:tmpl w:val="B9347F72"/>
@@ -5689,7 +6564,7 @@
       </w:rPr>
     </w:lvl>
   </w:abstractNum>
-  <w:abstractNum w:abstractNumId="32" w15:restartNumberingAfterBreak="0">
+  <w:abstractNum w:abstractNumId="34" w15:restartNumberingAfterBreak="0">
     <w:nsid w:val="7E76564B"/>
     <w:multiLevelType w:val="hybridMultilevel"/>
     <w:tmpl w:val="6C2EA580"/>
@@ -5815,7 +6690,7 @@
     <w:abstractNumId w:val="24"/>
   </w:num>
   <w:num w:numId="5" w16cid:durableId="335772293">
-    <w:abstractNumId w:val="32"/>
+    <w:abstractNumId w:val="34"/>
   </w:num>
   <w:num w:numId="6" w16cid:durableId="979653090">
     <w:abstractNumId w:val="13"/>
@@ -5827,10 +6702,10 @@
     <w:abstractNumId w:val="0"/>
   </w:num>
   <w:num w:numId="9" w16cid:durableId="947473179">
-    <w:abstractNumId w:val="29"/>
+    <w:abstractNumId w:val="31"/>
   </w:num>
   <w:num w:numId="10" w16cid:durableId="2013558012">
-    <w:abstractNumId w:val="31"/>
+    <w:abstractNumId w:val="33"/>
   </w:num>
   <w:num w:numId="11" w16cid:durableId="2047170384">
     <w:abstractNumId w:val="7"/>
@@ -5839,7 +6714,7 @@
     <w:abstractNumId w:val="19"/>
   </w:num>
   <w:num w:numId="13" w16cid:durableId="1811828364">
-    <w:abstractNumId w:val="25"/>
+    <w:abstractNumId w:val="26"/>
   </w:num>
   <w:num w:numId="14" w16cid:durableId="1848210204">
     <w:abstractNumId w:val="9"/>
@@ -5860,13 +6735,13 @@
     <w:abstractNumId w:val="21"/>
   </w:num>
   <w:num w:numId="20" w16cid:durableId="1804731797">
-    <w:abstractNumId w:val="28"/>
+    <w:abstractNumId w:val="29"/>
   </w:num>
   <w:num w:numId="21" w16cid:durableId="401028656">
     <w:abstractNumId w:val="5"/>
   </w:num>
   <w:num w:numId="22" w16cid:durableId="1882404171">
-    <w:abstractNumId w:val="27"/>
+    <w:abstractNumId w:val="28"/>
   </w:num>
   <w:num w:numId="23" w16cid:durableId="458572968">
     <w:abstractNumId w:val="15"/>
@@ -5875,10 +6750,10 @@
     <w:abstractNumId w:val="8"/>
   </w:num>
   <w:num w:numId="25" w16cid:durableId="1323854210">
-    <w:abstractNumId w:val="26"/>
+    <w:abstractNumId w:val="27"/>
   </w:num>
   <w:num w:numId="26" w16cid:durableId="488441845">
-    <w:abstractNumId w:val="30"/>
+    <w:abstractNumId w:val="32"/>
   </w:num>
   <w:num w:numId="27" w16cid:durableId="1270042282">
     <w:abstractNumId w:val="1"/>
@@ -5900,6 +6775,12 @@
   </w:num>
   <w:num w:numId="33" w16cid:durableId="1962808860">
     <w:abstractNumId w:val="14"/>
+  </w:num>
+  <w:num w:numId="34" w16cid:durableId="1729766971">
+    <w:abstractNumId w:val="25"/>
+  </w:num>
+  <w:num w:numId="35" w16cid:durableId="1542474656">
+    <w:abstractNumId w:val="30"/>
   </w:num>
 </w:numbering>
 </file>
